--- a/6. Modul 6 - Django.docx
+++ b/6. Modul 6 - Django.docx
@@ -505,13 +505,7 @@
         <w:rPr>
           <w:rFonts w:ascii="Calibri" w:hAnsi="Calibri" w:cs="Calibri"/>
         </w:rPr>
-        <w:t>, mulai dari sistem autentikasi, panel admin, hingga ORM (Object-Relational Mapper) yang kuat.</w:t>
-      </w:r>
-      <w:r>
-        <w:rPr>
-          <w:rFonts w:ascii="Calibri" w:hAnsi="Calibri" w:cs="Calibri"/>
-        </w:rPr>
-        <w:t xml:space="preserve"> </w:t>
+        <w:t xml:space="preserve">, mulai dari sistem autentikasi, panel admin, hingga ORM (Object-Relational Mapper) yang kuat. </w:t>
       </w:r>
       <w:bookmarkStart w:id="1" w:name="_Hlk208372867"/>
     </w:p>
@@ -1781,43 +1775,7 @@
         <w:rPr>
           <w:rFonts w:ascii="Calibri" w:hAnsi="Calibri" w:cs="Calibri"/>
         </w:rPr>
-        <w:t xml:space="preserve">Salah satu fitur paling </w:t>
-      </w:r>
-      <w:r>
-        <w:rPr>
-          <w:rFonts w:ascii="Calibri" w:hAnsi="Calibri" w:cs="Calibri"/>
-        </w:rPr>
-        <w:t>menonjol</w:t>
-      </w:r>
-      <w:r>
-        <w:rPr>
-          <w:rFonts w:ascii="Calibri" w:hAnsi="Calibri" w:cs="Calibri"/>
-        </w:rPr>
-        <w:t xml:space="preserve"> dari Django adalah antarmuka admin yang dibuat secara otomatis. Setelah </w:t>
-      </w:r>
-      <w:r>
-        <w:rPr>
-          <w:rFonts w:ascii="Calibri" w:hAnsi="Calibri" w:cs="Calibri"/>
-        </w:rPr>
-        <w:t>kita</w:t>
-      </w:r>
-      <w:r>
-        <w:rPr>
-          <w:rFonts w:ascii="Calibri" w:hAnsi="Calibri" w:cs="Calibri"/>
-        </w:rPr>
-        <w:t xml:space="preserve"> mendefinisikan model, </w:t>
-      </w:r>
-      <w:r>
-        <w:rPr>
-          <w:rFonts w:ascii="Calibri" w:hAnsi="Calibri" w:cs="Calibri"/>
-        </w:rPr>
-        <w:t>kita</w:t>
-      </w:r>
-      <w:r>
-        <w:rPr>
-          <w:rFonts w:ascii="Calibri" w:hAnsi="Calibri" w:cs="Calibri"/>
-        </w:rPr>
-        <w:t xml:space="preserve"> dapat mendaftarkannya ke panel admin hanya dengan beberapa baris kode. Django kemudian akan menyediakan antarmuka web yang fungsional untuk membuat, melihat, memperbarui, dan menghapus (</w:t>
+        <w:t>Salah satu fitur paling menonjol dari Django adalah antarmuka admin yang dibuat secara otomatis. Setelah kita mendefinisikan model, kita dapat mendaftarkannya ke panel admin hanya dengan beberapa baris kode. Django kemudian akan menyediakan antarmuka web yang fungsional untuk membuat, melihat, memperbarui, dan menghapus (</w:t>
       </w:r>
       <w:r>
         <w:rPr>
@@ -1984,25 +1942,7 @@
           <w:rFonts w:ascii="Calibri" w:hAnsi="Calibri" w:cs="Calibri"/>
         </w:rPr>
         <w:lastRenderedPageBreak/>
-        <w:t xml:space="preserve">Buat sebuah </w:t>
-      </w:r>
-      <w:r>
-        <w:rPr>
-          <w:rFonts w:ascii="Calibri" w:hAnsi="Calibri" w:cs="Calibri"/>
-        </w:rPr>
-        <w:t>folder</w:t>
-      </w:r>
-      <w:r>
-        <w:rPr>
-          <w:rFonts w:ascii="Calibri" w:hAnsi="Calibri" w:cs="Calibri"/>
-        </w:rPr>
-        <w:t xml:space="preserve"> baru untuk </w:t>
-      </w:r>
-      <w:r>
-        <w:rPr>
-          <w:rFonts w:ascii="Calibri" w:hAnsi="Calibri" w:cs="Calibri"/>
-        </w:rPr>
-        <w:t xml:space="preserve">kegiatan praktikum </w:t>
+        <w:t xml:space="preserve">Buat sebuah folder baru untuk kegiatan praktikum </w:t>
       </w:r>
       <w:r>
         <w:rPr>
@@ -2103,13 +2043,7 @@
         <w:rPr>
           <w:rFonts w:ascii="Calibri" w:hAnsi="Calibri" w:cs="Calibri"/>
         </w:rPr>
-        <w:t>A</w:t>
-      </w:r>
-      <w:r>
-        <w:rPr>
-          <w:rFonts w:ascii="Calibri" w:hAnsi="Calibri" w:cs="Calibri"/>
-        </w:rPr>
-        <w:t>ktifkan terminal pada visual studio code dengan klik</w:t>
+        <w:t>Aktifkan terminal pada visual studio code dengan klik</w:t>
       </w:r>
       <w:r>
         <w:t xml:space="preserve"> </w:t>
@@ -2376,6 +2310,15 @@
         </w:rPr>
         <w:t>myenv\Scripts\activate</w:t>
       </w:r>
+      <w:r>
+        <w:rPr>
+          <w:rFonts w:ascii="Consolas" w:hAnsi="Consolas" w:cs="Consolas"/>
+          <w:color w:val="5C5C5C"/>
+          <w:sz w:val="21"/>
+          <w:szCs w:val="21"/>
+        </w:rPr>
+        <w:t>.bat</w:t>
+      </w:r>
     </w:p>
     <w:p>
       <w:pPr>
@@ -2516,31 +2459,7 @@
           <w:iCs w:val="0"/>
           <w:color w:val="auto"/>
         </w:rPr>
-        <w:t xml:space="preserve">Langkah </w:t>
-      </w:r>
-      <w:r>
-        <w:rPr>
-          <w:rStyle w:val="selected"/>
-          <w:rFonts w:ascii="Calibri" w:hAnsi="Calibri" w:cs="Calibri"/>
-          <w:b/>
-          <w:bCs/>
-          <w:i w:val="0"/>
-          <w:iCs w:val="0"/>
-          <w:color w:val="auto"/>
-        </w:rPr>
-        <w:t>3</w:t>
-      </w:r>
-      <w:r>
-        <w:rPr>
-          <w:rStyle w:val="selected"/>
-          <w:rFonts w:ascii="Calibri" w:hAnsi="Calibri" w:cs="Calibri"/>
-          <w:b/>
-          <w:bCs/>
-          <w:i w:val="0"/>
-          <w:iCs w:val="0"/>
-          <w:color w:val="auto"/>
-        </w:rPr>
-        <w:t>: Membuat Proyek Django</w:t>
+        <w:t>Langkah 3: Membuat Proyek Django</w:t>
       </w:r>
     </w:p>
     <w:p>
@@ -3019,19 +2938,7 @@
         <w:rPr>
           <w:rStyle w:val="selected"/>
         </w:rPr>
-        <w:t xml:space="preserve">Jalankan server </w:t>
-      </w:r>
-      <w:r>
-        <w:rPr>
-          <w:rStyle w:val="selected"/>
-        </w:rPr>
-        <w:t>django</w:t>
-      </w:r>
-      <w:r>
-        <w:rPr>
-          <w:rStyle w:val="selected"/>
-        </w:rPr>
-        <w:t xml:space="preserve"> untuk pertama kalinya.</w:t>
+        <w:t>Jalankan server django untuk pertama kalinya.</w:t>
       </w:r>
     </w:p>
     <w:p>
@@ -3108,24 +3015,16 @@
           <w:ilvl w:val="0"/>
           <w:numId w:val="162"/>
         </w:numPr>
-      </w:pPr>
-      <w:r>
         <w:rPr>
           <w:rStyle w:val="selected"/>
-        </w:rPr>
-        <w:t xml:space="preserve">Buka </w:t>
-      </w:r>
+          <w:rFonts w:ascii="Times New Roman" w:hAnsi="Times New Roman"/>
+        </w:rPr>
+      </w:pPr>
       <w:r>
         <w:rPr>
           <w:rStyle w:val="selected"/>
         </w:rPr>
-        <w:t>browser</w:t>
-      </w:r>
-      <w:r>
-        <w:rPr>
-          <w:rStyle w:val="selected"/>
-        </w:rPr>
-        <w:t xml:space="preserve"> dan kunjungi </w:t>
+        <w:t xml:space="preserve">Buka browser dan kunjungi </w:t>
       </w:r>
       <w:hyperlink r:id="rId10" w:history="1">
         <w:r>
@@ -3192,6 +3091,65 @@
     </w:p>
     <w:p>
       <w:pPr>
+        <w:pStyle w:val="NormalWeb"/>
+        <w:ind w:left="720"/>
+        <w:jc w:val="center"/>
+      </w:pPr>
+      <w:r>
+        <w:lastRenderedPageBreak/>
+        <w:drawing>
+          <wp:inline distT="0" distB="0" distL="0" distR="0" wp14:anchorId="5AA09152" wp14:editId="7891F62D">
+            <wp:extent cx="2981325" cy="2753745"/>
+            <wp:effectExtent l="76200" t="76200" r="123825" b="142240"/>
+            <wp:docPr id="1108281389" name="Picture 1" descr="A screenshot of a computer&#10;&#10;AI-generated content may be incorrect."/>
+            <wp:cNvGraphicFramePr>
+              <a:graphicFrameLocks xmlns:a="http://schemas.openxmlformats.org/drawingml/2006/main" noChangeAspect="1"/>
+            </wp:cNvGraphicFramePr>
+            <a:graphic xmlns:a="http://schemas.openxmlformats.org/drawingml/2006/main">
+              <a:graphicData uri="http://schemas.openxmlformats.org/drawingml/2006/picture">
+                <pic:pic xmlns:pic="http://schemas.openxmlformats.org/drawingml/2006/picture">
+                  <pic:nvPicPr>
+                    <pic:cNvPr id="1108281389" name="Picture 1" descr="A screenshot of a computer&#10;&#10;AI-generated content may be incorrect."/>
+                    <pic:cNvPicPr/>
+                  </pic:nvPicPr>
+                  <pic:blipFill>
+                    <a:blip r:embed="rId11"/>
+                    <a:stretch>
+                      <a:fillRect/>
+                    </a:stretch>
+                  </pic:blipFill>
+                  <pic:spPr>
+                    <a:xfrm>
+                      <a:off x="0" y="0"/>
+                      <a:ext cx="2987200" cy="2759172"/>
+                    </a:xfrm>
+                    <a:prstGeom prst="rect">
+                      <a:avLst/>
+                    </a:prstGeom>
+                    <a:ln w="38100" cap="sq">
+                      <a:solidFill>
+                        <a:srgbClr val="000000"/>
+                      </a:solidFill>
+                      <a:prstDash val="solid"/>
+                      <a:miter lim="800000"/>
+                    </a:ln>
+                    <a:effectLst>
+                      <a:outerShdw blurRad="50800" dist="38100" dir="2700000" algn="tl" rotWithShape="0">
+                        <a:srgbClr val="000000">
+                          <a:alpha val="43000"/>
+                        </a:srgbClr>
+                      </a:outerShdw>
+                    </a:effectLst>
+                  </pic:spPr>
+                </pic:pic>
+              </a:graphicData>
+            </a:graphic>
+          </wp:inline>
+        </w:drawing>
+      </w:r>
+    </w:p>
+    <w:p>
+      <w:pPr>
         <w:pStyle w:val="Heading4"/>
         <w:rPr>
           <w:b/>
@@ -3210,7 +3168,6 @@
           <w:iCs w:val="0"/>
           <w:color w:val="auto"/>
         </w:rPr>
-        <w:lastRenderedPageBreak/>
         <w:t xml:space="preserve">Langkah </w:t>
       </w:r>
       <w:r>
@@ -4099,39 +4056,7 @@
           <w:b/>
           <w:bCs/>
         </w:rPr>
-        <w:t xml:space="preserve">Langkah </w:t>
-      </w:r>
-      <w:r>
-        <w:rPr>
-          <w:rFonts w:ascii="Calibri" w:hAnsi="Calibri" w:cs="Calibri"/>
-          <w:b/>
-          <w:bCs/>
-        </w:rPr>
-        <w:t>5</w:t>
-      </w:r>
-      <w:r>
-        <w:rPr>
-          <w:rFonts w:ascii="Calibri" w:hAnsi="Calibri" w:cs="Calibri"/>
-          <w:b/>
-          <w:bCs/>
-        </w:rPr>
-        <w:t xml:space="preserve">: </w:t>
-      </w:r>
-      <w:r>
-        <w:rPr>
-          <w:rFonts w:ascii="Calibri" w:hAnsi="Calibri" w:cs="Calibri"/>
-          <w:b/>
-          <w:bCs/>
-        </w:rPr>
-        <w:t>Membuat</w:t>
-      </w:r>
-      <w:r>
-        <w:rPr>
-          <w:rFonts w:ascii="Calibri" w:hAnsi="Calibri" w:cs="Calibri"/>
-          <w:b/>
-          <w:bCs/>
-        </w:rPr>
-        <w:t xml:space="preserve"> Model Post</w:t>
+        <w:t>Langkah 5: Membuat Model Post</w:t>
       </w:r>
     </w:p>
     <w:p>
@@ -4380,6 +4305,7 @@
           <w:sz w:val="21"/>
           <w:szCs w:val="21"/>
         </w:rPr>
+        <w:lastRenderedPageBreak/>
         <w:t>from</w:t>
       </w:r>
       <w:r>
@@ -5203,19 +5129,7 @@
         <w:rPr>
           <w:rFonts w:ascii="Calibri" w:hAnsi="Calibri" w:cs="Calibri"/>
         </w:rPr>
-        <w:t xml:space="preserve">ini </w:t>
-      </w:r>
-      <w:r>
-        <w:rPr>
-          <w:rFonts w:ascii="Calibri" w:hAnsi="Calibri" w:cs="Calibri"/>
-        </w:rPr>
-        <w:t>berisi</w:t>
-      </w:r>
-      <w:r>
-        <w:rPr>
-          <w:rFonts w:ascii="Calibri" w:hAnsi="Calibri" w:cs="Calibri"/>
-        </w:rPr>
-        <w:t xml:space="preserve"> atribut:</w:t>
+        <w:t>ini berisi atribut:</w:t>
       </w:r>
     </w:p>
     <w:p>
@@ -5231,7 +5145,6 @@
         <w:rPr>
           <w:rFonts w:ascii="Calibri" w:hAnsi="Calibri" w:cs="Calibri"/>
         </w:rPr>
-        <w:lastRenderedPageBreak/>
         <w:t>Penulis</w:t>
       </w:r>
       <w:r>
@@ -5451,29 +5364,7 @@
           <w:iCs w:val="0"/>
           <w:color w:val="auto"/>
         </w:rPr>
-        <w:t xml:space="preserve">Langkah </w:t>
-      </w:r>
-      <w:r>
-        <w:rPr>
-          <w:rStyle w:val="selected"/>
-          <w:b/>
-          <w:bCs/>
-          <w:i w:val="0"/>
-          <w:iCs w:val="0"/>
-          <w:color w:val="auto"/>
-        </w:rPr>
-        <w:t>6</w:t>
-      </w:r>
-      <w:r>
-        <w:rPr>
-          <w:rStyle w:val="selected"/>
-          <w:b/>
-          <w:bCs/>
-          <w:i w:val="0"/>
-          <w:iCs w:val="0"/>
-          <w:color w:val="auto"/>
-        </w:rPr>
-        <w:t>: Membuat dan Menjalankan Migrasi</w:t>
+        <w:t>Langkah 6: Membuat dan Menjalankan Migrasi</w:t>
       </w:r>
     </w:p>
     <w:p>
@@ -5562,56 +5453,6 @@
     <w:p>
       <w:pPr>
         <w:pStyle w:val="NormalWeb"/>
-        <w:ind w:left="720"/>
-      </w:pPr>
-      <w:r>
-        <w:rPr>
-          <w:rStyle w:val="selected"/>
-          <w:i/>
-          <w:iCs/>
-        </w:rPr>
-        <w:t>Output yang Diharapkan:</w:t>
-      </w:r>
-      <w:r>
-        <w:rPr>
-          <w:rStyle w:val="selected"/>
-        </w:rPr>
-        <w:t xml:space="preserve"> Terminal akan menampilkan bahwa sebuah file migrasi (misalnya </w:t>
-      </w:r>
-      <w:r>
-        <w:rPr>
-          <w:rStyle w:val="selected"/>
-          <w:rFonts w:ascii="Courier New" w:hAnsi="Courier New" w:cs="Courier New"/>
-          <w:sz w:val="20"/>
-          <w:szCs w:val="20"/>
-        </w:rPr>
-        <w:t>0001_initial.py</w:t>
-      </w:r>
-      <w:r>
-        <w:rPr>
-          <w:rStyle w:val="selected"/>
-        </w:rPr>
-        <w:t xml:space="preserve">) telah dibuat di dalam folder </w:t>
-      </w:r>
-      <w:r>
-        <w:rPr>
-          <w:rStyle w:val="selected"/>
-          <w:rFonts w:ascii="Courier New" w:hAnsi="Courier New" w:cs="Courier New"/>
-          <w:sz w:val="20"/>
-          <w:szCs w:val="20"/>
-        </w:rPr>
-        <w:t>blog/migrations</w:t>
-      </w:r>
-      <w:r>
-        <w:rPr>
-          <w:rStyle w:val="selected"/>
-        </w:rPr>
-        <w:t>.</w:t>
-      </w:r>
-    </w:p>
-    <w:p>
-      <w:pPr>
-        <w:pStyle w:val="NormalWeb"/>
         <w:numPr>
           <w:ilvl w:val="0"/>
           <w:numId w:val="171"/>
@@ -5730,6 +5571,7 @@
           <w:iCs w:val="0"/>
           <w:color w:val="auto"/>
         </w:rPr>
+        <w:lastRenderedPageBreak/>
         <w:t xml:space="preserve">Langkah </w:t>
       </w:r>
       <w:r>
@@ -6137,15 +5979,82 @@
       <w:pPr>
         <w:pStyle w:val="NormalWeb"/>
         <w:ind w:left="720"/>
-      </w:pPr>
-      <w:r>
         <w:rPr>
           <w:rStyle w:val="selected"/>
           <w:i/>
           <w:iCs/>
         </w:rPr>
-        <w:lastRenderedPageBreak/>
+      </w:pPr>
+      <w:r>
+        <w:rPr>
+          <w:rStyle w:val="selected"/>
+          <w:i/>
+          <w:iCs/>
+        </w:rPr>
         <w:t>Ikuti prompt untuk membuat username, email, dan password.</w:t>
+      </w:r>
+    </w:p>
+    <w:p>
+      <w:pPr>
+        <w:pStyle w:val="NormalWeb"/>
+        <w:ind w:left="720"/>
+        <w:rPr>
+          <w:rStyle w:val="selected"/>
+          <w:i/>
+          <w:iCs/>
+        </w:rPr>
+      </w:pPr>
+      <w:r>
+        <w:rPr>
+          <w:rStyle w:val="selected"/>
+          <w:i/>
+          <w:iCs/>
+        </w:rPr>
+        <w:t>Username : admin</w:t>
+      </w:r>
+    </w:p>
+    <w:p>
+      <w:pPr>
+        <w:pStyle w:val="NormalWeb"/>
+        <w:ind w:left="720"/>
+        <w:rPr>
+          <w:rStyle w:val="selected"/>
+          <w:i/>
+          <w:iCs/>
+        </w:rPr>
+      </w:pPr>
+      <w:r>
+        <w:rPr>
+          <w:rStyle w:val="selected"/>
+          <w:i/>
+          <w:iCs/>
+        </w:rPr>
+        <w:t xml:space="preserve">Email : </w:t>
+      </w:r>
+      <w:hyperlink r:id="rId12" w:history="1">
+        <w:r>
+          <w:rPr>
+            <w:rStyle w:val="Hyperlink"/>
+            <w:rFonts w:asciiTheme="minorHAnsi" w:hAnsiTheme="minorHAnsi"/>
+            <w:i/>
+            <w:iCs/>
+          </w:rPr>
+          <w:t>admin@admin.com</w:t>
+        </w:r>
+      </w:hyperlink>
+    </w:p>
+    <w:p>
+      <w:pPr>
+        <w:pStyle w:val="NormalWeb"/>
+        <w:ind w:left="720"/>
+      </w:pPr>
+      <w:r>
+        <w:rPr>
+          <w:rStyle w:val="selected"/>
+          <w:i/>
+          <w:iCs/>
+        </w:rPr>
+        <w:t>Password : 4dm1nptiums123</w:t>
       </w:r>
     </w:p>
     <w:p>
@@ -6280,6 +6189,7 @@
     </w:p>
     <w:p>
       <w:pPr>
+        <w:ind w:left="720"/>
         <w:jc w:val="both"/>
         <w:rPr>
           <w:rStyle w:val="selected"/>
@@ -6288,6 +6198,198 @@
           <w:bCs/>
         </w:rPr>
       </w:pPr>
+      <w:r>
+        <w:rPr>
+          <w:rStyle w:val="selected"/>
+          <w:rFonts w:ascii="Times New Roman" w:hAnsi="Times New Roman"/>
+          <w:b/>
+          <w:bCs/>
+        </w:rPr>
+        <w:lastRenderedPageBreak/>
+        <w:drawing>
+          <wp:inline distT="0" distB="0" distL="0" distR="0" wp14:anchorId="4B2C7916" wp14:editId="7AD60BDF">
+            <wp:extent cx="4953691" cy="4572638"/>
+            <wp:effectExtent l="0" t="0" r="0" b="0"/>
+            <wp:docPr id="753967847" name="Picture 1" descr="A screenshot of a login form&#10;&#10;AI-generated content may be incorrect."/>
+            <wp:cNvGraphicFramePr>
+              <a:graphicFrameLocks xmlns:a="http://schemas.openxmlformats.org/drawingml/2006/main" noChangeAspect="1"/>
+            </wp:cNvGraphicFramePr>
+            <a:graphic xmlns:a="http://schemas.openxmlformats.org/drawingml/2006/main">
+              <a:graphicData uri="http://schemas.openxmlformats.org/drawingml/2006/picture">
+                <pic:pic xmlns:pic="http://schemas.openxmlformats.org/drawingml/2006/picture">
+                  <pic:nvPicPr>
+                    <pic:cNvPr id="753967847" name="Picture 1" descr="A screenshot of a login form&#10;&#10;AI-generated content may be incorrect."/>
+                    <pic:cNvPicPr/>
+                  </pic:nvPicPr>
+                  <pic:blipFill>
+                    <a:blip r:embed="rId13"/>
+                    <a:stretch>
+                      <a:fillRect/>
+                    </a:stretch>
+                  </pic:blipFill>
+                  <pic:spPr>
+                    <a:xfrm>
+                      <a:off x="0" y="0"/>
+                      <a:ext cx="4953691" cy="4572638"/>
+                    </a:xfrm>
+                    <a:prstGeom prst="rect">
+                      <a:avLst/>
+                    </a:prstGeom>
+                  </pic:spPr>
+                </pic:pic>
+              </a:graphicData>
+            </a:graphic>
+          </wp:inline>
+        </w:drawing>
+      </w:r>
+    </w:p>
+    <w:p>
+      <w:pPr>
+        <w:ind w:left="720"/>
+        <w:jc w:val="both"/>
+        <w:rPr>
+          <w:rStyle w:val="selected"/>
+          <w:rFonts w:ascii="Times New Roman" w:hAnsi="Times New Roman"/>
+          <w:b/>
+          <w:bCs/>
+        </w:rPr>
+      </w:pPr>
+    </w:p>
+    <w:p>
+      <w:pPr>
+        <w:pStyle w:val="ListParagraph"/>
+        <w:numPr>
+          <w:ilvl w:val="0"/>
+          <w:numId w:val="172"/>
+        </w:numPr>
+        <w:jc w:val="both"/>
+        <w:rPr>
+          <w:rStyle w:val="selected"/>
+          <w:rFonts w:ascii="Times New Roman" w:hAnsi="Times New Roman"/>
+          <w:b/>
+          <w:bCs/>
+        </w:rPr>
+      </w:pPr>
+      <w:r>
+        <w:rPr>
+          <w:rStyle w:val="selected"/>
+          <w:rFonts w:ascii="Times New Roman" w:hAnsi="Times New Roman"/>
+          <w:b/>
+          <w:bCs/>
+        </w:rPr>
+        <w:t>post baru</w:t>
+      </w:r>
+    </w:p>
+    <w:p>
+      <w:pPr>
+        <w:pStyle w:val="ListParagraph"/>
+        <w:jc w:val="both"/>
+        <w:rPr>
+          <w:rStyle w:val="selected"/>
+          <w:rFonts w:ascii="Times New Roman" w:hAnsi="Times New Roman"/>
+          <w:b/>
+          <w:bCs/>
+        </w:rPr>
+      </w:pPr>
+      <w:r>
+        <w:rPr>
+          <w:rStyle w:val="selected"/>
+          <w:rFonts w:ascii="Times New Roman" w:hAnsi="Times New Roman"/>
+          <w:b/>
+          <w:bCs/>
+        </w:rPr>
+        <w:drawing>
+          <wp:inline distT="0" distB="0" distL="0" distR="0" wp14:anchorId="41093502" wp14:editId="3EC87505">
+            <wp:extent cx="5731510" cy="2653030"/>
+            <wp:effectExtent l="0" t="0" r="2540" b="0"/>
+            <wp:docPr id="2062260531" name="Picture 1" descr="A screenshot of a computer&#10;&#10;AI-generated content may be incorrect."/>
+            <wp:cNvGraphicFramePr>
+              <a:graphicFrameLocks xmlns:a="http://schemas.openxmlformats.org/drawingml/2006/main" noChangeAspect="1"/>
+            </wp:cNvGraphicFramePr>
+            <a:graphic xmlns:a="http://schemas.openxmlformats.org/drawingml/2006/main">
+              <a:graphicData uri="http://schemas.openxmlformats.org/drawingml/2006/picture">
+                <pic:pic xmlns:pic="http://schemas.openxmlformats.org/drawingml/2006/picture">
+                  <pic:nvPicPr>
+                    <pic:cNvPr id="2062260531" name="Picture 1" descr="A screenshot of a computer&#10;&#10;AI-generated content may be incorrect."/>
+                    <pic:cNvPicPr/>
+                  </pic:nvPicPr>
+                  <pic:blipFill>
+                    <a:blip r:embed="rId14"/>
+                    <a:stretch>
+                      <a:fillRect/>
+                    </a:stretch>
+                  </pic:blipFill>
+                  <pic:spPr>
+                    <a:xfrm>
+                      <a:off x="0" y="0"/>
+                      <a:ext cx="5731510" cy="2653030"/>
+                    </a:xfrm>
+                    <a:prstGeom prst="rect">
+                      <a:avLst/>
+                    </a:prstGeom>
+                  </pic:spPr>
+                </pic:pic>
+              </a:graphicData>
+            </a:graphic>
+          </wp:inline>
+        </w:drawing>
+      </w:r>
+    </w:p>
+    <w:p>
+      <w:pPr>
+        <w:pStyle w:val="ListParagraph"/>
+        <w:jc w:val="both"/>
+        <w:rPr>
+          <w:rStyle w:val="selected"/>
+          <w:rFonts w:ascii="Times New Roman" w:hAnsi="Times New Roman"/>
+          <w:b/>
+          <w:bCs/>
+        </w:rPr>
+      </w:pPr>
+      <w:r>
+        <w:rPr>
+          <w:rStyle w:val="selected"/>
+          <w:rFonts w:ascii="Times New Roman" w:hAnsi="Times New Roman"/>
+          <w:b/>
+          <w:bCs/>
+        </w:rPr>
+        <w:lastRenderedPageBreak/>
+        <w:drawing>
+          <wp:inline distT="0" distB="0" distL="0" distR="0" wp14:anchorId="3AC57FC0" wp14:editId="026678FD">
+            <wp:extent cx="5731510" cy="4114165"/>
+            <wp:effectExtent l="0" t="0" r="2540" b="635"/>
+            <wp:docPr id="1290591945" name="Picture 1" descr="A screenshot of a computer&#10;&#10;AI-generated content may be incorrect."/>
+            <wp:cNvGraphicFramePr>
+              <a:graphicFrameLocks xmlns:a="http://schemas.openxmlformats.org/drawingml/2006/main" noChangeAspect="1"/>
+            </wp:cNvGraphicFramePr>
+            <a:graphic xmlns:a="http://schemas.openxmlformats.org/drawingml/2006/main">
+              <a:graphicData uri="http://schemas.openxmlformats.org/drawingml/2006/picture">
+                <pic:pic xmlns:pic="http://schemas.openxmlformats.org/drawingml/2006/picture">
+                  <pic:nvPicPr>
+                    <pic:cNvPr id="1290591945" name="Picture 1" descr="A screenshot of a computer&#10;&#10;AI-generated content may be incorrect."/>
+                    <pic:cNvPicPr/>
+                  </pic:nvPicPr>
+                  <pic:blipFill>
+                    <a:blip r:embed="rId15"/>
+                    <a:stretch>
+                      <a:fillRect/>
+                    </a:stretch>
+                  </pic:blipFill>
+                  <pic:spPr>
+                    <a:xfrm>
+                      <a:off x="0" y="0"/>
+                      <a:ext cx="5731510" cy="4114165"/>
+                    </a:xfrm>
+                    <a:prstGeom prst="rect">
+                      <a:avLst/>
+                    </a:prstGeom>
+                  </pic:spPr>
+                </pic:pic>
+              </a:graphicData>
+            </a:graphic>
+          </wp:inline>
+        </w:drawing>
+      </w:r>
     </w:p>
     <w:p>
       <w:pPr>
@@ -6742,8 +6844,8 @@
       </w:pPr>
     </w:p>
     <w:sectPr>
-      <w:footerReference w:type="even" r:id="rId11"/>
-      <w:footerReference w:type="default" r:id="rId12"/>
+      <w:footerReference w:type="even" r:id="rId16"/>
+      <w:footerReference w:type="default" r:id="rId17"/>
       <w:pgSz w:w="11906" w:h="16838"/>
       <w:pgMar w:top="1440" w:right="1440" w:bottom="1440" w:left="1440" w:header="708" w:footer="708" w:gutter="0"/>
       <w:cols w:space="708"/>

--- a/6. Modul 6 - Django.docx
+++ b/6. Modul 6 - Django.docx
@@ -241,7 +241,7 @@
         <w:rPr>
           <w:rFonts w:ascii="Calibri" w:hAnsi="Calibri" w:cs="Calibri"/>
         </w:rPr>
-        <w:t>Membuat dan menjalankan proyek Django baru serta memahami struktur direktori dasarnya.</w:t>
+        <w:t>Membuat dan menjalankan proyek Django serta memahami struktur direktori dasarnya.</w:t>
       </w:r>
     </w:p>
     <w:p>
@@ -361,15 +361,6 @@
     </w:p>
     <w:p>
       <w:pPr>
-        <w:spacing w:before="100" w:beforeAutospacing="1" w:after="100" w:afterAutospacing="1"/>
-        <w:jc w:val="both"/>
-        <w:rPr>
-          <w:rFonts w:ascii="Calibri" w:hAnsi="Calibri" w:cs="Calibri"/>
-        </w:rPr>
-      </w:pPr>
-    </w:p>
-    <w:p>
-      <w:pPr>
         <w:pStyle w:val="ListParagraph"/>
         <w:numPr>
           <w:ilvl w:val="1"/>
@@ -389,6 +380,7 @@
           <w:b/>
           <w:bCs/>
         </w:rPr>
+        <w:lastRenderedPageBreak/>
         <w:t xml:space="preserve">Pengantar </w:t>
       </w:r>
     </w:p>
@@ -491,7 +483,7 @@
         <w:rPr>
           <w:rFonts w:ascii="Calibri" w:hAnsi="Calibri" w:cs="Calibri"/>
         </w:rPr>
-        <w:t xml:space="preserve"> yang mengikuti pola arsitektur Model-View-Template (MVT). Filosofi utamanya adalah "batteries-included", yang berarti Django menyediakan hampir semua yang dibutuhkan pengembang secara </w:t>
+        <w:t xml:space="preserve"> yang mengikuti pola arsitektur </w:t>
       </w:r>
       <w:r>
         <w:rPr>
@@ -499,13 +491,55 @@
           <w:i/>
           <w:iCs/>
         </w:rPr>
+        <w:t>Model-View-Template</w:t>
+      </w:r>
+      <w:r>
+        <w:rPr>
+          <w:rFonts w:ascii="Calibri" w:hAnsi="Calibri" w:cs="Calibri"/>
+        </w:rPr>
+        <w:t xml:space="preserve"> (MVT). Filosofi utamanya adalah "</w:t>
+      </w:r>
+      <w:r>
+        <w:rPr>
+          <w:rFonts w:ascii="Calibri" w:hAnsi="Calibri" w:cs="Calibri"/>
+          <w:i/>
+          <w:iCs/>
+        </w:rPr>
+        <w:t>batteries-included</w:t>
+      </w:r>
+      <w:r>
+        <w:rPr>
+          <w:rFonts w:ascii="Calibri" w:hAnsi="Calibri" w:cs="Calibri"/>
+        </w:rPr>
+        <w:t xml:space="preserve">", yang berarti Django menyediakan hampir semua yang dibutuhkan pengembang secara </w:t>
+      </w:r>
+      <w:r>
+        <w:rPr>
+          <w:rFonts w:ascii="Calibri" w:hAnsi="Calibri" w:cs="Calibri"/>
+          <w:i/>
+          <w:iCs/>
+        </w:rPr>
         <w:t>out-of-the-box</w:t>
       </w:r>
       <w:r>
         <w:rPr>
           <w:rFonts w:ascii="Calibri" w:hAnsi="Calibri" w:cs="Calibri"/>
         </w:rPr>
-        <w:t xml:space="preserve">, mulai dari sistem autentikasi, panel admin, hingga ORM (Object-Relational Mapper) yang kuat. </w:t>
+        <w:t>, mulai dari sistem autentikasi, panel admin, hingga ORM (</w:t>
+      </w:r>
+      <w:r>
+        <w:rPr>
+          <w:rFonts w:ascii="Calibri" w:hAnsi="Calibri" w:cs="Calibri"/>
+          <w:i/>
+          <w:iCs/>
+        </w:rPr>
+        <w:t>Object-Relational Mapper</w:t>
+      </w:r>
+      <w:r>
+        <w:rPr>
+          <w:rFonts w:ascii="Calibri" w:hAnsi="Calibri" w:cs="Calibri"/>
+        </w:rPr>
+        <w:t xml:space="preserve">) yang kuat. </w:t>
       </w:r>
       <w:bookmarkStart w:id="1" w:name="_Hlk208372867"/>
     </w:p>
@@ -521,6 +555,8 @@
         <w:rPr>
           <w:rStyle w:val="selected"/>
           <w:rFonts w:ascii="Calibri" w:hAnsi="Calibri" w:cs="Calibri"/>
+          <w:i/>
+          <w:iCs/>
           <w:sz w:val="24"/>
           <w:szCs w:val="24"/>
         </w:rPr>
@@ -528,6 +564,8 @@
       <w:r>
         <w:rPr>
           <w:rFonts w:ascii="Calibri" w:hAnsi="Calibri" w:cs="Calibri"/>
+          <w:i/>
+          <w:iCs/>
           <w:sz w:val="24"/>
           <w:szCs w:val="24"/>
         </w:rPr>
@@ -631,20 +669,26 @@
           <w:iCs w:val="0"/>
           <w:color w:val="auto"/>
         </w:rPr>
-        <w:t>Masalahnya, kalau semua orang simpan bahan makanan di sana, resep jadi campur aduk: ada orang yang butuh garam versi organik, ada yang butuh garam meja biasa, ada yang butuh gula aren.</w:t>
-      </w:r>
-    </w:p>
-    <w:p>
-      <w:pPr>
-        <w:pStyle w:val="Heading4"/>
-        <w:jc w:val="both"/>
+        <w:t xml:space="preserve">Masalahnya, kalau semua orang simpan bahan makanan di sana, </w:t>
+      </w:r>
+      <w:r>
         <w:rPr>
           <w:rFonts w:ascii="Calibri" w:hAnsi="Calibri" w:cs="Calibri"/>
           <w:i w:val="0"/>
           <w:iCs w:val="0"/>
           <w:color w:val="auto"/>
         </w:rPr>
-      </w:pPr>
+        <w:t>bahan makanan</w:t>
+      </w:r>
+      <w:r>
+        <w:rPr>
+          <w:rFonts w:ascii="Calibri" w:hAnsi="Calibri" w:cs="Calibri"/>
+          <w:i w:val="0"/>
+          <w:iCs w:val="0"/>
+          <w:color w:val="auto"/>
+        </w:rPr>
+        <w:t xml:space="preserve"> jadi campur aduk: ada orang yang butuh garam versi organik, ada yang butuh garam meja biasa, ada yang butuh gula aren.</w:t>
+      </w:r>
       <w:r>
         <w:rPr>
           <w:rFonts w:ascii="Calibri" w:hAnsi="Calibri" w:cs="Calibri"/>
@@ -704,6 +748,7 @@
           <w:numId w:val="155"/>
         </w:numPr>
         <w:ind w:left="709"/>
+        <w:jc w:val="both"/>
         <w:rPr>
           <w:rFonts w:ascii="Calibri" w:hAnsi="Calibri" w:cs="Calibri"/>
           <w:sz w:val="24"/>
@@ -722,6 +767,7 @@
     <w:p>
       <w:pPr>
         <w:spacing w:before="100" w:beforeAutospacing="1" w:after="100" w:afterAutospacing="1"/>
+        <w:jc w:val="both"/>
         <w:rPr>
           <w:rFonts w:ascii="Calibri" w:hAnsi="Calibri" w:cs="Calibri"/>
         </w:rPr>
@@ -770,6 +816,7 @@
           <w:numId w:val="156"/>
         </w:numPr>
         <w:spacing w:before="100" w:beforeAutospacing="1" w:after="100" w:afterAutospacing="1"/>
+        <w:jc w:val="both"/>
         <w:rPr>
           <w:rFonts w:ascii="Calibri" w:hAnsi="Calibri" w:cs="Calibri"/>
         </w:rPr>
@@ -811,6 +858,7 @@
           <w:numId w:val="156"/>
         </w:numPr>
         <w:spacing w:before="100" w:beforeAutospacing="1" w:after="100" w:afterAutospacing="1"/>
+        <w:jc w:val="both"/>
       </w:pPr>
       <w:r>
         <w:t>Direktori Proyek Utama (</w:t>
@@ -843,6 +891,7 @@
           <w:numId w:val="156"/>
         </w:numPr>
         <w:spacing w:before="100" w:beforeAutospacing="1" w:after="100" w:afterAutospacing="1"/>
+        <w:jc w:val="both"/>
         <w:rPr>
           <w:rFonts w:ascii="Calibri" w:hAnsi="Calibri" w:cs="Calibri"/>
         </w:rPr>
@@ -872,6 +921,7 @@
           <w:numId w:val="156"/>
         </w:numPr>
         <w:spacing w:before="100" w:beforeAutospacing="1" w:after="100" w:afterAutospacing="1"/>
+        <w:jc w:val="both"/>
       </w:pPr>
       <w:r>
         <w:rPr>
@@ -932,6 +982,7 @@
           <w:numId w:val="156"/>
         </w:numPr>
         <w:spacing w:before="100" w:beforeAutospacing="1" w:after="100" w:afterAutospacing="1"/>
+        <w:jc w:val="both"/>
       </w:pPr>
       <w:r>
         <w:rPr>
@@ -951,6 +1002,9 @@
         <w:t>Titik masuk untuk server web yang kompatibel dengan WSGI untuk melayani proyek.</w:t>
       </w:r>
     </w:p>
+    <w:p/>
+    <w:p/>
+    <w:p/>
     <w:p/>
     <w:p>
       <w:pPr>
@@ -1034,7 +1088,21 @@
         <w:rPr>
           <w:rFonts w:ascii="Calibri" w:hAnsi="Calibri" w:cs="Calibri"/>
         </w:rPr>
-        <w:t xml:space="preserve">Django dilengkapi dengan Object-Relational Mapper (ORM), yang merupakan jembatan antara kode Python yang </w:t>
+        <w:t xml:space="preserve">Django dilengkapi dengan </w:t>
+      </w:r>
+      <w:r>
+        <w:rPr>
+          <w:rFonts w:ascii="Calibri" w:hAnsi="Calibri" w:cs="Calibri"/>
+          <w:i/>
+          <w:iCs/>
+        </w:rPr>
+        <w:t xml:space="preserve">Object-Relational Mapper </w:t>
+      </w:r>
+      <w:r>
+        <w:rPr>
+          <w:rFonts w:ascii="Calibri" w:hAnsi="Calibri" w:cs="Calibri"/>
+        </w:rPr>
+        <w:t xml:space="preserve">(ORM), yang merupakan jembatan antara kode Python yang </w:t>
       </w:r>
       <w:r>
         <w:rPr>
@@ -1794,6 +1862,51 @@
     </w:p>
     <w:p>
       <w:pPr>
+        <w:spacing w:before="100" w:beforeAutospacing="1" w:after="100" w:afterAutospacing="1"/>
+        <w:jc w:val="both"/>
+        <w:rPr>
+          <w:rFonts w:ascii="Calibri" w:hAnsi="Calibri" w:cs="Calibri"/>
+        </w:rPr>
+      </w:pPr>
+    </w:p>
+    <w:p>
+      <w:pPr>
+        <w:spacing w:before="100" w:beforeAutospacing="1" w:after="100" w:afterAutospacing="1"/>
+        <w:jc w:val="both"/>
+        <w:rPr>
+          <w:rFonts w:ascii="Calibri" w:hAnsi="Calibri" w:cs="Calibri"/>
+        </w:rPr>
+      </w:pPr>
+    </w:p>
+    <w:p>
+      <w:pPr>
+        <w:spacing w:before="100" w:beforeAutospacing="1" w:after="100" w:afterAutospacing="1"/>
+        <w:jc w:val="both"/>
+        <w:rPr>
+          <w:rFonts w:ascii="Calibri" w:hAnsi="Calibri" w:cs="Calibri"/>
+        </w:rPr>
+      </w:pPr>
+    </w:p>
+    <w:p>
+      <w:pPr>
+        <w:spacing w:before="100" w:beforeAutospacing="1" w:after="100" w:afterAutospacing="1"/>
+        <w:jc w:val="both"/>
+        <w:rPr>
+          <w:rFonts w:ascii="Calibri" w:hAnsi="Calibri" w:cs="Calibri"/>
+        </w:rPr>
+      </w:pPr>
+    </w:p>
+    <w:p>
+      <w:pPr>
+        <w:spacing w:before="100" w:beforeAutospacing="1" w:after="100" w:afterAutospacing="1"/>
+        <w:jc w:val="both"/>
+        <w:rPr>
+          <w:rFonts w:ascii="Calibri" w:hAnsi="Calibri" w:cs="Calibri"/>
+        </w:rPr>
+      </w:pPr>
+    </w:p>
+    <w:p>
+      <w:pPr>
         <w:pStyle w:val="ListParagraph"/>
         <w:numPr>
           <w:ilvl w:val="1"/>
@@ -1812,6 +1925,7 @@
           <w:b/>
           <w:bCs/>
         </w:rPr>
+        <w:lastRenderedPageBreak/>
         <w:t>Kegiatan Praktikum</w:t>
       </w:r>
       <w:r>
@@ -1834,6 +1948,7 @@
     </w:p>
     <w:p>
       <w:pPr>
+        <w:spacing w:line="276" w:lineRule="auto"/>
         <w:jc w:val="both"/>
         <w:rPr>
           <w:rFonts w:ascii="Calibri" w:hAnsi="Calibri" w:cs="Calibri"/>
@@ -1860,6 +1975,7 @@
     </w:p>
     <w:p>
       <w:pPr>
+        <w:spacing w:line="276" w:lineRule="auto"/>
         <w:jc w:val="both"/>
         <w:rPr>
           <w:rFonts w:ascii="Calibri" w:hAnsi="Calibri" w:cs="Calibri"/>
@@ -1889,6 +2005,7 @@
     </w:p>
     <w:p>
       <w:pPr>
+        <w:spacing w:line="276" w:lineRule="auto"/>
         <w:jc w:val="both"/>
         <w:rPr>
           <w:rFonts w:ascii="Calibri" w:hAnsi="Calibri" w:cs="Calibri"/>
@@ -1903,6 +2020,7 @@
     </w:p>
     <w:p>
       <w:pPr>
+        <w:spacing w:line="276" w:lineRule="auto"/>
         <w:jc w:val="both"/>
         <w:rPr>
           <w:rFonts w:ascii="Calibri" w:hAnsi="Calibri" w:cs="Calibri"/>
@@ -1911,6 +2029,7 @@
     </w:p>
     <w:p>
       <w:pPr>
+        <w:spacing w:line="276" w:lineRule="auto"/>
         <w:jc w:val="both"/>
         <w:rPr>
           <w:rFonts w:ascii="Calibri" w:hAnsi="Calibri" w:cs="Calibri"/>
@@ -1934,6 +2053,7 @@
           <w:ilvl w:val="2"/>
           <w:numId w:val="156"/>
         </w:numPr>
+        <w:spacing w:line="276" w:lineRule="auto"/>
         <w:ind w:left="426"/>
         <w:jc w:val="both"/>
       </w:pPr>
@@ -1941,7 +2061,6 @@
         <w:rPr>
           <w:rFonts w:ascii="Calibri" w:hAnsi="Calibri" w:cs="Calibri"/>
         </w:rPr>
-        <w:lastRenderedPageBreak/>
         <w:t xml:space="preserve">Buat sebuah folder baru untuk kegiatan praktikum </w:t>
       </w:r>
       <w:r>
@@ -2013,6 +2132,7 @@
           <w:ilvl w:val="2"/>
           <w:numId w:val="156"/>
         </w:numPr>
+        <w:spacing w:line="276" w:lineRule="auto"/>
         <w:ind w:left="426"/>
         <w:jc w:val="both"/>
         <w:rPr>
@@ -2603,6 +2723,7 @@
           <w:ilvl w:val="0"/>
           <w:numId w:val="162"/>
         </w:numPr>
+        <w:jc w:val="both"/>
       </w:pPr>
       <w:r>
         <w:rPr>
@@ -2938,6 +3059,7 @@
         <w:rPr>
           <w:rStyle w:val="selected"/>
         </w:rPr>
+        <w:lastRenderedPageBreak/>
         <w:t>Jalankan server django untuk pertama kalinya.</w:t>
       </w:r>
     </w:p>
@@ -3096,11 +3218,13 @@
         <w:jc w:val="center"/>
       </w:pPr>
       <w:r>
-        <w:lastRenderedPageBreak/>
+        <w:rPr>
+          <w:noProof/>
+        </w:rPr>
         <w:drawing>
-          <wp:inline distT="0" distB="0" distL="0" distR="0" wp14:anchorId="5AA09152" wp14:editId="7891F62D">
-            <wp:extent cx="2981325" cy="2753745"/>
-            <wp:effectExtent l="76200" t="76200" r="123825" b="142240"/>
+          <wp:inline distT="0" distB="0" distL="0" distR="0" wp14:anchorId="5AA09152" wp14:editId="1628742C">
+            <wp:extent cx="3352529" cy="3096613"/>
+            <wp:effectExtent l="63500" t="63500" r="127635" b="129540"/>
             <wp:docPr id="1108281389" name="Picture 1" descr="A screenshot of a computer&#10;&#10;AI-generated content may be incorrect."/>
             <wp:cNvGraphicFramePr>
               <a:graphicFrameLocks xmlns:a="http://schemas.openxmlformats.org/drawingml/2006/main" noChangeAspect="1"/>
@@ -3121,7 +3245,7 @@
                   <pic:spPr>
                     <a:xfrm>
                       <a:off x="0" y="0"/>
-                      <a:ext cx="2987200" cy="2759172"/>
+                      <a:ext cx="3372256" cy="3114834"/>
                     </a:xfrm>
                     <a:prstGeom prst="rect">
                       <a:avLst/>
@@ -3200,6 +3324,7 @@
           <w:ilvl w:val="0"/>
           <w:numId w:val="166"/>
         </w:numPr>
+        <w:jc w:val="both"/>
       </w:pPr>
       <w:r>
         <w:rPr>
@@ -4001,11 +4126,81 @@
         <w:t>]</w:t>
       </w:r>
     </w:p>
+    <w:p/>
     <w:p>
       <w:pPr>
+        <w:jc w:val="both"/>
+        <w:rPr>
+          <w:rFonts w:ascii="Calibri" w:hAnsi="Calibri" w:cs="Calibri"/>
+          <w:b/>
+          <w:bCs/>
+        </w:rPr>
+      </w:pPr>
+      <w:r>
+        <w:rPr>
+          <w:rFonts w:ascii="Calibri" w:hAnsi="Calibri" w:cs="Calibri"/>
+          <w:b/>
+          <w:bCs/>
+        </w:rPr>
+        <w:t>Langkah 5: Membuat Model Post</w:t>
+      </w:r>
+    </w:p>
+    <w:p>
+      <w:pPr>
+        <w:jc w:val="both"/>
+        <w:rPr>
+          <w:rFonts w:ascii="Calibri" w:hAnsi="Calibri" w:cs="Calibri"/>
+        </w:rPr>
+      </w:pPr>
+    </w:p>
+    <w:p>
+      <w:pPr>
+        <w:pStyle w:val="ListParagraph"/>
         <w:numPr>
           <w:ilvl w:val="0"/>
-          <w:numId w:val="168"/>
+          <w:numId w:val="169"/>
+        </w:numPr>
+        <w:jc w:val="both"/>
+      </w:pPr>
+      <w:r>
+        <w:t xml:space="preserve">Buka file </w:t>
+      </w:r>
+      <w:r>
+        <w:rPr>
+          <w:rFonts w:ascii="Courier New" w:hAnsi="Courier New" w:cs="Courier New"/>
+          <w:sz w:val="20"/>
+          <w:szCs w:val="20"/>
+        </w:rPr>
+        <w:t>blog/models.py</w:t>
+      </w:r>
+      <w:r>
+        <w:t>. Hapus konten default dan definisikan model untuk postingan blog.</w:t>
+      </w:r>
+    </w:p>
+    <w:p>
+      <w:pPr>
+        <w:jc w:val="both"/>
+      </w:pPr>
+    </w:p>
+    <w:p>
+      <w:pPr>
+        <w:ind w:firstLine="360"/>
+        <w:jc w:val="both"/>
+      </w:pPr>
+      <w:r>
+        <w:rPr>
+          <w:rFonts w:ascii="Courier New" w:hAnsi="Courier New" w:cs="Courier New"/>
+          <w:sz w:val="20"/>
+          <w:szCs w:val="20"/>
+        </w:rPr>
+        <w:t>blog/models.py</w:t>
+      </w:r>
+    </w:p>
+    <w:p>
+      <w:pPr>
+        <w:numPr>
+          <w:ilvl w:val="0"/>
+          <w:numId w:val="170"/>
         </w:numPr>
         <w:pBdr>
           <w:left w:val="single" w:sz="18" w:space="0" w:color="6CE26C"/>
@@ -4039,75 +4234,41 @@
           <w:szCs w:val="21"/>
         </w:rPr>
       </w:pPr>
-    </w:p>
-    <w:p/>
-    <w:p>
-      <w:pPr>
-        <w:jc w:val="both"/>
-        <w:rPr>
-          <w:rFonts w:ascii="Calibri" w:hAnsi="Calibri" w:cs="Calibri"/>
-          <w:b/>
-          <w:bCs/>
-        </w:rPr>
-      </w:pPr>
-      <w:r>
-        <w:rPr>
-          <w:rFonts w:ascii="Calibri" w:hAnsi="Calibri" w:cs="Calibri"/>
-          <w:b/>
-          <w:bCs/>
-        </w:rPr>
-        <w:t>Langkah 5: Membuat Model Post</w:t>
-      </w:r>
-    </w:p>
-    <w:p>
-      <w:pPr>
-        <w:jc w:val="both"/>
-        <w:rPr>
-          <w:rFonts w:ascii="Calibri" w:hAnsi="Calibri" w:cs="Calibri"/>
-        </w:rPr>
-      </w:pPr>
-    </w:p>
-    <w:p>
-      <w:pPr>
-        <w:pStyle w:val="ListParagraph"/>
-        <w:numPr>
-          <w:ilvl w:val="0"/>
-          <w:numId w:val="169"/>
-        </w:numPr>
-        <w:jc w:val="both"/>
-      </w:pPr>
-      <w:r>
-        <w:t xml:space="preserve">Buka file </w:t>
-      </w:r>
-      <w:r>
-        <w:rPr>
-          <w:rFonts w:ascii="Courier New" w:hAnsi="Courier New" w:cs="Courier New"/>
-          <w:sz w:val="20"/>
-          <w:szCs w:val="20"/>
-        </w:rPr>
-        <w:t>blog/models.py</w:t>
-      </w:r>
-      <w:r>
-        <w:t>. Hapus konten default dan definisikan model untuk postingan blog.</w:t>
-      </w:r>
-    </w:p>
-    <w:p>
-      <w:pPr>
-        <w:jc w:val="both"/>
-      </w:pPr>
-    </w:p>
-    <w:p>
-      <w:pPr>
-        <w:ind w:firstLine="360"/>
-        <w:jc w:val="both"/>
-      </w:pPr>
-      <w:r>
-        <w:rPr>
-          <w:rFonts w:ascii="Courier New" w:hAnsi="Courier New" w:cs="Courier New"/>
-          <w:sz w:val="20"/>
-          <w:szCs w:val="20"/>
-        </w:rPr>
-        <w:t>blog/models.py</w:t>
+      <w:r>
+        <w:rPr>
+          <w:rFonts w:ascii="Consolas" w:hAnsi="Consolas" w:cs="Consolas"/>
+          <w:color w:val="A626A4"/>
+          <w:sz w:val="21"/>
+          <w:szCs w:val="21"/>
+        </w:rPr>
+        <w:t>from</w:t>
+      </w:r>
+      <w:r>
+        <w:rPr>
+          <w:rFonts w:ascii="Consolas" w:hAnsi="Consolas" w:cs="Consolas"/>
+          <w:color w:val="5C5C5C"/>
+          <w:sz w:val="21"/>
+          <w:szCs w:val="21"/>
+        </w:rPr>
+        <w:t> django.conf </w:t>
+      </w:r>
+      <w:r>
+        <w:rPr>
+          <w:rFonts w:ascii="Consolas" w:hAnsi="Consolas" w:cs="Consolas"/>
+          <w:color w:val="A626A4"/>
+          <w:sz w:val="21"/>
+          <w:szCs w:val="21"/>
+        </w:rPr>
+        <w:t>import</w:t>
+      </w:r>
+      <w:r>
+        <w:rPr>
+          <w:rFonts w:ascii="Consolas" w:hAnsi="Consolas" w:cs="Consolas"/>
+          <w:color w:val="5C5C5C"/>
+          <w:sz w:val="21"/>
+          <w:szCs w:val="21"/>
+        </w:rPr>
+        <w:t> settings</w:t>
       </w:r>
     </w:p>
     <w:p>
@@ -4119,7 +4280,7 @@
         <w:pBdr>
           <w:left w:val="single" w:sz="18" w:space="0" w:color="6CE26C"/>
         </w:pBdr>
-        <w:shd w:val="clear" w:color="auto" w:fill="FAFAFA"/>
+        <w:shd w:val="clear" w:color="auto" w:fill="F8F8F8"/>
         <w:tabs>
           <w:tab w:val="clear" w:pos="720"/>
           <w:tab w:val="left" w:pos="916"/>
@@ -4164,7 +4325,7 @@
           <w:sz w:val="21"/>
           <w:szCs w:val="21"/>
         </w:rPr>
-        <w:t> django.conf </w:t>
+        <w:t> django.db </w:t>
       </w:r>
       <w:r>
         <w:rPr>
@@ -4182,7 +4343,7 @@
           <w:sz w:val="21"/>
           <w:szCs w:val="21"/>
         </w:rPr>
-        <w:t> settings</w:t>
+        <w:t> models</w:t>
       </w:r>
     </w:p>
     <w:p>
@@ -4194,7 +4355,7 @@
         <w:pBdr>
           <w:left w:val="single" w:sz="18" w:space="0" w:color="6CE26C"/>
         </w:pBdr>
-        <w:shd w:val="clear" w:color="auto" w:fill="F8F8F8"/>
+        <w:shd w:val="clear" w:color="auto" w:fill="FAFAFA"/>
         <w:tabs>
           <w:tab w:val="clear" w:pos="720"/>
           <w:tab w:val="left" w:pos="916"/>
@@ -4239,7 +4400,7 @@
           <w:sz w:val="21"/>
           <w:szCs w:val="21"/>
         </w:rPr>
-        <w:t> django.db </w:t>
+        <w:t> django.utils </w:t>
       </w:r>
       <w:r>
         <w:rPr>
@@ -4257,7 +4418,7 @@
           <w:sz w:val="21"/>
           <w:szCs w:val="21"/>
         </w:rPr>
-        <w:t> models</w:t>
+        <w:t> timezone</w:t>
       </w:r>
     </w:p>
     <w:p>
@@ -4269,7 +4430,7 @@
         <w:pBdr>
           <w:left w:val="single" w:sz="18" w:space="0" w:color="6CE26C"/>
         </w:pBdr>
-        <w:shd w:val="clear" w:color="auto" w:fill="FAFAFA"/>
+        <w:shd w:val="clear" w:color="auto" w:fill="F8F8F8"/>
         <w:tabs>
           <w:tab w:val="clear" w:pos="720"/>
           <w:tab w:val="left" w:pos="916"/>
@@ -4298,43 +4459,6 @@
           <w:szCs w:val="21"/>
         </w:rPr>
       </w:pPr>
-      <w:r>
-        <w:rPr>
-          <w:rFonts w:ascii="Consolas" w:hAnsi="Consolas" w:cs="Consolas"/>
-          <w:color w:val="A626A4"/>
-          <w:sz w:val="21"/>
-          <w:szCs w:val="21"/>
-        </w:rPr>
-        <w:lastRenderedPageBreak/>
-        <w:t>from</w:t>
-      </w:r>
-      <w:r>
-        <w:rPr>
-          <w:rFonts w:ascii="Consolas" w:hAnsi="Consolas" w:cs="Consolas"/>
-          <w:color w:val="5C5C5C"/>
-          <w:sz w:val="21"/>
-          <w:szCs w:val="21"/>
-        </w:rPr>
-        <w:t> django.utils </w:t>
-      </w:r>
-      <w:r>
-        <w:rPr>
-          <w:rFonts w:ascii="Consolas" w:hAnsi="Consolas" w:cs="Consolas"/>
-          <w:color w:val="A626A4"/>
-          <w:sz w:val="21"/>
-          <w:szCs w:val="21"/>
-        </w:rPr>
-        <w:t>import</w:t>
-      </w:r>
-      <w:r>
-        <w:rPr>
-          <w:rFonts w:ascii="Consolas" w:hAnsi="Consolas" w:cs="Consolas"/>
-          <w:color w:val="5C5C5C"/>
-          <w:sz w:val="21"/>
-          <w:szCs w:val="21"/>
-        </w:rPr>
-        <w:t> timezone</w:t>
-      </w:r>
     </w:p>
     <w:p>
       <w:pPr>
@@ -4345,7 +4469,7 @@
         <w:pBdr>
           <w:left w:val="single" w:sz="18" w:space="0" w:color="6CE26C"/>
         </w:pBdr>
-        <w:shd w:val="clear" w:color="auto" w:fill="F8F8F8"/>
+        <w:shd w:val="clear" w:color="auto" w:fill="FAFAFA"/>
         <w:tabs>
           <w:tab w:val="clear" w:pos="720"/>
           <w:tab w:val="left" w:pos="916"/>
@@ -4374,6 +4498,24 @@
           <w:szCs w:val="21"/>
         </w:rPr>
       </w:pPr>
+      <w:r>
+        <w:rPr>
+          <w:rFonts w:ascii="Consolas" w:hAnsi="Consolas" w:cs="Consolas"/>
+          <w:color w:val="A626A4"/>
+          <w:sz w:val="21"/>
+          <w:szCs w:val="21"/>
+        </w:rPr>
+        <w:t>class</w:t>
+      </w:r>
+      <w:r>
+        <w:rPr>
+          <w:rFonts w:ascii="Consolas" w:hAnsi="Consolas" w:cs="Consolas"/>
+          <w:color w:val="5C5C5C"/>
+          <w:sz w:val="21"/>
+          <w:szCs w:val="21"/>
+        </w:rPr>
+        <w:t> Post(models.Model):</w:t>
+      </w:r>
     </w:p>
     <w:p>
       <w:pPr>
@@ -4384,7 +4526,7 @@
         <w:pBdr>
           <w:left w:val="single" w:sz="18" w:space="0" w:color="6CE26C"/>
         </w:pBdr>
-        <w:shd w:val="clear" w:color="auto" w:fill="FAFAFA"/>
+        <w:shd w:val="clear" w:color="auto" w:fill="F8F8F8"/>
         <w:tabs>
           <w:tab w:val="clear" w:pos="720"/>
           <w:tab w:val="left" w:pos="916"/>
@@ -4416,20 +4558,11 @@
       <w:r>
         <w:rPr>
           <w:rFonts w:ascii="Consolas" w:hAnsi="Consolas" w:cs="Consolas"/>
-          <w:color w:val="A626A4"/>
-          <w:sz w:val="21"/>
-          <w:szCs w:val="21"/>
-        </w:rPr>
-        <w:t>class</w:t>
-      </w:r>
-      <w:r>
-        <w:rPr>
-          <w:rFonts w:ascii="Consolas" w:hAnsi="Consolas" w:cs="Consolas"/>
           <w:color w:val="5C5C5C"/>
           <w:sz w:val="21"/>
           <w:szCs w:val="21"/>
         </w:rPr>
-        <w:t> Post(models.Model):</w:t>
+        <w:t>    author = models.ForeignKey(settings.AUTH_USER_MODEL, on_delete=models.CASCADE)</w:t>
       </w:r>
     </w:p>
     <w:p>
@@ -4441,7 +4574,7 @@
         <w:pBdr>
           <w:left w:val="single" w:sz="18" w:space="0" w:color="6CE26C"/>
         </w:pBdr>
-        <w:shd w:val="clear" w:color="auto" w:fill="F8F8F8"/>
+        <w:shd w:val="clear" w:color="auto" w:fill="FAFAFA"/>
         <w:tabs>
           <w:tab w:val="clear" w:pos="720"/>
           <w:tab w:val="left" w:pos="916"/>
@@ -4477,7 +4610,25 @@
           <w:sz w:val="21"/>
           <w:szCs w:val="21"/>
         </w:rPr>
-        <w:t>    author = models.ForeignKey(settings.AUTH_USER_MODEL, on_delete=models.CASCADE)</w:t>
+        <w:t>    title = models.CharField(max_length=</w:t>
+      </w:r>
+      <w:r>
+        <w:rPr>
+          <w:rFonts w:ascii="Consolas" w:hAnsi="Consolas" w:cs="Consolas"/>
+          <w:color w:val="986801"/>
+          <w:sz w:val="21"/>
+          <w:szCs w:val="21"/>
+        </w:rPr>
+        <w:t>200</w:t>
+      </w:r>
+      <w:r>
+        <w:rPr>
+          <w:rFonts w:ascii="Consolas" w:hAnsi="Consolas" w:cs="Consolas"/>
+          <w:color w:val="5C5C5C"/>
+          <w:sz w:val="21"/>
+          <w:szCs w:val="21"/>
+        </w:rPr>
+        <w:t>)</w:t>
       </w:r>
     </w:p>
     <w:p>
@@ -4489,7 +4640,7 @@
         <w:pBdr>
           <w:left w:val="single" w:sz="18" w:space="0" w:color="6CE26C"/>
         </w:pBdr>
-        <w:shd w:val="clear" w:color="auto" w:fill="FAFAFA"/>
+        <w:shd w:val="clear" w:color="auto" w:fill="F8F8F8"/>
         <w:tabs>
           <w:tab w:val="clear" w:pos="720"/>
           <w:tab w:val="left" w:pos="916"/>
@@ -4525,25 +4676,7 @@
           <w:sz w:val="21"/>
           <w:szCs w:val="21"/>
         </w:rPr>
-        <w:t>    title = models.CharField(max_length=</w:t>
-      </w:r>
-      <w:r>
-        <w:rPr>
-          <w:rFonts w:ascii="Consolas" w:hAnsi="Consolas" w:cs="Consolas"/>
-          <w:color w:val="986801"/>
-          <w:sz w:val="21"/>
-          <w:szCs w:val="21"/>
-        </w:rPr>
-        <w:t>200</w:t>
-      </w:r>
-      <w:r>
-        <w:rPr>
-          <w:rFonts w:ascii="Consolas" w:hAnsi="Consolas" w:cs="Consolas"/>
-          <w:color w:val="5C5C5C"/>
-          <w:sz w:val="21"/>
-          <w:szCs w:val="21"/>
-        </w:rPr>
-        <w:t>)</w:t>
+        <w:t>    text = models.TextField()</w:t>
       </w:r>
     </w:p>
     <w:p>
@@ -4555,7 +4688,7 @@
         <w:pBdr>
           <w:left w:val="single" w:sz="18" w:space="0" w:color="6CE26C"/>
         </w:pBdr>
-        <w:shd w:val="clear" w:color="auto" w:fill="F8F8F8"/>
+        <w:shd w:val="clear" w:color="auto" w:fill="FAFAFA"/>
         <w:tabs>
           <w:tab w:val="clear" w:pos="720"/>
           <w:tab w:val="left" w:pos="916"/>
@@ -4591,7 +4724,7 @@
           <w:sz w:val="21"/>
           <w:szCs w:val="21"/>
         </w:rPr>
-        <w:t>    text = models.TextField()</w:t>
+        <w:t>    created_date = models.DateTimeField(default=timezone.now)</w:t>
       </w:r>
     </w:p>
     <w:p>
@@ -4603,7 +4736,7 @@
         <w:pBdr>
           <w:left w:val="single" w:sz="18" w:space="0" w:color="6CE26C"/>
         </w:pBdr>
-        <w:shd w:val="clear" w:color="auto" w:fill="FAFAFA"/>
+        <w:shd w:val="clear" w:color="auto" w:fill="F8F8F8"/>
         <w:tabs>
           <w:tab w:val="clear" w:pos="720"/>
           <w:tab w:val="left" w:pos="916"/>
@@ -4639,7 +4772,43 @@
           <w:sz w:val="21"/>
           <w:szCs w:val="21"/>
         </w:rPr>
-        <w:t>    created_date = models.DateTimeField(default=timezone.now)</w:t>
+        <w:t>    published_date = models.DateTimeField(blank=</w:t>
+      </w:r>
+      <w:r>
+        <w:rPr>
+          <w:rFonts w:ascii="Consolas" w:hAnsi="Consolas" w:cs="Consolas"/>
+          <w:color w:val="0184BB"/>
+          <w:sz w:val="21"/>
+          <w:szCs w:val="21"/>
+        </w:rPr>
+        <w:t>True</w:t>
+      </w:r>
+      <w:r>
+        <w:rPr>
+          <w:rFonts w:ascii="Consolas" w:hAnsi="Consolas" w:cs="Consolas"/>
+          <w:color w:val="5C5C5C"/>
+          <w:sz w:val="21"/>
+          <w:szCs w:val="21"/>
+        </w:rPr>
+        <w:t>, null=</w:t>
+      </w:r>
+      <w:r>
+        <w:rPr>
+          <w:rFonts w:ascii="Consolas" w:hAnsi="Consolas" w:cs="Consolas"/>
+          <w:color w:val="0184BB"/>
+          <w:sz w:val="21"/>
+          <w:szCs w:val="21"/>
+        </w:rPr>
+        <w:t>True</w:t>
+      </w:r>
+      <w:r>
+        <w:rPr>
+          <w:rFonts w:ascii="Consolas" w:hAnsi="Consolas" w:cs="Consolas"/>
+          <w:color w:val="5C5C5C"/>
+          <w:sz w:val="21"/>
+          <w:szCs w:val="21"/>
+        </w:rPr>
+        <w:t>)</w:t>
       </w:r>
     </w:p>
     <w:p>
@@ -4651,7 +4820,7 @@
         <w:pBdr>
           <w:left w:val="single" w:sz="18" w:space="0" w:color="6CE26C"/>
         </w:pBdr>
-        <w:shd w:val="clear" w:color="auto" w:fill="F8F8F8"/>
+        <w:shd w:val="clear" w:color="auto" w:fill="FAFAFA"/>
         <w:tabs>
           <w:tab w:val="clear" w:pos="720"/>
           <w:tab w:val="left" w:pos="916"/>
@@ -4680,51 +4849,6 @@
           <w:szCs w:val="21"/>
         </w:rPr>
       </w:pPr>
-      <w:r>
-        <w:rPr>
-          <w:rFonts w:ascii="Consolas" w:hAnsi="Consolas" w:cs="Consolas"/>
-          <w:color w:val="5C5C5C"/>
-          <w:sz w:val="21"/>
-          <w:szCs w:val="21"/>
-        </w:rPr>
-        <w:t>    published_date = models.DateTimeField(blank=</w:t>
-      </w:r>
-      <w:r>
-        <w:rPr>
-          <w:rFonts w:ascii="Consolas" w:hAnsi="Consolas" w:cs="Consolas"/>
-          <w:color w:val="0184BB"/>
-          <w:sz w:val="21"/>
-          <w:szCs w:val="21"/>
-        </w:rPr>
-        <w:t>True</w:t>
-      </w:r>
-      <w:r>
-        <w:rPr>
-          <w:rFonts w:ascii="Consolas" w:hAnsi="Consolas" w:cs="Consolas"/>
-          <w:color w:val="5C5C5C"/>
-          <w:sz w:val="21"/>
-          <w:szCs w:val="21"/>
-        </w:rPr>
-        <w:t>, null=</w:t>
-      </w:r>
-      <w:r>
-        <w:rPr>
-          <w:rFonts w:ascii="Consolas" w:hAnsi="Consolas" w:cs="Consolas"/>
-          <w:color w:val="0184BB"/>
-          <w:sz w:val="21"/>
-          <w:szCs w:val="21"/>
-        </w:rPr>
-        <w:t>True</w:t>
-      </w:r>
-      <w:r>
-        <w:rPr>
-          <w:rFonts w:ascii="Consolas" w:hAnsi="Consolas" w:cs="Consolas"/>
-          <w:color w:val="5C5C5C"/>
-          <w:sz w:val="21"/>
-          <w:szCs w:val="21"/>
-        </w:rPr>
-        <w:t>)</w:t>
-      </w:r>
     </w:p>
     <w:p>
       <w:pPr>
@@ -4735,7 +4859,7 @@
         <w:pBdr>
           <w:left w:val="single" w:sz="18" w:space="0" w:color="6CE26C"/>
         </w:pBdr>
-        <w:shd w:val="clear" w:color="auto" w:fill="FAFAFA"/>
+        <w:shd w:val="clear" w:color="auto" w:fill="F8F8F8"/>
         <w:tabs>
           <w:tab w:val="clear" w:pos="720"/>
           <w:tab w:val="left" w:pos="916"/>
@@ -4764,6 +4888,33 @@
           <w:szCs w:val="21"/>
         </w:rPr>
       </w:pPr>
+      <w:r>
+        <w:rPr>
+          <w:rFonts w:ascii="Consolas" w:hAnsi="Consolas" w:cs="Consolas"/>
+          <w:color w:val="5C5C5C"/>
+          <w:sz w:val="21"/>
+          <w:szCs w:val="21"/>
+        </w:rPr>
+        <w:t>    </w:t>
+      </w:r>
+      <w:r>
+        <w:rPr>
+          <w:rFonts w:ascii="Consolas" w:hAnsi="Consolas" w:cs="Consolas"/>
+          <w:color w:val="A626A4"/>
+          <w:sz w:val="21"/>
+          <w:szCs w:val="21"/>
+        </w:rPr>
+        <w:t>def</w:t>
+      </w:r>
+      <w:r>
+        <w:rPr>
+          <w:rFonts w:ascii="Consolas" w:hAnsi="Consolas" w:cs="Consolas"/>
+          <w:color w:val="5C5C5C"/>
+          <w:sz w:val="21"/>
+          <w:szCs w:val="21"/>
+        </w:rPr>
+        <w:t> publish(self):</w:t>
+      </w:r>
     </w:p>
     <w:p>
       <w:pPr>
@@ -4774,7 +4925,7 @@
         <w:pBdr>
           <w:left w:val="single" w:sz="18" w:space="0" w:color="6CE26C"/>
         </w:pBdr>
-        <w:shd w:val="clear" w:color="auto" w:fill="F8F8F8"/>
+        <w:shd w:val="clear" w:color="auto" w:fill="FAFAFA"/>
         <w:tabs>
           <w:tab w:val="clear" w:pos="720"/>
           <w:tab w:val="left" w:pos="916"/>
@@ -4810,25 +4961,7 @@
           <w:sz w:val="21"/>
           <w:szCs w:val="21"/>
         </w:rPr>
-        <w:t>    </w:t>
-      </w:r>
-      <w:r>
-        <w:rPr>
-          <w:rFonts w:ascii="Consolas" w:hAnsi="Consolas" w:cs="Consolas"/>
-          <w:color w:val="A626A4"/>
-          <w:sz w:val="21"/>
-          <w:szCs w:val="21"/>
-        </w:rPr>
-        <w:t>def</w:t>
-      </w:r>
-      <w:r>
-        <w:rPr>
-          <w:rFonts w:ascii="Consolas" w:hAnsi="Consolas" w:cs="Consolas"/>
-          <w:color w:val="5C5C5C"/>
-          <w:sz w:val="21"/>
-          <w:szCs w:val="21"/>
-        </w:rPr>
-        <w:t> publish(self):</w:t>
+        <w:t>        self.published_date = timezone.now()</w:t>
       </w:r>
     </w:p>
     <w:p>
@@ -4840,7 +4973,7 @@
         <w:pBdr>
           <w:left w:val="single" w:sz="18" w:space="0" w:color="6CE26C"/>
         </w:pBdr>
-        <w:shd w:val="clear" w:color="auto" w:fill="FAFAFA"/>
+        <w:shd w:val="clear" w:color="auto" w:fill="F8F8F8"/>
         <w:tabs>
           <w:tab w:val="clear" w:pos="720"/>
           <w:tab w:val="left" w:pos="916"/>
@@ -4876,7 +5009,7 @@
           <w:sz w:val="21"/>
           <w:szCs w:val="21"/>
         </w:rPr>
-        <w:t>        self.published_date = timezone.now()</w:t>
+        <w:t>        self.save()</w:t>
       </w:r>
     </w:p>
     <w:p>
@@ -4888,7 +5021,7 @@
         <w:pBdr>
           <w:left w:val="single" w:sz="18" w:space="0" w:color="6CE26C"/>
         </w:pBdr>
-        <w:shd w:val="clear" w:color="auto" w:fill="F8F8F8"/>
+        <w:shd w:val="clear" w:color="auto" w:fill="FAFAFA"/>
         <w:tabs>
           <w:tab w:val="clear" w:pos="720"/>
           <w:tab w:val="left" w:pos="916"/>
@@ -4917,15 +5050,6 @@
           <w:szCs w:val="21"/>
         </w:rPr>
       </w:pPr>
-      <w:r>
-        <w:rPr>
-          <w:rFonts w:ascii="Consolas" w:hAnsi="Consolas" w:cs="Consolas"/>
-          <w:color w:val="5C5C5C"/>
-          <w:sz w:val="21"/>
-          <w:szCs w:val="21"/>
-        </w:rPr>
-        <w:t>        self.save()</w:t>
-      </w:r>
     </w:p>
     <w:p>
       <w:pPr>
@@ -4936,7 +5060,7 @@
         <w:pBdr>
           <w:left w:val="single" w:sz="18" w:space="0" w:color="6CE26C"/>
         </w:pBdr>
-        <w:shd w:val="clear" w:color="auto" w:fill="FAFAFA"/>
+        <w:shd w:val="clear" w:color="auto" w:fill="F8F8F8"/>
         <w:tabs>
           <w:tab w:val="clear" w:pos="720"/>
           <w:tab w:val="left" w:pos="916"/>
@@ -4965,6 +5089,33 @@
           <w:szCs w:val="21"/>
         </w:rPr>
       </w:pPr>
+      <w:r>
+        <w:rPr>
+          <w:rFonts w:ascii="Consolas" w:hAnsi="Consolas" w:cs="Consolas"/>
+          <w:color w:val="5C5C5C"/>
+          <w:sz w:val="21"/>
+          <w:szCs w:val="21"/>
+        </w:rPr>
+        <w:t>    </w:t>
+      </w:r>
+      <w:r>
+        <w:rPr>
+          <w:rFonts w:ascii="Consolas" w:hAnsi="Consolas" w:cs="Consolas"/>
+          <w:color w:val="A626A4"/>
+          <w:sz w:val="21"/>
+          <w:szCs w:val="21"/>
+        </w:rPr>
+        <w:t>def</w:t>
+      </w:r>
+      <w:r>
+        <w:rPr>
+          <w:rFonts w:ascii="Consolas" w:hAnsi="Consolas" w:cs="Consolas"/>
+          <w:color w:val="5C5C5C"/>
+          <w:sz w:val="21"/>
+          <w:szCs w:val="21"/>
+        </w:rPr>
+        <w:t> __str__(self):</w:t>
+      </w:r>
     </w:p>
     <w:p>
       <w:pPr>
@@ -4975,7 +5126,7 @@
         <w:pBdr>
           <w:left w:val="single" w:sz="18" w:space="0" w:color="6CE26C"/>
         </w:pBdr>
-        <w:shd w:val="clear" w:color="auto" w:fill="F8F8F8"/>
+        <w:shd w:val="clear" w:color="auto" w:fill="FAFAFA"/>
         <w:tabs>
           <w:tab w:val="clear" w:pos="720"/>
           <w:tab w:val="left" w:pos="916"/>
@@ -5011,7 +5162,7 @@
           <w:sz w:val="21"/>
           <w:szCs w:val="21"/>
         </w:rPr>
-        <w:t>    </w:t>
+        <w:t>        </w:t>
       </w:r>
       <w:r>
         <w:rPr>
@@ -5020,7 +5171,7 @@
           <w:sz w:val="21"/>
           <w:szCs w:val="21"/>
         </w:rPr>
-        <w:t>def</w:t>
+        <w:t>return</w:t>
       </w:r>
       <w:r>
         <w:rPr>
@@ -5029,14 +5180,330 @@
           <w:sz w:val="21"/>
           <w:szCs w:val="21"/>
         </w:rPr>
-        <w:t> __str__(self):</w:t>
+        <w:t> self.title</w:t>
+      </w:r>
+    </w:p>
+    <w:p/>
+    <w:p>
+      <w:pPr>
+        <w:pStyle w:val="NormalWeb"/>
+        <w:ind w:left="426"/>
+        <w:rPr>
+          <w:rFonts w:ascii="Calibri" w:hAnsi="Calibri" w:cs="Calibri"/>
+        </w:rPr>
+      </w:pPr>
+      <w:r>
+        <w:rPr>
+          <w:rFonts w:ascii="Calibri" w:hAnsi="Calibri" w:cs="Calibri"/>
+        </w:rPr>
+        <w:t>Model</w:t>
+      </w:r>
+      <w:r>
+        <w:t xml:space="preserve"> </w:t>
+      </w:r>
+      <w:r>
+        <w:rPr>
+          <w:rStyle w:val="HTMLCode"/>
+        </w:rPr>
+        <w:t>Post</w:t>
+      </w:r>
+      <w:r>
+        <w:t xml:space="preserve"> </w:t>
+      </w:r>
+      <w:r>
+        <w:rPr>
+          <w:rFonts w:ascii="Calibri" w:hAnsi="Calibri" w:cs="Calibri"/>
+        </w:rPr>
+        <w:t>ini berisi atribut:</w:t>
       </w:r>
     </w:p>
     <w:p>
       <w:pPr>
+        <w:pStyle w:val="NormalWeb"/>
         <w:numPr>
           <w:ilvl w:val="0"/>
-          <w:numId w:val="170"/>
+          <w:numId w:val="179"/>
+        </w:numPr>
+        <w:ind w:left="851"/>
+      </w:pPr>
+      <w:r>
+        <w:rPr>
+          <w:rFonts w:ascii="Calibri" w:hAnsi="Calibri" w:cs="Calibri"/>
+        </w:rPr>
+        <w:t>Penulis</w:t>
+      </w:r>
+      <w:r>
+        <w:t xml:space="preserve"> (</w:t>
+      </w:r>
+      <w:r>
+        <w:rPr>
+          <w:rStyle w:val="HTMLCode"/>
+        </w:rPr>
+        <w:t>author</w:t>
+      </w:r>
+      <w:r>
+        <w:t>)</w:t>
+      </w:r>
+    </w:p>
+    <w:p>
+      <w:pPr>
+        <w:pStyle w:val="NormalWeb"/>
+        <w:numPr>
+          <w:ilvl w:val="0"/>
+          <w:numId w:val="179"/>
+        </w:numPr>
+        <w:ind w:left="851"/>
+      </w:pPr>
+      <w:r>
+        <w:rPr>
+          <w:rFonts w:ascii="Calibri" w:hAnsi="Calibri" w:cs="Calibri"/>
+        </w:rPr>
+        <w:t>Judul</w:t>
+      </w:r>
+      <w:r>
+        <w:t xml:space="preserve"> (</w:t>
+      </w:r>
+      <w:r>
+        <w:rPr>
+          <w:rStyle w:val="HTMLCode"/>
+        </w:rPr>
+        <w:t>title</w:t>
+      </w:r>
+      <w:r>
+        <w:t>)</w:t>
+      </w:r>
+    </w:p>
+    <w:p>
+      <w:pPr>
+        <w:pStyle w:val="NormalWeb"/>
+        <w:numPr>
+          <w:ilvl w:val="0"/>
+          <w:numId w:val="179"/>
+        </w:numPr>
+        <w:ind w:left="851"/>
+      </w:pPr>
+      <w:r>
+        <w:rPr>
+          <w:rFonts w:ascii="Calibri" w:hAnsi="Calibri" w:cs="Calibri"/>
+        </w:rPr>
+        <w:t>Isi</w:t>
+      </w:r>
+      <w:r>
+        <w:t xml:space="preserve"> (</w:t>
+      </w:r>
+      <w:r>
+        <w:rPr>
+          <w:rStyle w:val="HTMLCode"/>
+        </w:rPr>
+        <w:t>text</w:t>
+      </w:r>
+      <w:r>
+        <w:t>)</w:t>
+      </w:r>
+    </w:p>
+    <w:p>
+      <w:pPr>
+        <w:pStyle w:val="NormalWeb"/>
+        <w:numPr>
+          <w:ilvl w:val="0"/>
+          <w:numId w:val="179"/>
+        </w:numPr>
+        <w:ind w:left="851"/>
+      </w:pPr>
+      <w:r>
+        <w:rPr>
+          <w:rFonts w:ascii="Calibri" w:hAnsi="Calibri" w:cs="Calibri"/>
+        </w:rPr>
+        <w:t>Tanggal dibuat</w:t>
+      </w:r>
+      <w:r>
+        <w:t xml:space="preserve"> (</w:t>
+      </w:r>
+      <w:r>
+        <w:rPr>
+          <w:rStyle w:val="HTMLCode"/>
+        </w:rPr>
+        <w:t>created_date</w:t>
+      </w:r>
+      <w:r>
+        <w:t>)</w:t>
+      </w:r>
+    </w:p>
+    <w:p>
+      <w:pPr>
+        <w:pStyle w:val="NormalWeb"/>
+        <w:numPr>
+          <w:ilvl w:val="0"/>
+          <w:numId w:val="179"/>
+        </w:numPr>
+        <w:ind w:left="851"/>
+      </w:pPr>
+      <w:r>
+        <w:rPr>
+          <w:rFonts w:ascii="Calibri" w:hAnsi="Calibri" w:cs="Calibri"/>
+        </w:rPr>
+        <w:t>Tanggal dipublish</w:t>
+      </w:r>
+      <w:r>
+        <w:t xml:space="preserve"> (</w:t>
+      </w:r>
+      <w:r>
+        <w:rPr>
+          <w:rStyle w:val="HTMLCode"/>
+        </w:rPr>
+        <w:t>published_date</w:t>
+      </w:r>
+      <w:r>
+        <w:t>)</w:t>
+      </w:r>
+    </w:p>
+    <w:p>
+      <w:pPr>
+        <w:pStyle w:val="NormalWeb"/>
+        <w:ind w:left="426"/>
+        <w:rPr>
+          <w:rFonts w:ascii="Calibri" w:hAnsi="Calibri" w:cs="Calibri"/>
+        </w:rPr>
+      </w:pPr>
+      <w:r>
+        <w:rPr>
+          <w:rFonts w:ascii="Calibri" w:hAnsi="Calibri" w:cs="Calibri"/>
+        </w:rPr>
+        <w:t>Selain itu ada dua method:</w:t>
+      </w:r>
+    </w:p>
+    <w:p>
+      <w:pPr>
+        <w:pStyle w:val="NormalWeb"/>
+        <w:numPr>
+          <w:ilvl w:val="0"/>
+          <w:numId w:val="180"/>
+        </w:numPr>
+        <w:ind w:left="851"/>
+        <w:rPr>
+          <w:rFonts w:ascii="Calibri" w:hAnsi="Calibri" w:cs="Calibri"/>
+        </w:rPr>
+      </w:pPr>
+      <w:r>
+        <w:rPr>
+          <w:rStyle w:val="HTMLCode"/>
+        </w:rPr>
+        <w:t>publish()</w:t>
+      </w:r>
+      <w:r>
+        <w:t xml:space="preserve"> → </w:t>
+      </w:r>
+      <w:r>
+        <w:rPr>
+          <w:rFonts w:ascii="Calibri" w:hAnsi="Calibri" w:cs="Calibri"/>
+        </w:rPr>
+        <w:t>untuk mempublish post.</w:t>
+      </w:r>
+    </w:p>
+    <w:p>
+      <w:pPr>
+        <w:pStyle w:val="NormalWeb"/>
+        <w:numPr>
+          <w:ilvl w:val="0"/>
+          <w:numId w:val="180"/>
+        </w:numPr>
+        <w:ind w:left="851"/>
+        <w:rPr>
+          <w:rFonts w:ascii="Calibri" w:hAnsi="Calibri" w:cs="Calibri"/>
+        </w:rPr>
+      </w:pPr>
+      <w:r>
+        <w:rPr>
+          <w:rStyle w:val="HTMLCode"/>
+        </w:rPr>
+        <w:t>__str__()</w:t>
+      </w:r>
+      <w:r>
+        <w:t xml:space="preserve"> → </w:t>
+      </w:r>
+      <w:r>
+        <w:rPr>
+          <w:rFonts w:ascii="Calibri" w:hAnsi="Calibri" w:cs="Calibri"/>
+        </w:rPr>
+        <w:t>untuk menampilkan judul ketika objek dipanggil sebagai string.</w:t>
+      </w:r>
+    </w:p>
+    <w:p/>
+    <w:p>
+      <w:pPr>
+        <w:pStyle w:val="Heading4"/>
+        <w:rPr>
+          <w:b/>
+          <w:bCs/>
+          <w:i w:val="0"/>
+          <w:iCs w:val="0"/>
+          <w:color w:val="auto"/>
+        </w:rPr>
+      </w:pPr>
+      <w:r>
+        <w:rPr>
+          <w:rStyle w:val="selected"/>
+          <w:b/>
+          <w:bCs/>
+          <w:i w:val="0"/>
+          <w:iCs w:val="0"/>
+          <w:color w:val="auto"/>
+        </w:rPr>
+        <w:t>Langkah 6: Membuat dan Menjalankan Migrasi</w:t>
+      </w:r>
+    </w:p>
+    <w:p>
+      <w:pPr>
+        <w:pStyle w:val="NormalWeb"/>
+        <w:numPr>
+          <w:ilvl w:val="0"/>
+          <w:numId w:val="171"/>
+        </w:numPr>
+      </w:pPr>
+      <w:r>
+        <w:rPr>
+          <w:rStyle w:val="selected"/>
+        </w:rPr>
+        <w:t xml:space="preserve">Setelah model didefinisikan, </w:t>
+      </w:r>
+      <w:r>
+        <w:rPr>
+          <w:rStyle w:val="selected"/>
+        </w:rPr>
+        <w:t>gunakan perintah ini</w:t>
+      </w:r>
+      <w:r>
+        <w:rPr>
+          <w:rStyle w:val="selected"/>
+        </w:rPr>
+        <w:t xml:space="preserve"> untuk membuat file migrasi.</w:t>
+      </w:r>
+    </w:p>
+    <w:p>
+      <w:pPr>
+        <w:pStyle w:val="ListParagraph"/>
+        <w:jc w:val="both"/>
+        <w:rPr>
+          <w:rStyle w:val="selected"/>
+          <w:rFonts w:ascii="Courier New" w:hAnsi="Courier New" w:cs="Courier New"/>
+          <w:sz w:val="22"/>
+          <w:szCs w:val="22"/>
+        </w:rPr>
+      </w:pPr>
+      <w:r>
+        <w:rPr>
+          <w:rFonts w:ascii="Courier New" w:hAnsi="Courier New" w:cs="Courier New"/>
+          <w:sz w:val="22"/>
+          <w:szCs w:val="22"/>
+        </w:rPr>
+        <w:t>Terminal</w:t>
+      </w:r>
+    </w:p>
+    <w:p>
+      <w:pPr>
+        <w:numPr>
+          <w:ilvl w:val="0"/>
+          <w:numId w:val="173"/>
         </w:numPr>
         <w:pBdr>
           <w:left w:val="single" w:sz="18" w:space="0" w:color="6CE26C"/>
@@ -5077,273 +5544,141 @@
           <w:sz w:val="21"/>
           <w:szCs w:val="21"/>
         </w:rPr>
-        <w:t>        </w:t>
-      </w:r>
-      <w:r>
-        <w:rPr>
-          <w:rFonts w:ascii="Consolas" w:hAnsi="Consolas" w:cs="Consolas"/>
-          <w:color w:val="A626A4"/>
-          <w:sz w:val="21"/>
-          <w:szCs w:val="21"/>
-        </w:rPr>
-        <w:t>return</w:t>
-      </w:r>
-      <w:r>
+        <w:t>python manage.py makemigrations blog</w:t>
+      </w:r>
+    </w:p>
+    <w:p>
+      <w:pPr>
+        <w:pStyle w:val="NormalWeb"/>
+        <w:ind w:left="720"/>
+        <w:rPr>
+          <w:rStyle w:val="selected"/>
+          <w:rFonts w:ascii="Times New Roman" w:hAnsi="Times New Roman"/>
+        </w:rPr>
+      </w:pPr>
+    </w:p>
+    <w:p>
+      <w:pPr>
+        <w:pStyle w:val="NormalWeb"/>
+        <w:ind w:left="720"/>
+        <w:rPr>
+          <w:rStyle w:val="selected"/>
+          <w:rFonts w:ascii="Times New Roman" w:hAnsi="Times New Roman"/>
+        </w:rPr>
+      </w:pPr>
+    </w:p>
+    <w:p>
+      <w:pPr>
+        <w:pStyle w:val="NormalWeb"/>
+        <w:numPr>
+          <w:ilvl w:val="0"/>
+          <w:numId w:val="171"/>
+        </w:numPr>
+      </w:pPr>
+      <w:r>
+        <w:rPr>
+          <w:rStyle w:val="selected"/>
+        </w:rPr>
+        <w:t>Sekarang, terapkan migrasi tersebut ke basis data.</w:t>
+      </w:r>
+    </w:p>
+    <w:p>
+      <w:pPr>
+        <w:pStyle w:val="ListParagraph"/>
+        <w:jc w:val="both"/>
+        <w:rPr>
+          <w:rFonts w:ascii="Courier New" w:hAnsi="Courier New" w:cs="Courier New"/>
+          <w:sz w:val="22"/>
+          <w:szCs w:val="22"/>
+        </w:rPr>
+      </w:pPr>
+      <w:r>
+        <w:rPr>
+          <w:rFonts w:ascii="Courier New" w:hAnsi="Courier New" w:cs="Courier New"/>
+          <w:sz w:val="22"/>
+          <w:szCs w:val="22"/>
+        </w:rPr>
+        <w:t>Terminal</w:t>
+      </w:r>
+    </w:p>
+    <w:p>
+      <w:pPr>
+        <w:numPr>
+          <w:ilvl w:val="0"/>
+          <w:numId w:val="174"/>
+        </w:numPr>
+        <w:pBdr>
+          <w:left w:val="single" w:sz="18" w:space="0" w:color="6CE26C"/>
+        </w:pBdr>
+        <w:spacing w:line="270" w:lineRule="atLeast"/>
+        <w:ind w:left="1395"/>
         <w:rPr>
           <w:rFonts w:ascii="Consolas" w:hAnsi="Consolas" w:cs="Consolas"/>
           <w:color w:val="5C5C5C"/>
           <w:sz w:val="21"/>
           <w:szCs w:val="21"/>
         </w:rPr>
-        <w:t> self.title</w:t>
-      </w:r>
-    </w:p>
-    <w:p/>
-    <w:p>
-      <w:pPr>
-        <w:pStyle w:val="NormalWeb"/>
-        <w:ind w:left="426"/>
-        <w:rPr>
-          <w:rFonts w:ascii="Calibri" w:hAnsi="Calibri" w:cs="Calibri"/>
-        </w:rPr>
-      </w:pPr>
-      <w:r>
-        <w:rPr>
-          <w:rFonts w:ascii="Calibri" w:hAnsi="Calibri" w:cs="Calibri"/>
-        </w:rPr>
-        <w:t>Model</w:t>
-      </w:r>
-      <w:r>
-        <w:t xml:space="preserve"> </w:t>
-      </w:r>
-      <w:r>
-        <w:rPr>
-          <w:rStyle w:val="HTMLCode"/>
-        </w:rPr>
-        <w:t>Post</w:t>
-      </w:r>
-      <w:r>
-        <w:t xml:space="preserve"> </w:t>
-      </w:r>
-      <w:r>
-        <w:rPr>
-          <w:rFonts w:ascii="Calibri" w:hAnsi="Calibri" w:cs="Calibri"/>
-        </w:rPr>
-        <w:t>ini berisi atribut:</w:t>
+      </w:pPr>
+      <w:r>
+        <w:rPr>
+          <w:rFonts w:ascii="Consolas" w:hAnsi="Consolas" w:cs="Consolas"/>
+          <w:color w:val="5C5C5C"/>
+          <w:sz w:val="21"/>
+          <w:szCs w:val="21"/>
+        </w:rPr>
+        <w:t>python manage.py migrate</w:t>
       </w:r>
     </w:p>
     <w:p>
       <w:pPr>
-        <w:pStyle w:val="NormalWeb"/>
-        <w:numPr>
-          <w:ilvl w:val="0"/>
-          <w:numId w:val="179"/>
-        </w:numPr>
-        <w:ind w:left="851"/>
-      </w:pPr>
-      <w:r>
-        <w:rPr>
-          <w:rFonts w:ascii="Calibri" w:hAnsi="Calibri" w:cs="Calibri"/>
-        </w:rPr>
-        <w:t>Penulis</w:t>
-      </w:r>
-      <w:r>
-        <w:t xml:space="preserve"> (</w:t>
-      </w:r>
-      <w:r>
-        <w:rPr>
-          <w:rStyle w:val="HTMLCode"/>
-        </w:rPr>
-        <w:t>author</w:t>
-      </w:r>
-      <w:r>
-        <w:t>)</w:t>
-      </w:r>
+        <w:pStyle w:val="HTMLPreformatted"/>
+        <w:ind w:left="720"/>
+      </w:pPr>
     </w:p>
     <w:p>
       <w:pPr>
         <w:pStyle w:val="NormalWeb"/>
-        <w:numPr>
-          <w:ilvl w:val="0"/>
-          <w:numId w:val="179"/>
-        </w:numPr>
-        <w:ind w:left="851"/>
-      </w:pPr>
-      <w:r>
-        <w:rPr>
-          <w:rFonts w:ascii="Calibri" w:hAnsi="Calibri" w:cs="Calibri"/>
-        </w:rPr>
-        <w:t>Judul</w:t>
-      </w:r>
-      <w:r>
-        <w:t xml:space="preserve"> (</w:t>
-      </w:r>
-      <w:r>
-        <w:rPr>
-          <w:rStyle w:val="HTMLCode"/>
-        </w:rPr>
-        <w:t>title</w:t>
-      </w:r>
-      <w:r>
-        <w:t>)</w:t>
+        <w:ind w:left="720"/>
+        <w:rPr>
+          <w:rStyle w:val="selected"/>
+          <w:i/>
+          <w:iCs/>
+        </w:rPr>
+      </w:pPr>
+      <w:r>
+        <w:rPr>
+          <w:rStyle w:val="selected"/>
+          <w:i/>
+          <w:iCs/>
+        </w:rPr>
+        <w:t>Basis data default Django adalah file SQLite yang akan dibuat otomatis (</w:t>
+      </w:r>
+      <w:r>
+        <w:rPr>
+          <w:rStyle w:val="selected"/>
+          <w:rFonts w:ascii="Courier New" w:hAnsi="Courier New" w:cs="Courier New"/>
+          <w:i/>
+          <w:iCs/>
+          <w:sz w:val="20"/>
+          <w:szCs w:val="20"/>
+        </w:rPr>
+        <w:t>db.sqlite3</w:t>
+      </w:r>
+      <w:r>
+        <w:rPr>
+          <w:rStyle w:val="selected"/>
+          <w:i/>
+          <w:iCs/>
+        </w:rPr>
+        <w:t>).</w:t>
       </w:r>
     </w:p>
     <w:p>
       <w:pPr>
         <w:pStyle w:val="NormalWeb"/>
-        <w:numPr>
-          <w:ilvl w:val="0"/>
-          <w:numId w:val="179"/>
-        </w:numPr>
-        <w:ind w:left="851"/>
-      </w:pPr>
-      <w:r>
-        <w:rPr>
-          <w:rFonts w:ascii="Calibri" w:hAnsi="Calibri" w:cs="Calibri"/>
-        </w:rPr>
-        <w:t>Isi</w:t>
-      </w:r>
-      <w:r>
-        <w:t xml:space="preserve"> (</w:t>
-      </w:r>
-      <w:r>
-        <w:rPr>
-          <w:rStyle w:val="HTMLCode"/>
-        </w:rPr>
-        <w:t>text</w:t>
-      </w:r>
-      <w:r>
-        <w:t>)</w:t>
-      </w:r>
+        <w:ind w:left="720"/>
+      </w:pPr>
     </w:p>
-    <w:p>
-      <w:pPr>
-        <w:pStyle w:val="NormalWeb"/>
-        <w:numPr>
-          <w:ilvl w:val="0"/>
-          <w:numId w:val="179"/>
-        </w:numPr>
-        <w:ind w:left="851"/>
-      </w:pPr>
-      <w:r>
-        <w:rPr>
-          <w:rFonts w:ascii="Calibri" w:hAnsi="Calibri" w:cs="Calibri"/>
-        </w:rPr>
-        <w:t>Tanggal dibuat</w:t>
-      </w:r>
-      <w:r>
-        <w:t xml:space="preserve"> (</w:t>
-      </w:r>
-      <w:r>
-        <w:rPr>
-          <w:rStyle w:val="HTMLCode"/>
-        </w:rPr>
-        <w:t>created_date</w:t>
-      </w:r>
-      <w:r>
-        <w:t>)</w:t>
-      </w:r>
-    </w:p>
-    <w:p>
-      <w:pPr>
-        <w:pStyle w:val="NormalWeb"/>
-        <w:numPr>
-          <w:ilvl w:val="0"/>
-          <w:numId w:val="179"/>
-        </w:numPr>
-        <w:ind w:left="851"/>
-      </w:pPr>
-      <w:r>
-        <w:rPr>
-          <w:rFonts w:ascii="Calibri" w:hAnsi="Calibri" w:cs="Calibri"/>
-        </w:rPr>
-        <w:t>Tanggal dipublish</w:t>
-      </w:r>
-      <w:r>
-        <w:t xml:space="preserve"> (</w:t>
-      </w:r>
-      <w:r>
-        <w:rPr>
-          <w:rStyle w:val="HTMLCode"/>
-        </w:rPr>
-        <w:t>published_date</w:t>
-      </w:r>
-      <w:r>
-        <w:t>)</w:t>
-      </w:r>
-    </w:p>
-    <w:p>
-      <w:pPr>
-        <w:pStyle w:val="NormalWeb"/>
-        <w:ind w:left="426"/>
-        <w:rPr>
-          <w:rFonts w:ascii="Calibri" w:hAnsi="Calibri" w:cs="Calibri"/>
-        </w:rPr>
-      </w:pPr>
-      <w:r>
-        <w:rPr>
-          <w:rFonts w:ascii="Calibri" w:hAnsi="Calibri" w:cs="Calibri"/>
-        </w:rPr>
-        <w:t>Selain itu ada dua method:</w:t>
-      </w:r>
-    </w:p>
-    <w:p>
-      <w:pPr>
-        <w:pStyle w:val="NormalWeb"/>
-        <w:numPr>
-          <w:ilvl w:val="0"/>
-          <w:numId w:val="180"/>
-        </w:numPr>
-        <w:ind w:left="851"/>
-        <w:rPr>
-          <w:rFonts w:ascii="Calibri" w:hAnsi="Calibri" w:cs="Calibri"/>
-        </w:rPr>
-      </w:pPr>
-      <w:r>
-        <w:rPr>
-          <w:rStyle w:val="HTMLCode"/>
-        </w:rPr>
-        <w:t>publish()</w:t>
-      </w:r>
-      <w:r>
-        <w:t xml:space="preserve"> → </w:t>
-      </w:r>
-      <w:r>
-        <w:rPr>
-          <w:rFonts w:ascii="Calibri" w:hAnsi="Calibri" w:cs="Calibri"/>
-        </w:rPr>
-        <w:t>untuk mempublish post.</w:t>
-      </w:r>
-    </w:p>
-    <w:p>
-      <w:pPr>
-        <w:pStyle w:val="NormalWeb"/>
-        <w:numPr>
-          <w:ilvl w:val="0"/>
-          <w:numId w:val="180"/>
-        </w:numPr>
-        <w:ind w:left="851"/>
-        <w:rPr>
-          <w:rFonts w:ascii="Calibri" w:hAnsi="Calibri" w:cs="Calibri"/>
-        </w:rPr>
-      </w:pPr>
-      <w:r>
-        <w:rPr>
-          <w:rStyle w:val="HTMLCode"/>
-        </w:rPr>
-        <w:t>__str__()</w:t>
-      </w:r>
-      <w:r>
-        <w:t xml:space="preserve"> → </w:t>
-      </w:r>
-      <w:r>
-        <w:rPr>
-          <w:rFonts w:ascii="Calibri" w:hAnsi="Calibri" w:cs="Calibri"/>
-        </w:rPr>
-        <w:t>untuk menampilkan judul ketika objek dipanggil sebagai string.</w:t>
-      </w:r>
-    </w:p>
-    <w:p/>
     <w:p>
       <w:pPr>
         <w:pStyle w:val="Heading4"/>
@@ -5364,7 +5699,29 @@
           <w:iCs w:val="0"/>
           <w:color w:val="auto"/>
         </w:rPr>
-        <w:t>Langkah 6: Membuat dan Menjalankan Migrasi</w:t>
+        <w:t xml:space="preserve">Langkah </w:t>
+      </w:r>
+      <w:r>
+        <w:rPr>
+          <w:rStyle w:val="selected"/>
+          <w:b/>
+          <w:bCs/>
+          <w:i w:val="0"/>
+          <w:iCs w:val="0"/>
+          <w:color w:val="auto"/>
+        </w:rPr>
+        <w:t>7</w:t>
+      </w:r>
+      <w:r>
+        <w:rPr>
+          <w:rStyle w:val="selected"/>
+          <w:b/>
+          <w:bCs/>
+          <w:i w:val="0"/>
+          <w:iCs w:val="0"/>
+          <w:color w:val="auto"/>
+        </w:rPr>
+        <w:t>: Mendaftarkan Model ke Panel Admin</w:t>
       </w:r>
     </w:p>
     <w:p>
@@ -5372,41 +5729,84 @@
         <w:pStyle w:val="NormalWeb"/>
         <w:numPr>
           <w:ilvl w:val="0"/>
-          <w:numId w:val="171"/>
+          <w:numId w:val="172"/>
         </w:numPr>
       </w:pPr>
       <w:r>
         <w:rPr>
           <w:rStyle w:val="selected"/>
         </w:rPr>
-        <w:t>Setelah model didefinisikan, beri tahu Django untuk membuat file migrasi.</w:t>
+        <w:t xml:space="preserve">Agar kita bisa mengelola </w:t>
+      </w:r>
+      <w:r>
+        <w:rPr>
+          <w:rStyle w:val="selected"/>
+          <w:rFonts w:ascii="Courier New" w:hAnsi="Courier New" w:cs="Courier New"/>
+          <w:sz w:val="20"/>
+          <w:szCs w:val="20"/>
+        </w:rPr>
+        <w:t>Post</w:t>
+      </w:r>
+      <w:r>
+        <w:rPr>
+          <w:rStyle w:val="selected"/>
+        </w:rPr>
+        <w:t xml:space="preserve"> melalui panel admin, kita perlu mendaftarkannya. Buka </w:t>
+      </w:r>
+      <w:r>
+        <w:rPr>
+          <w:rStyle w:val="selected"/>
+        </w:rPr>
+        <w:t xml:space="preserve">file </w:t>
+      </w:r>
+      <w:r>
+        <w:rPr>
+          <w:rStyle w:val="selected"/>
+          <w:rFonts w:ascii="Courier New" w:hAnsi="Courier New" w:cs="Courier New"/>
+          <w:sz w:val="20"/>
+          <w:szCs w:val="20"/>
+        </w:rPr>
+        <w:t>blog/admin.py</w:t>
+      </w:r>
+      <w:r>
+        <w:rPr>
+          <w:rStyle w:val="selected"/>
+        </w:rPr>
+        <w:t>.</w:t>
+      </w:r>
+      <w:r>
+        <w:rPr>
+          <w:rStyle w:val="selected"/>
+        </w:rPr>
+        <w:t xml:space="preserve"> tambahkan kode berikut</w:t>
       </w:r>
     </w:p>
     <w:p>
       <w:pPr>
-        <w:pStyle w:val="ListParagraph"/>
-        <w:jc w:val="both"/>
+        <w:pStyle w:val="HTMLPreformatted"/>
+        <w:ind w:left="720"/>
         <w:rPr>
           <w:rStyle w:val="selected"/>
-          <w:rFonts w:ascii="Courier New" w:hAnsi="Courier New" w:cs="Courier New"/>
-          <w:sz w:val="22"/>
-          <w:szCs w:val="22"/>
-        </w:rPr>
-      </w:pPr>
-      <w:r>
-        <w:rPr>
-          <w:rFonts w:ascii="Courier New" w:hAnsi="Courier New" w:cs="Courier New"/>
-          <w:sz w:val="22"/>
-          <w:szCs w:val="22"/>
-        </w:rPr>
-        <w:t>Terminal</w:t>
+          <w:rFonts w:ascii="Courier New" w:hAnsi="Courier New"/>
+          <w:sz w:val="21"/>
+          <w:szCs w:val="21"/>
+        </w:rPr>
+      </w:pPr>
+      <w:r>
+        <w:rPr>
+          <w:rStyle w:val="selected"/>
+          <w:rFonts w:ascii="Courier New" w:hAnsi="Courier New"/>
+          <w:sz w:val="21"/>
+          <w:szCs w:val="21"/>
+        </w:rPr>
+        <w:t>blog/admin.py</w:t>
       </w:r>
     </w:p>
     <w:p>
       <w:pPr>
         <w:numPr>
           <w:ilvl w:val="0"/>
-          <w:numId w:val="173"/>
+          <w:numId w:val="175"/>
         </w:numPr>
         <w:pBdr>
           <w:left w:val="single" w:sz="18" w:space="0" w:color="6CE26C"/>
@@ -5443,65 +5843,30 @@
       <w:r>
         <w:rPr>
           <w:rFonts w:ascii="Consolas" w:hAnsi="Consolas" w:cs="Consolas"/>
-          <w:color w:val="5C5C5C"/>
+          <w:color w:val="A626A4"/>
           <w:sz w:val="21"/>
           <w:szCs w:val="21"/>
         </w:rPr>
-        <w:t>python manage.py makemigrations blog</w:t>
-      </w:r>
-    </w:p>
-    <w:p>
-      <w:pPr>
-        <w:pStyle w:val="NormalWeb"/>
-        <w:numPr>
-          <w:ilvl w:val="0"/>
-          <w:numId w:val="171"/>
-        </w:numPr>
-      </w:pPr>
-      <w:r>
-        <w:rPr>
-          <w:rStyle w:val="selected"/>
-        </w:rPr>
-        <w:t>Sekarang, terapkan migrasi tersebut ke basis data.</w:t>
-      </w:r>
-    </w:p>
-    <w:p>
-      <w:pPr>
-        <w:pStyle w:val="ListParagraph"/>
-        <w:jc w:val="both"/>
-        <w:rPr>
-          <w:rFonts w:ascii="Courier New" w:hAnsi="Courier New" w:cs="Courier New"/>
-          <w:sz w:val="22"/>
-          <w:szCs w:val="22"/>
-        </w:rPr>
-      </w:pPr>
-      <w:r>
-        <w:rPr>
-          <w:rFonts w:ascii="Courier New" w:hAnsi="Courier New" w:cs="Courier New"/>
-          <w:sz w:val="22"/>
-          <w:szCs w:val="22"/>
-        </w:rPr>
-        <w:t>Terminal</w:t>
-      </w:r>
-    </w:p>
-    <w:p>
-      <w:pPr>
-        <w:numPr>
-          <w:ilvl w:val="0"/>
-          <w:numId w:val="174"/>
-        </w:numPr>
-        <w:pBdr>
-          <w:left w:val="single" w:sz="18" w:space="0" w:color="6CE26C"/>
-        </w:pBdr>
-        <w:spacing w:line="270" w:lineRule="atLeast"/>
-        <w:ind w:left="1395"/>
+        <w:t>from</w:t>
+      </w:r>
+      <w:r>
         <w:rPr>
           <w:rFonts w:ascii="Consolas" w:hAnsi="Consolas" w:cs="Consolas"/>
           <w:color w:val="5C5C5C"/>
           <w:sz w:val="21"/>
           <w:szCs w:val="21"/>
         </w:rPr>
-      </w:pPr>
+        <w:t> django.contrib </w:t>
+      </w:r>
+      <w:r>
+        <w:rPr>
+          <w:rFonts w:ascii="Consolas" w:hAnsi="Consolas" w:cs="Consolas"/>
+          <w:color w:val="A626A4"/>
+          <w:sz w:val="21"/>
+          <w:szCs w:val="21"/>
+        </w:rPr>
+        <w:t>import</w:t>
+      </w:r>
       <w:r>
         <w:rPr>
           <w:rFonts w:ascii="Consolas" w:hAnsi="Consolas" w:cs="Consolas"/>
@@ -5509,158 +5874,7 @@
           <w:sz w:val="21"/>
           <w:szCs w:val="21"/>
         </w:rPr>
-        <w:t>python manage.py migrate</w:t>
-      </w:r>
-    </w:p>
-    <w:p>
-      <w:pPr>
-        <w:pStyle w:val="HTMLPreformatted"/>
-        <w:ind w:left="720"/>
-      </w:pPr>
-    </w:p>
-    <w:p>
-      <w:pPr>
-        <w:pStyle w:val="NormalWeb"/>
-        <w:ind w:left="720"/>
-      </w:pPr>
-      <w:r>
-        <w:rPr>
-          <w:rStyle w:val="selected"/>
-          <w:i/>
-          <w:iCs/>
-        </w:rPr>
-        <w:t>Basis data default Django adalah file SQLite yang akan dibuat otomatis (</w:t>
-      </w:r>
-      <w:r>
-        <w:rPr>
-          <w:rStyle w:val="selected"/>
-          <w:rFonts w:ascii="Courier New" w:hAnsi="Courier New" w:cs="Courier New"/>
-          <w:i/>
-          <w:iCs/>
-          <w:sz w:val="20"/>
-          <w:szCs w:val="20"/>
-        </w:rPr>
-        <w:t>db.sqlite3</w:t>
-      </w:r>
-      <w:r>
-        <w:rPr>
-          <w:rStyle w:val="selected"/>
-          <w:i/>
-          <w:iCs/>
-        </w:rPr>
-        <w:t>).</w:t>
-      </w:r>
-    </w:p>
-    <w:p>
-      <w:pPr>
-        <w:pStyle w:val="Heading4"/>
-        <w:rPr>
-          <w:b/>
-          <w:bCs/>
-          <w:i w:val="0"/>
-          <w:iCs w:val="0"/>
-          <w:color w:val="auto"/>
-        </w:rPr>
-      </w:pPr>
-      <w:r>
-        <w:rPr>
-          <w:rStyle w:val="selected"/>
-          <w:b/>
-          <w:bCs/>
-          <w:i w:val="0"/>
-          <w:iCs w:val="0"/>
-          <w:color w:val="auto"/>
-        </w:rPr>
-        <w:lastRenderedPageBreak/>
-        <w:t xml:space="preserve">Langkah </w:t>
-      </w:r>
-      <w:r>
-        <w:rPr>
-          <w:rStyle w:val="selected"/>
-          <w:b/>
-          <w:bCs/>
-          <w:i w:val="0"/>
-          <w:iCs w:val="0"/>
-          <w:color w:val="auto"/>
-        </w:rPr>
-        <w:t>7</w:t>
-      </w:r>
-      <w:r>
-        <w:rPr>
-          <w:rStyle w:val="selected"/>
-          <w:b/>
-          <w:bCs/>
-          <w:i w:val="0"/>
-          <w:iCs w:val="0"/>
-          <w:color w:val="auto"/>
-        </w:rPr>
-        <w:t>: Mendaftarkan Model ke Panel Admin</w:t>
-      </w:r>
-    </w:p>
-    <w:p>
-      <w:pPr>
-        <w:pStyle w:val="NormalWeb"/>
-        <w:numPr>
-          <w:ilvl w:val="0"/>
-          <w:numId w:val="172"/>
-        </w:numPr>
-      </w:pPr>
-      <w:r>
-        <w:rPr>
-          <w:rStyle w:val="selected"/>
-        </w:rPr>
-        <w:t xml:space="preserve">Agar kita bisa mengelola </w:t>
-      </w:r>
-      <w:r>
-        <w:rPr>
-          <w:rStyle w:val="selected"/>
-          <w:rFonts w:ascii="Courier New" w:hAnsi="Courier New" w:cs="Courier New"/>
-          <w:sz w:val="20"/>
-          <w:szCs w:val="20"/>
-        </w:rPr>
-        <w:t>Post</w:t>
-      </w:r>
-      <w:r>
-        <w:rPr>
-          <w:rStyle w:val="selected"/>
-        </w:rPr>
-        <w:t xml:space="preserve"> melalui panel admin, kita perlu mendaftarkannya. Buka </w:t>
-      </w:r>
-      <w:r>
-        <w:rPr>
-          <w:rStyle w:val="selected"/>
-          <w:rFonts w:ascii="Courier New" w:hAnsi="Courier New" w:cs="Courier New"/>
-          <w:sz w:val="20"/>
-          <w:szCs w:val="20"/>
-        </w:rPr>
-        <w:t>blog/admin.py</w:t>
-      </w:r>
-      <w:r>
-        <w:rPr>
-          <w:rStyle w:val="selected"/>
-        </w:rPr>
-        <w:t>.</w:t>
-      </w:r>
-    </w:p>
-    <w:p>
-      <w:pPr>
-        <w:pStyle w:val="HTMLPreformatted"/>
-        <w:ind w:left="720"/>
-        <w:rPr>
-          <w:rStyle w:val="selected"/>
-          <w:rFonts w:ascii="Courier New" w:hAnsi="Courier New"/>
-          <w:sz w:val="21"/>
-          <w:szCs w:val="21"/>
-        </w:rPr>
-      </w:pPr>
-      <w:r>
-        <w:rPr>
-          <w:rStyle w:val="selected"/>
-          <w:rFonts w:ascii="Courier New" w:hAnsi="Courier New"/>
-          <w:sz w:val="21"/>
-          <w:szCs w:val="21"/>
-        </w:rPr>
-        <w:t>blog/admin.py</w:t>
+        <w:t> admin</w:t>
       </w:r>
     </w:p>
     <w:p>
@@ -5672,7 +5886,7 @@
         <w:pBdr>
           <w:left w:val="single" w:sz="18" w:space="0" w:color="6CE26C"/>
         </w:pBdr>
-        <w:shd w:val="clear" w:color="auto" w:fill="FAFAFA"/>
+        <w:shd w:val="clear" w:color="auto" w:fill="F8F8F8"/>
         <w:tabs>
           <w:tab w:val="clear" w:pos="720"/>
           <w:tab w:val="left" w:pos="916"/>
@@ -5717,7 +5931,7 @@
           <w:sz w:val="21"/>
           <w:szCs w:val="21"/>
         </w:rPr>
-        <w:t> django.contrib </w:t>
+        <w:t> .models </w:t>
       </w:r>
       <w:r>
         <w:rPr>
@@ -5735,7 +5949,7 @@
           <w:sz w:val="21"/>
           <w:szCs w:val="21"/>
         </w:rPr>
-        <w:t> admin</w:t>
+        <w:t> Post</w:t>
       </w:r>
     </w:p>
     <w:p>
@@ -5747,7 +5961,7 @@
         <w:pBdr>
           <w:left w:val="single" w:sz="18" w:space="0" w:color="6CE26C"/>
         </w:pBdr>
-        <w:shd w:val="clear" w:color="auto" w:fill="F8F8F8"/>
+        <w:shd w:val="clear" w:color="auto" w:fill="FAFAFA"/>
         <w:tabs>
           <w:tab w:val="clear" w:pos="720"/>
           <w:tab w:val="left" w:pos="916"/>
@@ -5776,42 +5990,6 @@
           <w:szCs w:val="21"/>
         </w:rPr>
       </w:pPr>
-      <w:r>
-        <w:rPr>
-          <w:rFonts w:ascii="Consolas" w:hAnsi="Consolas" w:cs="Consolas"/>
-          <w:color w:val="A626A4"/>
-          <w:sz w:val="21"/>
-          <w:szCs w:val="21"/>
-        </w:rPr>
-        <w:t>from</w:t>
-      </w:r>
-      <w:r>
-        <w:rPr>
-          <w:rFonts w:ascii="Consolas" w:hAnsi="Consolas" w:cs="Consolas"/>
-          <w:color w:val="5C5C5C"/>
-          <w:sz w:val="21"/>
-          <w:szCs w:val="21"/>
-        </w:rPr>
-        <w:t> .models </w:t>
-      </w:r>
-      <w:r>
-        <w:rPr>
-          <w:rFonts w:ascii="Consolas" w:hAnsi="Consolas" w:cs="Consolas"/>
-          <w:color w:val="A626A4"/>
-          <w:sz w:val="21"/>
-          <w:szCs w:val="21"/>
-        </w:rPr>
-        <w:t>import</w:t>
-      </w:r>
-      <w:r>
-        <w:rPr>
-          <w:rFonts w:ascii="Consolas" w:hAnsi="Consolas" w:cs="Consolas"/>
-          <w:color w:val="5C5C5C"/>
-          <w:sz w:val="21"/>
-          <w:szCs w:val="21"/>
-        </w:rPr>
-        <w:t> Post</w:t>
-      </w:r>
     </w:p>
     <w:p>
       <w:pPr>
@@ -5822,7 +6000,7 @@
         <w:pBdr>
           <w:left w:val="single" w:sz="18" w:space="0" w:color="6CE26C"/>
         </w:pBdr>
-        <w:shd w:val="clear" w:color="auto" w:fill="FAFAFA"/>
+        <w:shd w:val="clear" w:color="auto" w:fill="F8F8F8"/>
         <w:tabs>
           <w:tab w:val="clear" w:pos="720"/>
           <w:tab w:val="left" w:pos="916"/>
@@ -5851,17 +6029,220 @@
           <w:szCs w:val="21"/>
         </w:rPr>
       </w:pPr>
+      <w:r>
+        <w:rPr>
+          <w:rFonts w:ascii="Consolas" w:hAnsi="Consolas" w:cs="Consolas"/>
+          <w:color w:val="5C5C5C"/>
+          <w:sz w:val="21"/>
+          <w:szCs w:val="21"/>
+        </w:rPr>
+        <w:t>admin.site.register(Post)</w:t>
+      </w:r>
+    </w:p>
+    <w:p/>
+    <w:p>
+      <w:pPr>
+        <w:pStyle w:val="HTMLPreformatted"/>
+        <w:ind w:left="720"/>
+      </w:pPr>
     </w:p>
     <w:p>
       <w:pPr>
+        <w:pStyle w:val="NormalWeb"/>
         <w:numPr>
           <w:ilvl w:val="0"/>
-          <w:numId w:val="175"/>
+          <w:numId w:val="172"/>
+        </w:numPr>
+      </w:pPr>
+      <w:r>
+        <w:rPr>
+          <w:rStyle w:val="selected"/>
+        </w:rPr>
+        <w:t>Buat akun superuser untuk bisa login ke panel admin.</w:t>
+      </w:r>
+    </w:p>
+    <w:p>
+      <w:pPr>
+        <w:pStyle w:val="ListParagraph"/>
+        <w:jc w:val="both"/>
+        <w:rPr>
+          <w:rFonts w:ascii="Courier New" w:hAnsi="Courier New" w:cs="Courier New"/>
+          <w:sz w:val="22"/>
+          <w:szCs w:val="22"/>
+        </w:rPr>
+      </w:pPr>
+      <w:r>
+        <w:rPr>
+          <w:rFonts w:ascii="Courier New" w:hAnsi="Courier New" w:cs="Courier New"/>
+          <w:sz w:val="22"/>
+          <w:szCs w:val="22"/>
+        </w:rPr>
+        <w:t>Terminal</w:t>
+      </w:r>
+    </w:p>
+    <w:p>
+      <w:pPr>
+        <w:numPr>
+          <w:ilvl w:val="0"/>
+          <w:numId w:val="176"/>
         </w:numPr>
         <w:pBdr>
           <w:left w:val="single" w:sz="18" w:space="0" w:color="6CE26C"/>
         </w:pBdr>
-        <w:shd w:val="clear" w:color="auto" w:fill="F8F8F8"/>
+        <w:spacing w:line="270" w:lineRule="atLeast"/>
+        <w:ind w:left="1395"/>
+        <w:rPr>
+          <w:rFonts w:ascii="Consolas" w:hAnsi="Consolas" w:cs="Consolas"/>
+          <w:color w:val="5C5C5C"/>
+          <w:sz w:val="21"/>
+          <w:szCs w:val="21"/>
+        </w:rPr>
+      </w:pPr>
+      <w:r>
+        <w:rPr>
+          <w:rFonts w:ascii="Consolas" w:hAnsi="Consolas" w:cs="Consolas"/>
+          <w:color w:val="5C5C5C"/>
+          <w:sz w:val="21"/>
+          <w:szCs w:val="21"/>
+        </w:rPr>
+        <w:t>python manage.py createsuperuser</w:t>
+      </w:r>
+    </w:p>
+    <w:p>
+      <w:pPr>
+        <w:pStyle w:val="HTMLPreformatted"/>
+        <w:ind w:left="720"/>
+      </w:pPr>
+    </w:p>
+    <w:p>
+      <w:pPr>
+        <w:pStyle w:val="NormalWeb"/>
+        <w:ind w:left="720"/>
+        <w:rPr>
+          <w:rStyle w:val="selected"/>
+          <w:i/>
+          <w:iCs/>
+        </w:rPr>
+      </w:pPr>
+      <w:r>
+        <w:rPr>
+          <w:rStyle w:val="selected"/>
+          <w:i/>
+          <w:iCs/>
+        </w:rPr>
+        <w:t>Ikuti prompt untuk membuat username, email, dan password.</w:t>
+      </w:r>
+    </w:p>
+    <w:p>
+      <w:pPr>
+        <w:pStyle w:val="NormalWeb"/>
+        <w:ind w:left="720"/>
+        <w:rPr>
+          <w:rStyle w:val="selected"/>
+        </w:rPr>
+      </w:pPr>
+      <w:r>
+        <w:rPr>
+          <w:rStyle w:val="selected"/>
+        </w:rPr>
+        <w:t>Username : admin</w:t>
+      </w:r>
+    </w:p>
+    <w:p>
+      <w:pPr>
+        <w:pStyle w:val="NormalWeb"/>
+        <w:ind w:left="720"/>
+        <w:rPr>
+          <w:rStyle w:val="selected"/>
+        </w:rPr>
+      </w:pPr>
+      <w:r>
+        <w:rPr>
+          <w:rStyle w:val="selected"/>
+        </w:rPr>
+        <w:t xml:space="preserve">Email : </w:t>
+      </w:r>
+      <w:hyperlink r:id="rId12" w:history="1">
+        <w:r>
+          <w:rPr>
+            <w:rStyle w:val="Hyperlink"/>
+            <w:rFonts w:asciiTheme="minorHAnsi" w:hAnsiTheme="minorHAnsi"/>
+          </w:rPr>
+          <w:t>admin@admin.com</w:t>
+        </w:r>
+      </w:hyperlink>
+    </w:p>
+    <w:p>
+      <w:pPr>
+        <w:pStyle w:val="NormalWeb"/>
+        <w:ind w:left="720"/>
+      </w:pPr>
+      <w:r>
+        <w:rPr>
+          <w:rStyle w:val="selected"/>
+        </w:rPr>
+        <w:t>Password : 4dm1nptiums123</w:t>
+      </w:r>
+    </w:p>
+    <w:p>
+      <w:pPr>
+        <w:pStyle w:val="NormalWeb"/>
+        <w:numPr>
+          <w:ilvl w:val="0"/>
+          <w:numId w:val="172"/>
+        </w:numPr>
+      </w:pPr>
+      <w:r>
+        <w:rPr>
+          <w:rStyle w:val="selected"/>
+        </w:rPr>
+        <w:t xml:space="preserve">Jalankan kembali server dan kunjungi </w:t>
+      </w:r>
+      <w:r>
+        <w:rPr>
+          <w:rStyle w:val="selected"/>
+          <w:rFonts w:ascii="Courier New" w:hAnsi="Courier New" w:cs="Courier New"/>
+          <w:sz w:val="20"/>
+          <w:szCs w:val="20"/>
+        </w:rPr>
+        <w:t>http://127.0.0.1:8000/admin/</w:t>
+      </w:r>
+      <w:r>
+        <w:rPr>
+          <w:rStyle w:val="selected"/>
+        </w:rPr>
+        <w:t>. Login dengan akun yang baru saja Anda buat</w:t>
+      </w:r>
+    </w:p>
+    <w:p>
+      <w:pPr>
+        <w:pStyle w:val="ListParagraph"/>
+        <w:jc w:val="both"/>
+        <w:rPr>
+          <w:rFonts w:ascii="Courier New" w:hAnsi="Courier New" w:cs="Courier New"/>
+          <w:sz w:val="22"/>
+          <w:szCs w:val="22"/>
+        </w:rPr>
+      </w:pPr>
+      <w:r>
+        <w:rPr>
+          <w:rFonts w:ascii="Courier New" w:hAnsi="Courier New" w:cs="Courier New"/>
+          <w:sz w:val="22"/>
+          <w:szCs w:val="22"/>
+        </w:rPr>
+        <w:t>Terminal</w:t>
+      </w:r>
+    </w:p>
+    <w:p>
+      <w:pPr>
+        <w:numPr>
+          <w:ilvl w:val="0"/>
+          <w:numId w:val="177"/>
+        </w:numPr>
+        <w:pBdr>
+          <w:left w:val="single" w:sz="18" w:space="0" w:color="6CE26C"/>
+        </w:pBdr>
+        <w:shd w:val="clear" w:color="auto" w:fill="FAFAFA"/>
         <w:tabs>
           <w:tab w:val="clear" w:pos="720"/>
           <w:tab w:val="left" w:pos="916"/>
@@ -5882,7 +6263,6 @@
           <w:tab w:val="left" w:pos="14656"/>
         </w:tabs>
         <w:spacing w:line="270" w:lineRule="atLeast"/>
-        <w:ind w:left="1395"/>
         <w:rPr>
           <w:rFonts w:ascii="Consolas" w:hAnsi="Consolas" w:cs="Consolas"/>
           <w:color w:val="5C5C5C"/>
@@ -5897,274 +6277,6 @@
           <w:sz w:val="21"/>
           <w:szCs w:val="21"/>
         </w:rPr>
-        <w:t>admin.site.register(Post)</w:t>
-      </w:r>
-    </w:p>
-    <w:p/>
-    <w:p>
-      <w:pPr>
-        <w:pStyle w:val="HTMLPreformatted"/>
-        <w:ind w:left="720"/>
-      </w:pPr>
-    </w:p>
-    <w:p>
-      <w:pPr>
-        <w:pStyle w:val="NormalWeb"/>
-        <w:numPr>
-          <w:ilvl w:val="0"/>
-          <w:numId w:val="172"/>
-        </w:numPr>
-      </w:pPr>
-      <w:r>
-        <w:rPr>
-          <w:rStyle w:val="selected"/>
-        </w:rPr>
-        <w:t>Buat akun superuser untuk bisa login ke panel admin.</w:t>
-      </w:r>
-    </w:p>
-    <w:p>
-      <w:pPr>
-        <w:pStyle w:val="ListParagraph"/>
-        <w:jc w:val="both"/>
-        <w:rPr>
-          <w:rFonts w:ascii="Courier New" w:hAnsi="Courier New" w:cs="Courier New"/>
-          <w:sz w:val="22"/>
-          <w:szCs w:val="22"/>
-        </w:rPr>
-      </w:pPr>
-      <w:r>
-        <w:rPr>
-          <w:rFonts w:ascii="Courier New" w:hAnsi="Courier New" w:cs="Courier New"/>
-          <w:sz w:val="22"/>
-          <w:szCs w:val="22"/>
-        </w:rPr>
-        <w:t>Terminal</w:t>
-      </w:r>
-    </w:p>
-    <w:p>
-      <w:pPr>
-        <w:numPr>
-          <w:ilvl w:val="0"/>
-          <w:numId w:val="176"/>
-        </w:numPr>
-        <w:pBdr>
-          <w:left w:val="single" w:sz="18" w:space="0" w:color="6CE26C"/>
-        </w:pBdr>
-        <w:spacing w:line="270" w:lineRule="atLeast"/>
-        <w:ind w:left="1395"/>
-        <w:rPr>
-          <w:rFonts w:ascii="Consolas" w:hAnsi="Consolas" w:cs="Consolas"/>
-          <w:color w:val="5C5C5C"/>
-          <w:sz w:val="21"/>
-          <w:szCs w:val="21"/>
-        </w:rPr>
-      </w:pPr>
-      <w:r>
-        <w:rPr>
-          <w:rFonts w:ascii="Consolas" w:hAnsi="Consolas" w:cs="Consolas"/>
-          <w:color w:val="5C5C5C"/>
-          <w:sz w:val="21"/>
-          <w:szCs w:val="21"/>
-        </w:rPr>
-        <w:t>python manage.py createsuperuser</w:t>
-      </w:r>
-    </w:p>
-    <w:p>
-      <w:pPr>
-        <w:pStyle w:val="HTMLPreformatted"/>
-        <w:ind w:left="720"/>
-      </w:pPr>
-    </w:p>
-    <w:p>
-      <w:pPr>
-        <w:pStyle w:val="NormalWeb"/>
-        <w:ind w:left="720"/>
-        <w:rPr>
-          <w:rStyle w:val="selected"/>
-          <w:i/>
-          <w:iCs/>
-        </w:rPr>
-      </w:pPr>
-      <w:r>
-        <w:rPr>
-          <w:rStyle w:val="selected"/>
-          <w:i/>
-          <w:iCs/>
-        </w:rPr>
-        <w:t>Ikuti prompt untuk membuat username, email, dan password.</w:t>
-      </w:r>
-    </w:p>
-    <w:p>
-      <w:pPr>
-        <w:pStyle w:val="NormalWeb"/>
-        <w:ind w:left="720"/>
-        <w:rPr>
-          <w:rStyle w:val="selected"/>
-          <w:i/>
-          <w:iCs/>
-        </w:rPr>
-      </w:pPr>
-      <w:r>
-        <w:rPr>
-          <w:rStyle w:val="selected"/>
-          <w:i/>
-          <w:iCs/>
-        </w:rPr>
-        <w:t>Username : admin</w:t>
-      </w:r>
-    </w:p>
-    <w:p>
-      <w:pPr>
-        <w:pStyle w:val="NormalWeb"/>
-        <w:ind w:left="720"/>
-        <w:rPr>
-          <w:rStyle w:val="selected"/>
-          <w:i/>
-          <w:iCs/>
-        </w:rPr>
-      </w:pPr>
-      <w:r>
-        <w:rPr>
-          <w:rStyle w:val="selected"/>
-          <w:i/>
-          <w:iCs/>
-        </w:rPr>
-        <w:t xml:space="preserve">Email : </w:t>
-      </w:r>
-      <w:hyperlink r:id="rId12" w:history="1">
-        <w:r>
-          <w:rPr>
-            <w:rStyle w:val="Hyperlink"/>
-            <w:rFonts w:asciiTheme="minorHAnsi" w:hAnsiTheme="minorHAnsi"/>
-            <w:i/>
-            <w:iCs/>
-          </w:rPr>
-          <w:t>admin@admin.com</w:t>
-        </w:r>
-      </w:hyperlink>
-    </w:p>
-    <w:p>
-      <w:pPr>
-        <w:pStyle w:val="NormalWeb"/>
-        <w:ind w:left="720"/>
-      </w:pPr>
-      <w:r>
-        <w:rPr>
-          <w:rStyle w:val="selected"/>
-          <w:i/>
-          <w:iCs/>
-        </w:rPr>
-        <w:t>Password : 4dm1nptiums123</w:t>
-      </w:r>
-    </w:p>
-    <w:p>
-      <w:pPr>
-        <w:pStyle w:val="NormalWeb"/>
-        <w:numPr>
-          <w:ilvl w:val="0"/>
-          <w:numId w:val="172"/>
-        </w:numPr>
-      </w:pPr>
-      <w:r>
-        <w:rPr>
-          <w:rStyle w:val="selected"/>
-        </w:rPr>
-        <w:t>Jalankan kembali server (</w:t>
-      </w:r>
-      <w:r>
-        <w:rPr>
-          <w:rStyle w:val="selected"/>
-          <w:rFonts w:ascii="Courier New" w:hAnsi="Courier New" w:cs="Courier New"/>
-          <w:sz w:val="20"/>
-          <w:szCs w:val="20"/>
-        </w:rPr>
-        <w:t>python manage.py runserver</w:t>
-      </w:r>
-      <w:r>
-        <w:rPr>
-          <w:rStyle w:val="selected"/>
-        </w:rPr>
-        <w:t xml:space="preserve">) dan kunjungi </w:t>
-      </w:r>
-      <w:r>
-        <w:rPr>
-          <w:rStyle w:val="selected"/>
-          <w:rFonts w:ascii="Courier New" w:hAnsi="Courier New" w:cs="Courier New"/>
-          <w:sz w:val="20"/>
-          <w:szCs w:val="20"/>
-        </w:rPr>
-        <w:t>http://127.0.0.1:8000/admin/</w:t>
-      </w:r>
-      <w:r>
-        <w:rPr>
-          <w:rStyle w:val="selected"/>
-        </w:rPr>
-        <w:t>. Login dengan akun yang baru saja Anda buat</w:t>
-      </w:r>
-    </w:p>
-    <w:p>
-      <w:pPr>
-        <w:pStyle w:val="ListParagraph"/>
-        <w:jc w:val="both"/>
-        <w:rPr>
-          <w:rFonts w:ascii="Courier New" w:hAnsi="Courier New" w:cs="Courier New"/>
-          <w:sz w:val="22"/>
-          <w:szCs w:val="22"/>
-        </w:rPr>
-      </w:pPr>
-      <w:r>
-        <w:rPr>
-          <w:rFonts w:ascii="Courier New" w:hAnsi="Courier New" w:cs="Courier New"/>
-          <w:sz w:val="22"/>
-          <w:szCs w:val="22"/>
-        </w:rPr>
-        <w:t>Terminal</w:t>
-      </w:r>
-    </w:p>
-    <w:p>
-      <w:pPr>
-        <w:numPr>
-          <w:ilvl w:val="0"/>
-          <w:numId w:val="177"/>
-        </w:numPr>
-        <w:pBdr>
-          <w:left w:val="single" w:sz="18" w:space="0" w:color="6CE26C"/>
-        </w:pBdr>
-        <w:shd w:val="clear" w:color="auto" w:fill="FAFAFA"/>
-        <w:tabs>
-          <w:tab w:val="clear" w:pos="720"/>
-          <w:tab w:val="left" w:pos="916"/>
-          <w:tab w:val="left" w:pos="1832"/>
-          <w:tab w:val="left" w:pos="2748"/>
-          <w:tab w:val="left" w:pos="3664"/>
-          <w:tab w:val="left" w:pos="4580"/>
-          <w:tab w:val="left" w:pos="5496"/>
-          <w:tab w:val="left" w:pos="6412"/>
-          <w:tab w:val="left" w:pos="7328"/>
-          <w:tab w:val="left" w:pos="8244"/>
-          <w:tab w:val="left" w:pos="9160"/>
-          <w:tab w:val="left" w:pos="10076"/>
-          <w:tab w:val="left" w:pos="10992"/>
-          <w:tab w:val="left" w:pos="11908"/>
-          <w:tab w:val="left" w:pos="12824"/>
-          <w:tab w:val="left" w:pos="13740"/>
-          <w:tab w:val="left" w:pos="14656"/>
-        </w:tabs>
-        <w:spacing w:line="270" w:lineRule="atLeast"/>
-        <w:rPr>
-          <w:rFonts w:ascii="Consolas" w:hAnsi="Consolas" w:cs="Consolas"/>
-          <w:color w:val="5C5C5C"/>
-          <w:sz w:val="21"/>
-          <w:szCs w:val="21"/>
-        </w:rPr>
-      </w:pPr>
-      <w:r>
-        <w:rPr>
-          <w:rFonts w:ascii="Consolas" w:hAnsi="Consolas" w:cs="Consolas"/>
-          <w:color w:val="5C5C5C"/>
-          <w:sz w:val="21"/>
-          <w:szCs w:val="21"/>
-        </w:rPr>
         <w:t>python manage.py runserver</w:t>
       </w:r>
     </w:p>
@@ -6190,7 +6302,7 @@
     <w:p>
       <w:pPr>
         <w:ind w:left="720"/>
-        <w:jc w:val="both"/>
+        <w:jc w:val="center"/>
         <w:rPr>
           <w:rStyle w:val="selected"/>
           <w:rFonts w:ascii="Times New Roman" w:hAnsi="Times New Roman"/>
@@ -6204,12 +6316,13 @@
           <w:rFonts w:ascii="Times New Roman" w:hAnsi="Times New Roman"/>
           <w:b/>
           <w:bCs/>
+          <w:noProof/>
         </w:rPr>
         <w:lastRenderedPageBreak/>
         <w:drawing>
-          <wp:inline distT="0" distB="0" distL="0" distR="0" wp14:anchorId="4B2C7916" wp14:editId="7AD60BDF">
-            <wp:extent cx="4953691" cy="4572638"/>
-            <wp:effectExtent l="0" t="0" r="0" b="0"/>
+          <wp:inline distT="0" distB="0" distL="0" distR="0" wp14:anchorId="4B2C7916" wp14:editId="4DD4AB1E">
+            <wp:extent cx="3147060" cy="2904978"/>
+            <wp:effectExtent l="63500" t="63500" r="129540" b="130810"/>
             <wp:docPr id="753967847" name="Picture 1" descr="A screenshot of a login form&#10;&#10;AI-generated content may be incorrect."/>
             <wp:cNvGraphicFramePr>
               <a:graphicFrameLocks xmlns:a="http://schemas.openxmlformats.org/drawingml/2006/main" noChangeAspect="1"/>
@@ -6230,11 +6343,25 @@
                   <pic:spPr>
                     <a:xfrm>
                       <a:off x="0" y="0"/>
-                      <a:ext cx="4953691" cy="4572638"/>
+                      <a:ext cx="3164333" cy="2920923"/>
                     </a:xfrm>
                     <a:prstGeom prst="rect">
                       <a:avLst/>
                     </a:prstGeom>
+                    <a:ln w="38100" cap="sq">
+                      <a:solidFill>
+                        <a:srgbClr val="000000"/>
+                      </a:solidFill>
+                      <a:prstDash val="solid"/>
+                      <a:miter lim="800000"/>
+                    </a:ln>
+                    <a:effectLst>
+                      <a:outerShdw blurRad="50800" dist="38100" dir="2700000" algn="tl" rotWithShape="0">
+                        <a:srgbClr val="000000">
+                          <a:alpha val="43000"/>
+                        </a:srgbClr>
+                      </a:outerShdw>
+                    </a:effectLst>
                   </pic:spPr>
                 </pic:pic>
               </a:graphicData>
@@ -6265,25 +6392,103 @@
         <w:jc w:val="both"/>
         <w:rPr>
           <w:rStyle w:val="selected"/>
-          <w:rFonts w:ascii="Times New Roman" w:hAnsi="Times New Roman"/>
-          <w:b/>
-          <w:bCs/>
-        </w:rPr>
-      </w:pPr>
-      <w:r>
+          <w:rFonts w:ascii="Calibri" w:hAnsi="Calibri" w:cs="Calibri"/>
+        </w:rPr>
+      </w:pPr>
+      <w:r>
+        <w:rPr>
+          <w:rStyle w:val="selected"/>
+          <w:rFonts w:ascii="Calibri" w:hAnsi="Calibri" w:cs="Calibri"/>
+        </w:rPr>
+        <w:t xml:space="preserve">Klik tombol </w:t>
+      </w:r>
+      <w:r>
+        <w:rPr>
+          <w:rStyle w:val="selected"/>
+          <w:rFonts w:ascii="Courier New" w:hAnsi="Courier New" w:cs="Courier New"/>
+        </w:rPr>
+        <w:t>+Add</w:t>
+      </w:r>
+      <w:r>
+        <w:rPr>
+          <w:rStyle w:val="selected"/>
+          <w:rFonts w:ascii="Calibri" w:hAnsi="Calibri" w:cs="Calibri"/>
+        </w:rPr>
+        <w:t xml:space="preserve"> pada </w:t>
+      </w:r>
+      <w:r>
+        <w:rPr>
+          <w:rStyle w:val="selected"/>
+          <w:rFonts w:ascii="Courier New" w:hAnsi="Courier New" w:cs="Courier New"/>
+        </w:rPr>
+        <w:t>Posts</w:t>
+      </w:r>
+      <w:r>
+        <w:rPr>
+          <w:rStyle w:val="selected"/>
+          <w:rFonts w:ascii="Calibri" w:hAnsi="Calibri" w:cs="Calibri"/>
+        </w:rPr>
+        <w:t xml:space="preserve"> kemudian buatlah 3 isian postingan untuk blog kita. </w:t>
+      </w:r>
+      <w:r>
+        <w:rPr>
+          <w:rStyle w:val="selected"/>
+          <w:rFonts w:ascii="Calibri" w:hAnsi="Calibri" w:cs="Calibri"/>
+        </w:rPr>
+        <w:t xml:space="preserve">Jangan lupa klik </w:t>
+      </w:r>
+      <w:r>
+        <w:rPr>
+          <w:rStyle w:val="selected"/>
+          <w:rFonts w:ascii="Calibri" w:hAnsi="Calibri" w:cs="Calibri"/>
+        </w:rPr>
+        <w:t xml:space="preserve"> </w:t>
+      </w:r>
+      <w:r>
+        <w:rPr>
+          <w:rStyle w:val="selected"/>
+          <w:rFonts w:ascii="Courier New" w:hAnsi="Courier New" w:cs="Courier New"/>
+        </w:rPr>
+        <w:t>Save</w:t>
+      </w:r>
+      <w:r>
+        <w:rPr>
+          <w:rStyle w:val="selected"/>
+          <w:rFonts w:ascii="Calibri" w:hAnsi="Calibri" w:cs="Calibri"/>
+        </w:rPr>
+        <w:t xml:space="preserve"> setiap kali selesai </w:t>
+      </w:r>
+      <w:r>
+        <w:rPr>
+          <w:rStyle w:val="selected"/>
+          <w:rFonts w:ascii="Calibri" w:hAnsi="Calibri" w:cs="Calibri"/>
+        </w:rPr>
+        <w:t>membuat postingan blog</w:t>
+      </w:r>
+      <w:r>
+        <w:rPr>
+          <w:rStyle w:val="selected"/>
+          <w:rFonts w:ascii="Calibri" w:hAnsi="Calibri" w:cs="Calibri"/>
+        </w:rPr>
+        <w:t>.</w:t>
+      </w:r>
+    </w:p>
+    <w:p>
+      <w:pPr>
+        <w:pStyle w:val="ListParagraph"/>
+        <w:jc w:val="both"/>
         <w:rPr>
           <w:rStyle w:val="selected"/>
           <w:rFonts w:ascii="Times New Roman" w:hAnsi="Times New Roman"/>
           <w:b/>
           <w:bCs/>
         </w:rPr>
-        <w:t>post baru</w:t>
-      </w:r>
+      </w:pPr>
     </w:p>
     <w:p>
       <w:pPr>
         <w:pStyle w:val="ListParagraph"/>
-        <w:jc w:val="both"/>
+        <w:jc w:val="center"/>
         <w:rPr>
           <w:rStyle w:val="selected"/>
           <w:rFonts w:ascii="Times New Roman" w:hAnsi="Times New Roman"/>
@@ -6297,67 +6502,12 @@
           <w:rFonts w:ascii="Times New Roman" w:hAnsi="Times New Roman"/>
           <w:b/>
           <w:bCs/>
+          <w:noProof/>
         </w:rPr>
         <w:drawing>
-          <wp:inline distT="0" distB="0" distL="0" distR="0" wp14:anchorId="41093502" wp14:editId="3EC87505">
-            <wp:extent cx="5731510" cy="2653030"/>
-            <wp:effectExtent l="0" t="0" r="2540" b="0"/>
-            <wp:docPr id="2062260531" name="Picture 1" descr="A screenshot of a computer&#10;&#10;AI-generated content may be incorrect."/>
-            <wp:cNvGraphicFramePr>
-              <a:graphicFrameLocks xmlns:a="http://schemas.openxmlformats.org/drawingml/2006/main" noChangeAspect="1"/>
-            </wp:cNvGraphicFramePr>
-            <a:graphic xmlns:a="http://schemas.openxmlformats.org/drawingml/2006/main">
-              <a:graphicData uri="http://schemas.openxmlformats.org/drawingml/2006/picture">
-                <pic:pic xmlns:pic="http://schemas.openxmlformats.org/drawingml/2006/picture">
-                  <pic:nvPicPr>
-                    <pic:cNvPr id="2062260531" name="Picture 1" descr="A screenshot of a computer&#10;&#10;AI-generated content may be incorrect."/>
-                    <pic:cNvPicPr/>
-                  </pic:nvPicPr>
-                  <pic:blipFill>
-                    <a:blip r:embed="rId14"/>
-                    <a:stretch>
-                      <a:fillRect/>
-                    </a:stretch>
-                  </pic:blipFill>
-                  <pic:spPr>
-                    <a:xfrm>
-                      <a:off x="0" y="0"/>
-                      <a:ext cx="5731510" cy="2653030"/>
-                    </a:xfrm>
-                    <a:prstGeom prst="rect">
-                      <a:avLst/>
-                    </a:prstGeom>
-                  </pic:spPr>
-                </pic:pic>
-              </a:graphicData>
-            </a:graphic>
-          </wp:inline>
-        </w:drawing>
-      </w:r>
-    </w:p>
-    <w:p>
-      <w:pPr>
-        <w:pStyle w:val="ListParagraph"/>
-        <w:jc w:val="both"/>
-        <w:rPr>
-          <w:rStyle w:val="selected"/>
-          <w:rFonts w:ascii="Times New Roman" w:hAnsi="Times New Roman"/>
-          <w:b/>
-          <w:bCs/>
-        </w:rPr>
-      </w:pPr>
-      <w:r>
-        <w:rPr>
-          <w:rStyle w:val="selected"/>
-          <w:rFonts w:ascii="Times New Roman" w:hAnsi="Times New Roman"/>
-          <w:b/>
-          <w:bCs/>
-        </w:rPr>
-        <w:lastRenderedPageBreak/>
-        <w:drawing>
-          <wp:inline distT="0" distB="0" distL="0" distR="0" wp14:anchorId="3AC57FC0" wp14:editId="026678FD">
-            <wp:extent cx="5731510" cy="4114165"/>
-            <wp:effectExtent l="0" t="0" r="2540" b="635"/>
+          <wp:inline distT="0" distB="0" distL="0" distR="0" wp14:anchorId="3AC57FC0" wp14:editId="546DC6F6">
+            <wp:extent cx="4781623" cy="3432322"/>
+            <wp:effectExtent l="63500" t="63500" r="120650" b="123825"/>
             <wp:docPr id="1290591945" name="Picture 1" descr="A screenshot of a computer&#10;&#10;AI-generated content may be incorrect."/>
             <wp:cNvGraphicFramePr>
               <a:graphicFrameLocks xmlns:a="http://schemas.openxmlformats.org/drawingml/2006/main" noChangeAspect="1"/>
@@ -6370,7 +6520,7 @@
                     <pic:cNvPicPr/>
                   </pic:nvPicPr>
                   <pic:blipFill>
-                    <a:blip r:embed="rId15"/>
+                    <a:blip r:embed="rId14"/>
                     <a:stretch>
                       <a:fillRect/>
                     </a:stretch>
@@ -6378,11 +6528,25 @@
                   <pic:spPr>
                     <a:xfrm>
                       <a:off x="0" y="0"/>
-                      <a:ext cx="5731510" cy="4114165"/>
+                      <a:ext cx="4801228" cy="3446395"/>
                     </a:xfrm>
                     <a:prstGeom prst="rect">
                       <a:avLst/>
                     </a:prstGeom>
+                    <a:ln w="38100" cap="sq">
+                      <a:solidFill>
+                        <a:srgbClr val="000000"/>
+                      </a:solidFill>
+                      <a:prstDash val="solid"/>
+                      <a:miter lim="800000"/>
+                    </a:ln>
+                    <a:effectLst>
+                      <a:outerShdw blurRad="50800" dist="38100" dir="2700000" algn="tl" rotWithShape="0">
+                        <a:srgbClr val="000000">
+                          <a:alpha val="43000"/>
+                        </a:srgbClr>
+                      </a:outerShdw>
+                    </a:effectLst>
                   </pic:spPr>
                 </pic:pic>
               </a:graphicData>
@@ -6390,6 +6554,18 @@
           </wp:inline>
         </w:drawing>
       </w:r>
+    </w:p>
+    <w:p>
+      <w:pPr>
+        <w:pStyle w:val="ListParagraph"/>
+        <w:jc w:val="both"/>
+        <w:rPr>
+          <w:rStyle w:val="selected"/>
+          <w:rFonts w:ascii="Times New Roman" w:hAnsi="Times New Roman"/>
+          <w:b/>
+          <w:bCs/>
+        </w:rPr>
+      </w:pPr>
     </w:p>
     <w:p>
       <w:pPr>
@@ -6484,6 +6660,7 @@
         <w:rPr>
           <w:rFonts w:ascii="Calibri" w:hAnsi="Calibri" w:cs="Calibri"/>
         </w:rPr>
+        <w:lastRenderedPageBreak/>
         <w:t>Model (</w:t>
       </w:r>
       <w:r>
@@ -6844,8 +7021,8 @@
       </w:pPr>
     </w:p>
     <w:sectPr>
-      <w:footerReference w:type="even" r:id="rId16"/>
-      <w:footerReference w:type="default" r:id="rId17"/>
+      <w:footerReference w:type="even" r:id="rId15"/>
+      <w:footerReference w:type="default" r:id="rId16"/>
       <w:pgSz w:w="11906" w:h="16838"/>
       <w:pgMar w:top="1440" w:right="1440" w:bottom="1440" w:left="1440" w:header="708" w:footer="708" w:gutter="0"/>
       <w:cols w:space="708"/>

--- a/6. Modul 6 - Django.docx
+++ b/6. Modul 6 - Django.docx
@@ -2466,6 +2466,103 @@
         <w:rPr>
           <w:rFonts w:ascii="Calibri" w:hAnsi="Calibri" w:cs="Calibri"/>
         </w:rPr>
+        <w:t xml:space="preserve">Buat file baru pada folde </w:t>
+      </w:r>
+      <w:r>
+        <w:rPr>
+          <w:rFonts w:ascii="Courier New" w:hAnsi="Courier New" w:cs="Courier New"/>
+          <w:sz w:val="22"/>
+          <w:szCs w:val="22"/>
+        </w:rPr>
+        <w:t>django</w:t>
+      </w:r>
+      <w:r>
+        <w:rPr>
+          <w:rFonts w:ascii="Calibri" w:hAnsi="Calibri" w:cs="Calibri"/>
+        </w:rPr>
+        <w:t xml:space="preserve">, beri nama </w:t>
+      </w:r>
+      <w:r>
+        <w:rPr>
+          <w:rFonts w:ascii="Consolas" w:hAnsi="Consolas" w:cs="Consolas"/>
+          <w:color w:val="333333"/>
+          <w:spacing w:val="3"/>
+          <w:sz w:val="20"/>
+          <w:szCs w:val="20"/>
+          <w:shd w:val="clear" w:color="auto" w:fill="F7F7F7"/>
+        </w:rPr>
+        <w:t>requirements.txt</w:t>
+      </w:r>
+      <w:r>
+        <w:rPr>
+          <w:rFonts w:ascii="Consolas" w:hAnsi="Consolas" w:cs="Consolas"/>
+          <w:color w:val="333333"/>
+          <w:spacing w:val="3"/>
+          <w:sz w:val="20"/>
+          <w:szCs w:val="20"/>
+          <w:shd w:val="clear" w:color="auto" w:fill="F7F7F7"/>
+        </w:rPr>
+        <w:t xml:space="preserve"> </w:t>
+      </w:r>
+      <w:r>
+        <w:t>dan isi dengan kode berikut</w:t>
+      </w:r>
+    </w:p>
+    <w:p>
+      <w:pPr>
+        <w:numPr>
+          <w:ilvl w:val="0"/>
+          <w:numId w:val="181"/>
+        </w:numPr>
+        <w:pBdr>
+          <w:left w:val="single" w:sz="18" w:space="0" w:color="6CE26C"/>
+        </w:pBdr>
+        <w:spacing w:line="270" w:lineRule="atLeast"/>
+        <w:ind w:left="851"/>
+        <w:rPr>
+          <w:rFonts w:ascii="Consolas" w:hAnsi="Consolas" w:cs="Consolas"/>
+          <w:color w:val="5C5C5C"/>
+          <w:sz w:val="21"/>
+          <w:szCs w:val="21"/>
+        </w:rPr>
+      </w:pPr>
+      <w:r>
+        <w:rPr>
+          <w:rFonts w:ascii="Consolas" w:hAnsi="Consolas" w:cs="Consolas"/>
+          <w:color w:val="5C5C5C"/>
+          <w:sz w:val="21"/>
+          <w:szCs w:val="21"/>
+        </w:rPr>
+        <w:t>Django~=5.1.2</w:t>
+      </w:r>
+    </w:p>
+    <w:p>
+      <w:pPr>
+        <w:pStyle w:val="ListParagraph"/>
+        <w:ind w:left="426"/>
+        <w:jc w:val="both"/>
+        <w:rPr>
+          <w:rFonts w:ascii="Calibri" w:hAnsi="Calibri" w:cs="Calibri"/>
+        </w:rPr>
+      </w:pPr>
+    </w:p>
+    <w:p>
+      <w:pPr>
+        <w:pStyle w:val="ListParagraph"/>
+        <w:numPr>
+          <w:ilvl w:val="2"/>
+          <w:numId w:val="156"/>
+        </w:numPr>
+        <w:ind w:left="426"/>
+        <w:jc w:val="both"/>
+        <w:rPr>
+          <w:rFonts w:ascii="Calibri" w:hAnsi="Calibri" w:cs="Calibri"/>
+        </w:rPr>
+      </w:pPr>
+      <w:r>
+        <w:rPr>
+          <w:rFonts w:ascii="Calibri" w:hAnsi="Calibri" w:cs="Calibri"/>
+        </w:rPr>
         <w:t>Instal Django menggunakan</w:t>
       </w:r>
       <w:r>
@@ -2547,7 +2644,16 @@
           <w:sz w:val="21"/>
           <w:szCs w:val="21"/>
         </w:rPr>
-        <w:t>pip install django</w:t>
+        <w:t>pip install </w:t>
+      </w:r>
+      <w:r>
+        <w:rPr>
+          <w:rFonts w:ascii="Consolas" w:hAnsi="Consolas" w:cs="Consolas"/>
+          <w:color w:val="5C5C5C"/>
+          <w:sz w:val="21"/>
+          <w:szCs w:val="21"/>
+        </w:rPr>
+        <w:t>-r requirements.txt</w:t>
       </w:r>
     </w:p>
     <w:p/>
@@ -2923,6 +3029,7 @@
           <w:sz w:val="21"/>
           <w:szCs w:val="21"/>
         </w:rPr>
+        <w:lastRenderedPageBreak/>
         <w:t>TIME_ZONE</w:t>
       </w:r>
       <w:r>
@@ -3059,7 +3166,6 @@
         <w:rPr>
           <w:rStyle w:val="selected"/>
         </w:rPr>
-        <w:lastRenderedPageBreak/>
         <w:t>Jalankan server django untuk pertama kalinya.</w:t>
       </w:r>
     </w:p>
@@ -3848,6 +3954,7 @@
           <w:sz w:val="21"/>
           <w:szCs w:val="21"/>
         </w:rPr>
+        <w:lastRenderedPageBreak/>
         <w:t>    </w:t>
       </w:r>
       <w:r>
@@ -5496,6 +5603,7 @@
           <w:sz w:val="22"/>
           <w:szCs w:val="22"/>
         </w:rPr>
+        <w:lastRenderedPageBreak/>
         <w:t>Terminal</w:t>
       </w:r>
     </w:p>
@@ -6318,7 +6426,6 @@
           <w:bCs/>
           <w:noProof/>
         </w:rPr>
-        <w:lastRenderedPageBreak/>
         <w:drawing>
           <wp:inline distT="0" distB="0" distL="0" distR="0" wp14:anchorId="4B2C7916" wp14:editId="4DD4AB1E">
             <wp:extent cx="3147060" cy="2904978"/>
@@ -6641,6 +6748,7 @@
         <w:rPr>
           <w:rFonts w:ascii="Calibri" w:hAnsi="Calibri" w:cs="Calibri"/>
         </w:rPr>
+        <w:lastRenderedPageBreak/>
         <w:t>Sebuah proyek Django adalah kumpulan konfigurasi dan aplikasi. Sebuah aplikasi adalah modul yang melakukan fungsi tertentu (misalnya, blog, polling).</w:t>
       </w:r>
     </w:p>
@@ -6660,7 +6768,6 @@
         <w:rPr>
           <w:rFonts w:ascii="Calibri" w:hAnsi="Calibri" w:cs="Calibri"/>
         </w:rPr>
-        <w:lastRenderedPageBreak/>
         <w:t>Model (</w:t>
       </w:r>
       <w:r>
@@ -19027,6 +19134,119 @@
     </w:lvl>
   </w:abstractNum>
   <w:abstractNum w:abstractNumId="99" w15:restartNumberingAfterBreak="0">
+    <w:nsid w:val="40763983"/>
+    <w:multiLevelType w:val="multilevel"/>
+    <w:tmpl w:val="42BED458"/>
+    <w:lvl w:ilvl="0">
+      <w:start w:val="1"/>
+      <w:numFmt w:val="decimal"/>
+      <w:lvlText w:val="%1."/>
+      <w:lvlJc w:val="left"/>
+      <w:pPr>
+        <w:tabs>
+          <w:tab w:val="num" w:pos="720"/>
+        </w:tabs>
+        <w:ind w:left="720" w:hanging="360"/>
+      </w:pPr>
+    </w:lvl>
+    <w:lvl w:ilvl="1" w:tentative="1">
+      <w:start w:val="1"/>
+      <w:numFmt w:val="decimal"/>
+      <w:lvlText w:val="%2."/>
+      <w:lvlJc w:val="left"/>
+      <w:pPr>
+        <w:tabs>
+          <w:tab w:val="num" w:pos="1440"/>
+        </w:tabs>
+        <w:ind w:left="1440" w:hanging="360"/>
+      </w:pPr>
+    </w:lvl>
+    <w:lvl w:ilvl="2" w:tentative="1">
+      <w:start w:val="1"/>
+      <w:numFmt w:val="decimal"/>
+      <w:lvlText w:val="%3."/>
+      <w:lvlJc w:val="left"/>
+      <w:pPr>
+        <w:tabs>
+          <w:tab w:val="num" w:pos="2160"/>
+        </w:tabs>
+        <w:ind w:left="2160" w:hanging="360"/>
+      </w:pPr>
+    </w:lvl>
+    <w:lvl w:ilvl="3" w:tentative="1">
+      <w:start w:val="1"/>
+      <w:numFmt w:val="decimal"/>
+      <w:lvlText w:val="%4."/>
+      <w:lvlJc w:val="left"/>
+      <w:pPr>
+        <w:tabs>
+          <w:tab w:val="num" w:pos="2880"/>
+        </w:tabs>
+        <w:ind w:left="2880" w:hanging="360"/>
+      </w:pPr>
+    </w:lvl>
+    <w:lvl w:ilvl="4" w:tentative="1">
+      <w:start w:val="1"/>
+      <w:numFmt w:val="decimal"/>
+      <w:lvlText w:val="%5."/>
+      <w:lvlJc w:val="left"/>
+      <w:pPr>
+        <w:tabs>
+          <w:tab w:val="num" w:pos="3600"/>
+        </w:tabs>
+        <w:ind w:left="3600" w:hanging="360"/>
+      </w:pPr>
+    </w:lvl>
+    <w:lvl w:ilvl="5" w:tentative="1">
+      <w:start w:val="1"/>
+      <w:numFmt w:val="decimal"/>
+      <w:lvlText w:val="%6."/>
+      <w:lvlJc w:val="left"/>
+      <w:pPr>
+        <w:tabs>
+          <w:tab w:val="num" w:pos="4320"/>
+        </w:tabs>
+        <w:ind w:left="4320" w:hanging="360"/>
+      </w:pPr>
+    </w:lvl>
+    <w:lvl w:ilvl="6" w:tentative="1">
+      <w:start w:val="1"/>
+      <w:numFmt w:val="decimal"/>
+      <w:lvlText w:val="%7."/>
+      <w:lvlJc w:val="left"/>
+      <w:pPr>
+        <w:tabs>
+          <w:tab w:val="num" w:pos="5040"/>
+        </w:tabs>
+        <w:ind w:left="5040" w:hanging="360"/>
+      </w:pPr>
+    </w:lvl>
+    <w:lvl w:ilvl="7" w:tentative="1">
+      <w:start w:val="1"/>
+      <w:numFmt w:val="decimal"/>
+      <w:lvlText w:val="%8."/>
+      <w:lvlJc w:val="left"/>
+      <w:pPr>
+        <w:tabs>
+          <w:tab w:val="num" w:pos="5760"/>
+        </w:tabs>
+        <w:ind w:left="5760" w:hanging="360"/>
+      </w:pPr>
+    </w:lvl>
+    <w:lvl w:ilvl="8" w:tentative="1">
+      <w:start w:val="1"/>
+      <w:numFmt w:val="decimal"/>
+      <w:lvlText w:val="%9."/>
+      <w:lvlJc w:val="left"/>
+      <w:pPr>
+        <w:tabs>
+          <w:tab w:val="num" w:pos="6480"/>
+        </w:tabs>
+        <w:ind w:left="6480" w:hanging="360"/>
+      </w:pPr>
+    </w:lvl>
+  </w:abstractNum>
+  <w:abstractNum w:abstractNumId="100" w15:restartNumberingAfterBreak="0">
     <w:nsid w:val="40BB018D"/>
     <w:multiLevelType w:val="multilevel"/>
     <w:tmpl w:val="7C2AEA16"/>
@@ -19175,7 +19395,7 @@
       </w:rPr>
     </w:lvl>
   </w:abstractNum>
-  <w:abstractNum w:abstractNumId="100" w15:restartNumberingAfterBreak="0">
+  <w:abstractNum w:abstractNumId="101" w15:restartNumberingAfterBreak="0">
     <w:nsid w:val="41510BE9"/>
     <w:multiLevelType w:val="multilevel"/>
     <w:tmpl w:val="2D348F06"/>
@@ -19288,7 +19508,7 @@
       </w:pPr>
     </w:lvl>
   </w:abstractNum>
-  <w:abstractNum w:abstractNumId="101" w15:restartNumberingAfterBreak="0">
+  <w:abstractNum w:abstractNumId="102" w15:restartNumberingAfterBreak="0">
     <w:nsid w:val="41CD0471"/>
     <w:multiLevelType w:val="multilevel"/>
     <w:tmpl w:val="42E80B30"/>
@@ -19401,7 +19621,7 @@
       </w:pPr>
     </w:lvl>
   </w:abstractNum>
-  <w:abstractNum w:abstractNumId="102" w15:restartNumberingAfterBreak="0">
+  <w:abstractNum w:abstractNumId="103" w15:restartNumberingAfterBreak="0">
     <w:nsid w:val="4207415A"/>
     <w:multiLevelType w:val="multilevel"/>
     <w:tmpl w:val="B4047DEC"/>
@@ -19550,7 +19770,7 @@
       </w:rPr>
     </w:lvl>
   </w:abstractNum>
-  <w:abstractNum w:abstractNumId="103" w15:restartNumberingAfterBreak="0">
+  <w:abstractNum w:abstractNumId="104" w15:restartNumberingAfterBreak="0">
     <w:nsid w:val="44484481"/>
     <w:multiLevelType w:val="multilevel"/>
     <w:tmpl w:val="D7EAC07C"/>
@@ -19663,7 +19883,7 @@
       </w:pPr>
     </w:lvl>
   </w:abstractNum>
-  <w:abstractNum w:abstractNumId="104" w15:restartNumberingAfterBreak="0">
+  <w:abstractNum w:abstractNumId="105" w15:restartNumberingAfterBreak="0">
     <w:nsid w:val="446D3CD9"/>
     <w:multiLevelType w:val="multilevel"/>
     <w:tmpl w:val="1B028650"/>
@@ -19776,7 +19996,7 @@
       </w:pPr>
     </w:lvl>
   </w:abstractNum>
-  <w:abstractNum w:abstractNumId="105" w15:restartNumberingAfterBreak="0">
+  <w:abstractNum w:abstractNumId="106" w15:restartNumberingAfterBreak="0">
     <w:nsid w:val="45157304"/>
     <w:multiLevelType w:val="multilevel"/>
     <w:tmpl w:val="6A804FC2"/>
@@ -19889,7 +20109,7 @@
       </w:pPr>
     </w:lvl>
   </w:abstractNum>
-  <w:abstractNum w:abstractNumId="106" w15:restartNumberingAfterBreak="0">
+  <w:abstractNum w:abstractNumId="107" w15:restartNumberingAfterBreak="0">
     <w:nsid w:val="45563AFD"/>
     <w:multiLevelType w:val="multilevel"/>
     <w:tmpl w:val="8170155C"/>
@@ -20038,7 +20258,7 @@
       </w:rPr>
     </w:lvl>
   </w:abstractNum>
-  <w:abstractNum w:abstractNumId="107" w15:restartNumberingAfterBreak="0">
+  <w:abstractNum w:abstractNumId="108" w15:restartNumberingAfterBreak="0">
     <w:nsid w:val="455C2F8C"/>
     <w:multiLevelType w:val="multilevel"/>
     <w:tmpl w:val="A038F232"/>
@@ -20151,7 +20371,7 @@
       </w:pPr>
     </w:lvl>
   </w:abstractNum>
-  <w:abstractNum w:abstractNumId="108" w15:restartNumberingAfterBreak="0">
+  <w:abstractNum w:abstractNumId="109" w15:restartNumberingAfterBreak="0">
     <w:nsid w:val="47182CA1"/>
     <w:multiLevelType w:val="multilevel"/>
     <w:tmpl w:val="B45CD626"/>
@@ -20264,7 +20484,7 @@
       </w:pPr>
     </w:lvl>
   </w:abstractNum>
-  <w:abstractNum w:abstractNumId="109" w15:restartNumberingAfterBreak="0">
+  <w:abstractNum w:abstractNumId="110" w15:restartNumberingAfterBreak="0">
     <w:nsid w:val="474B403C"/>
     <w:multiLevelType w:val="multilevel"/>
     <w:tmpl w:val="0650A70C"/>
@@ -20377,7 +20597,7 @@
       </w:pPr>
     </w:lvl>
   </w:abstractNum>
-  <w:abstractNum w:abstractNumId="110" w15:restartNumberingAfterBreak="0">
+  <w:abstractNum w:abstractNumId="111" w15:restartNumberingAfterBreak="0">
     <w:nsid w:val="477D58C5"/>
     <w:multiLevelType w:val="hybridMultilevel"/>
     <w:tmpl w:val="1A48A1FC"/>
@@ -20489,7 +20709,7 @@
       </w:rPr>
     </w:lvl>
   </w:abstractNum>
-  <w:abstractNum w:abstractNumId="111" w15:restartNumberingAfterBreak="0">
+  <w:abstractNum w:abstractNumId="112" w15:restartNumberingAfterBreak="0">
     <w:nsid w:val="47E01656"/>
     <w:multiLevelType w:val="multilevel"/>
     <w:tmpl w:val="0B0C0CB6"/>
@@ -20638,7 +20858,7 @@
       </w:rPr>
     </w:lvl>
   </w:abstractNum>
-  <w:abstractNum w:abstractNumId="112" w15:restartNumberingAfterBreak="0">
+  <w:abstractNum w:abstractNumId="113" w15:restartNumberingAfterBreak="0">
     <w:nsid w:val="487F7267"/>
     <w:multiLevelType w:val="hybridMultilevel"/>
     <w:tmpl w:val="4BEADBF8"/>
@@ -20727,7 +20947,7 @@
       </w:pPr>
     </w:lvl>
   </w:abstractNum>
-  <w:abstractNum w:abstractNumId="113" w15:restartNumberingAfterBreak="0">
+  <w:abstractNum w:abstractNumId="114" w15:restartNumberingAfterBreak="0">
     <w:nsid w:val="488151EF"/>
     <w:multiLevelType w:val="multilevel"/>
     <w:tmpl w:val="0B922068"/>
@@ -20840,7 +21060,7 @@
       </w:pPr>
     </w:lvl>
   </w:abstractNum>
-  <w:abstractNum w:abstractNumId="114" w15:restartNumberingAfterBreak="0">
+  <w:abstractNum w:abstractNumId="115" w15:restartNumberingAfterBreak="0">
     <w:nsid w:val="491B5420"/>
     <w:multiLevelType w:val="multilevel"/>
     <w:tmpl w:val="329280E6"/>
@@ -20953,7 +21173,7 @@
       </w:pPr>
     </w:lvl>
   </w:abstractNum>
-  <w:abstractNum w:abstractNumId="115" w15:restartNumberingAfterBreak="0">
+  <w:abstractNum w:abstractNumId="116" w15:restartNumberingAfterBreak="0">
     <w:nsid w:val="49905A34"/>
     <w:multiLevelType w:val="multilevel"/>
     <w:tmpl w:val="7C368DD2"/>
@@ -21102,7 +21322,7 @@
       </w:rPr>
     </w:lvl>
   </w:abstractNum>
-  <w:abstractNum w:abstractNumId="116" w15:restartNumberingAfterBreak="0">
+  <w:abstractNum w:abstractNumId="117" w15:restartNumberingAfterBreak="0">
     <w:nsid w:val="49D819BC"/>
     <w:multiLevelType w:val="hybridMultilevel"/>
     <w:tmpl w:val="A9B0659E"/>
@@ -21191,7 +21411,7 @@
       </w:pPr>
     </w:lvl>
   </w:abstractNum>
-  <w:abstractNum w:abstractNumId="117" w15:restartNumberingAfterBreak="0">
+  <w:abstractNum w:abstractNumId="118" w15:restartNumberingAfterBreak="0">
     <w:nsid w:val="4A4F6B6B"/>
     <w:multiLevelType w:val="multilevel"/>
     <w:tmpl w:val="C338B990"/>
@@ -21304,7 +21524,7 @@
       </w:rPr>
     </w:lvl>
   </w:abstractNum>
-  <w:abstractNum w:abstractNumId="118" w15:restartNumberingAfterBreak="0">
+  <w:abstractNum w:abstractNumId="119" w15:restartNumberingAfterBreak="0">
     <w:nsid w:val="4C621B01"/>
     <w:multiLevelType w:val="hybridMultilevel"/>
     <w:tmpl w:val="3B00FA3C"/>
@@ -21417,7 +21637,7 @@
       </w:rPr>
     </w:lvl>
   </w:abstractNum>
-  <w:abstractNum w:abstractNumId="119" w15:restartNumberingAfterBreak="0">
+  <w:abstractNum w:abstractNumId="120" w15:restartNumberingAfterBreak="0">
     <w:nsid w:val="4C702351"/>
     <w:multiLevelType w:val="multilevel"/>
     <w:tmpl w:val="0B08A386"/>
@@ -21530,7 +21750,7 @@
       </w:pPr>
     </w:lvl>
   </w:abstractNum>
-  <w:abstractNum w:abstractNumId="120" w15:restartNumberingAfterBreak="0">
+  <w:abstractNum w:abstractNumId="121" w15:restartNumberingAfterBreak="0">
     <w:nsid w:val="4CB50E66"/>
     <w:multiLevelType w:val="multilevel"/>
     <w:tmpl w:val="3D3A34FE"/>
@@ -21643,7 +21863,7 @@
       </w:pPr>
     </w:lvl>
   </w:abstractNum>
-  <w:abstractNum w:abstractNumId="121" w15:restartNumberingAfterBreak="0">
+  <w:abstractNum w:abstractNumId="122" w15:restartNumberingAfterBreak="0">
     <w:nsid w:val="4CF76295"/>
     <w:multiLevelType w:val="multilevel"/>
     <w:tmpl w:val="736EA9FE"/>
@@ -21756,7 +21976,7 @@
       </w:pPr>
     </w:lvl>
   </w:abstractNum>
-  <w:abstractNum w:abstractNumId="122" w15:restartNumberingAfterBreak="0">
+  <w:abstractNum w:abstractNumId="123" w15:restartNumberingAfterBreak="0">
     <w:nsid w:val="4E1F4B10"/>
     <w:multiLevelType w:val="multilevel"/>
     <w:tmpl w:val="B53400D4"/>
@@ -21869,7 +22089,7 @@
       </w:pPr>
     </w:lvl>
   </w:abstractNum>
-  <w:abstractNum w:abstractNumId="123" w15:restartNumberingAfterBreak="0">
+  <w:abstractNum w:abstractNumId="124" w15:restartNumberingAfterBreak="0">
     <w:nsid w:val="4E8D331B"/>
     <w:multiLevelType w:val="multilevel"/>
     <w:tmpl w:val="B6184060"/>
@@ -21982,7 +22202,7 @@
       </w:pPr>
     </w:lvl>
   </w:abstractNum>
-  <w:abstractNum w:abstractNumId="124" w15:restartNumberingAfterBreak="0">
+  <w:abstractNum w:abstractNumId="125" w15:restartNumberingAfterBreak="0">
     <w:nsid w:val="4EE900BB"/>
     <w:multiLevelType w:val="multilevel"/>
     <w:tmpl w:val="8DCA2738"/>
@@ -22131,7 +22351,7 @@
       </w:rPr>
     </w:lvl>
   </w:abstractNum>
-  <w:abstractNum w:abstractNumId="125" w15:restartNumberingAfterBreak="0">
+  <w:abstractNum w:abstractNumId="126" w15:restartNumberingAfterBreak="0">
     <w:nsid w:val="5047776E"/>
     <w:multiLevelType w:val="hybridMultilevel"/>
     <w:tmpl w:val="FF063E4C"/>
@@ -22244,7 +22464,7 @@
       </w:rPr>
     </w:lvl>
   </w:abstractNum>
-  <w:abstractNum w:abstractNumId="126" w15:restartNumberingAfterBreak="0">
+  <w:abstractNum w:abstractNumId="127" w15:restartNumberingAfterBreak="0">
     <w:nsid w:val="50661AEC"/>
     <w:multiLevelType w:val="multilevel"/>
     <w:tmpl w:val="F094E3A2"/>
@@ -22357,7 +22577,7 @@
       </w:rPr>
     </w:lvl>
   </w:abstractNum>
-  <w:abstractNum w:abstractNumId="127" w15:restartNumberingAfterBreak="0">
+  <w:abstractNum w:abstractNumId="128" w15:restartNumberingAfterBreak="0">
     <w:nsid w:val="514B7594"/>
     <w:multiLevelType w:val="multilevel"/>
     <w:tmpl w:val="6164B672"/>
@@ -22475,7 +22695,7 @@
       </w:rPr>
     </w:lvl>
   </w:abstractNum>
-  <w:abstractNum w:abstractNumId="128" w15:restartNumberingAfterBreak="0">
+  <w:abstractNum w:abstractNumId="129" w15:restartNumberingAfterBreak="0">
     <w:nsid w:val="514E713D"/>
     <w:multiLevelType w:val="multilevel"/>
     <w:tmpl w:val="FA262594"/>
@@ -22588,7 +22808,7 @@
       </w:pPr>
     </w:lvl>
   </w:abstractNum>
-  <w:abstractNum w:abstractNumId="129" w15:restartNumberingAfterBreak="0">
+  <w:abstractNum w:abstractNumId="130" w15:restartNumberingAfterBreak="0">
     <w:nsid w:val="51CB1A72"/>
     <w:multiLevelType w:val="multilevel"/>
     <w:tmpl w:val="8ACE80D2"/>
@@ -22701,7 +22921,7 @@
       </w:pPr>
     </w:lvl>
   </w:abstractNum>
-  <w:abstractNum w:abstractNumId="130" w15:restartNumberingAfterBreak="0">
+  <w:abstractNum w:abstractNumId="131" w15:restartNumberingAfterBreak="0">
     <w:nsid w:val="536F0B0F"/>
     <w:multiLevelType w:val="multilevel"/>
     <w:tmpl w:val="04021DDE"/>
@@ -22814,7 +23034,7 @@
       </w:pPr>
     </w:lvl>
   </w:abstractNum>
-  <w:abstractNum w:abstractNumId="131" w15:restartNumberingAfterBreak="0">
+  <w:abstractNum w:abstractNumId="132" w15:restartNumberingAfterBreak="0">
     <w:nsid w:val="53D83B4C"/>
     <w:multiLevelType w:val="multilevel"/>
     <w:tmpl w:val="0A70C59C"/>
@@ -22927,7 +23147,7 @@
       </w:pPr>
     </w:lvl>
   </w:abstractNum>
-  <w:abstractNum w:abstractNumId="132" w15:restartNumberingAfterBreak="0">
+  <w:abstractNum w:abstractNumId="133" w15:restartNumberingAfterBreak="0">
     <w:nsid w:val="556B3F7E"/>
     <w:multiLevelType w:val="multilevel"/>
     <w:tmpl w:val="F7D40E5C"/>
@@ -23040,7 +23260,7 @@
       </w:pPr>
     </w:lvl>
   </w:abstractNum>
-  <w:abstractNum w:abstractNumId="133" w15:restartNumberingAfterBreak="0">
+  <w:abstractNum w:abstractNumId="134" w15:restartNumberingAfterBreak="0">
     <w:nsid w:val="55916465"/>
     <w:multiLevelType w:val="multilevel"/>
     <w:tmpl w:val="682AA01C"/>
@@ -23153,7 +23373,7 @@
       </w:rPr>
     </w:lvl>
   </w:abstractNum>
-  <w:abstractNum w:abstractNumId="134" w15:restartNumberingAfterBreak="0">
+  <w:abstractNum w:abstractNumId="135" w15:restartNumberingAfterBreak="0">
     <w:nsid w:val="55DA53C0"/>
     <w:multiLevelType w:val="hybridMultilevel"/>
     <w:tmpl w:val="8E04A9C4"/>
@@ -23265,7 +23485,7 @@
       </w:rPr>
     </w:lvl>
   </w:abstractNum>
-  <w:abstractNum w:abstractNumId="135" w15:restartNumberingAfterBreak="0">
+  <w:abstractNum w:abstractNumId="136" w15:restartNumberingAfterBreak="0">
     <w:nsid w:val="55F55C93"/>
     <w:multiLevelType w:val="multilevel"/>
     <w:tmpl w:val="73200790"/>
@@ -23414,7 +23634,7 @@
       </w:rPr>
     </w:lvl>
   </w:abstractNum>
-  <w:abstractNum w:abstractNumId="136" w15:restartNumberingAfterBreak="0">
+  <w:abstractNum w:abstractNumId="137" w15:restartNumberingAfterBreak="0">
     <w:nsid w:val="566B1D6B"/>
     <w:multiLevelType w:val="multilevel"/>
     <w:tmpl w:val="9438AE3A"/>
@@ -23527,7 +23747,7 @@
       </w:pPr>
     </w:lvl>
   </w:abstractNum>
-  <w:abstractNum w:abstractNumId="137" w15:restartNumberingAfterBreak="0">
+  <w:abstractNum w:abstractNumId="138" w15:restartNumberingAfterBreak="0">
     <w:nsid w:val="57150FC6"/>
     <w:multiLevelType w:val="multilevel"/>
     <w:tmpl w:val="A7806C08"/>
@@ -23640,7 +23860,7 @@
       </w:pPr>
     </w:lvl>
   </w:abstractNum>
-  <w:abstractNum w:abstractNumId="138" w15:restartNumberingAfterBreak="0">
+  <w:abstractNum w:abstractNumId="139" w15:restartNumberingAfterBreak="0">
     <w:nsid w:val="5777469B"/>
     <w:multiLevelType w:val="multilevel"/>
     <w:tmpl w:val="B3AC6638"/>
@@ -23753,7 +23973,7 @@
       </w:pPr>
     </w:lvl>
   </w:abstractNum>
-  <w:abstractNum w:abstractNumId="139" w15:restartNumberingAfterBreak="0">
+  <w:abstractNum w:abstractNumId="140" w15:restartNumberingAfterBreak="0">
     <w:nsid w:val="583D557A"/>
     <w:multiLevelType w:val="multilevel"/>
     <w:tmpl w:val="F09C362E"/>
@@ -23902,7 +24122,7 @@
       </w:rPr>
     </w:lvl>
   </w:abstractNum>
-  <w:abstractNum w:abstractNumId="140" w15:restartNumberingAfterBreak="0">
+  <w:abstractNum w:abstractNumId="141" w15:restartNumberingAfterBreak="0">
     <w:nsid w:val="58A037A9"/>
     <w:multiLevelType w:val="multilevel"/>
     <w:tmpl w:val="13D093A2"/>
@@ -24051,7 +24271,7 @@
       </w:rPr>
     </w:lvl>
   </w:abstractNum>
-  <w:abstractNum w:abstractNumId="141" w15:restartNumberingAfterBreak="0">
+  <w:abstractNum w:abstractNumId="142" w15:restartNumberingAfterBreak="0">
     <w:nsid w:val="598A4206"/>
     <w:multiLevelType w:val="multilevel"/>
     <w:tmpl w:val="544440C6"/>
@@ -24164,7 +24384,7 @@
       </w:pPr>
     </w:lvl>
   </w:abstractNum>
-  <w:abstractNum w:abstractNumId="142" w15:restartNumberingAfterBreak="0">
+  <w:abstractNum w:abstractNumId="143" w15:restartNumberingAfterBreak="0">
     <w:nsid w:val="598B705B"/>
     <w:multiLevelType w:val="multilevel"/>
     <w:tmpl w:val="21FC13E0"/>
@@ -24277,7 +24497,7 @@
       </w:pPr>
     </w:lvl>
   </w:abstractNum>
-  <w:abstractNum w:abstractNumId="143" w15:restartNumberingAfterBreak="0">
+  <w:abstractNum w:abstractNumId="144" w15:restartNumberingAfterBreak="0">
     <w:nsid w:val="5B436FB3"/>
     <w:multiLevelType w:val="multilevel"/>
     <w:tmpl w:val="E9089526"/>
@@ -24390,7 +24610,7 @@
       </w:pPr>
     </w:lvl>
   </w:abstractNum>
-  <w:abstractNum w:abstractNumId="144" w15:restartNumberingAfterBreak="0">
+  <w:abstractNum w:abstractNumId="145" w15:restartNumberingAfterBreak="0">
     <w:nsid w:val="5BAF17C8"/>
     <w:multiLevelType w:val="multilevel"/>
     <w:tmpl w:val="0378838E"/>
@@ -24503,7 +24723,7 @@
       </w:pPr>
     </w:lvl>
   </w:abstractNum>
-  <w:abstractNum w:abstractNumId="145" w15:restartNumberingAfterBreak="0">
+  <w:abstractNum w:abstractNumId="146" w15:restartNumberingAfterBreak="0">
     <w:nsid w:val="5CBA0C9F"/>
     <w:multiLevelType w:val="multilevel"/>
     <w:tmpl w:val="FE886AC4"/>
@@ -24616,7 +24836,7 @@
       </w:rPr>
     </w:lvl>
   </w:abstractNum>
-  <w:abstractNum w:abstractNumId="146" w15:restartNumberingAfterBreak="0">
+  <w:abstractNum w:abstractNumId="147" w15:restartNumberingAfterBreak="0">
     <w:nsid w:val="5CE47293"/>
     <w:multiLevelType w:val="multilevel"/>
     <w:tmpl w:val="8D88349C"/>
@@ -24729,7 +24949,7 @@
       </w:pPr>
     </w:lvl>
   </w:abstractNum>
-  <w:abstractNum w:abstractNumId="147" w15:restartNumberingAfterBreak="0">
+  <w:abstractNum w:abstractNumId="148" w15:restartNumberingAfterBreak="0">
     <w:nsid w:val="5D21790D"/>
     <w:multiLevelType w:val="hybridMultilevel"/>
     <w:tmpl w:val="461875A6"/>
@@ -24842,7 +25062,7 @@
       </w:rPr>
     </w:lvl>
   </w:abstractNum>
-  <w:abstractNum w:abstractNumId="148" w15:restartNumberingAfterBreak="0">
+  <w:abstractNum w:abstractNumId="149" w15:restartNumberingAfterBreak="0">
     <w:nsid w:val="5DB07FAC"/>
     <w:multiLevelType w:val="multilevel"/>
     <w:tmpl w:val="CC00A3CA"/>
@@ -24987,7 +25207,7 @@
       </w:rPr>
     </w:lvl>
   </w:abstractNum>
-  <w:abstractNum w:abstractNumId="149" w15:restartNumberingAfterBreak="0">
+  <w:abstractNum w:abstractNumId="150" w15:restartNumberingAfterBreak="0">
     <w:nsid w:val="5DD86733"/>
     <w:multiLevelType w:val="multilevel"/>
     <w:tmpl w:val="93AEE8B8"/>
@@ -25100,7 +25320,7 @@
       </w:pPr>
     </w:lvl>
   </w:abstractNum>
-  <w:abstractNum w:abstractNumId="150" w15:restartNumberingAfterBreak="0">
+  <w:abstractNum w:abstractNumId="151" w15:restartNumberingAfterBreak="0">
     <w:nsid w:val="5E9A74A1"/>
     <w:multiLevelType w:val="multilevel"/>
     <w:tmpl w:val="2DF2FA0A"/>
@@ -25213,7 +25433,7 @@
       </w:pPr>
     </w:lvl>
   </w:abstractNum>
-  <w:abstractNum w:abstractNumId="151" w15:restartNumberingAfterBreak="0">
+  <w:abstractNum w:abstractNumId="152" w15:restartNumberingAfterBreak="0">
     <w:nsid w:val="5ED01126"/>
     <w:multiLevelType w:val="multilevel"/>
     <w:tmpl w:val="3266CD16"/>
@@ -25362,7 +25582,7 @@
       </w:rPr>
     </w:lvl>
   </w:abstractNum>
-  <w:abstractNum w:abstractNumId="152" w15:restartNumberingAfterBreak="0">
+  <w:abstractNum w:abstractNumId="153" w15:restartNumberingAfterBreak="0">
     <w:nsid w:val="613E564A"/>
     <w:multiLevelType w:val="multilevel"/>
     <w:tmpl w:val="4C40C726"/>
@@ -25511,7 +25731,7 @@
       </w:rPr>
     </w:lvl>
   </w:abstractNum>
-  <w:abstractNum w:abstractNumId="153" w15:restartNumberingAfterBreak="0">
+  <w:abstractNum w:abstractNumId="154" w15:restartNumberingAfterBreak="0">
     <w:nsid w:val="62812B9B"/>
     <w:multiLevelType w:val="multilevel"/>
     <w:tmpl w:val="4894A31C"/>
@@ -25660,7 +25880,7 @@
       </w:rPr>
     </w:lvl>
   </w:abstractNum>
-  <w:abstractNum w:abstractNumId="154" w15:restartNumberingAfterBreak="0">
+  <w:abstractNum w:abstractNumId="155" w15:restartNumberingAfterBreak="0">
     <w:nsid w:val="62D01085"/>
     <w:multiLevelType w:val="multilevel"/>
     <w:tmpl w:val="F510FDE4"/>
@@ -25773,7 +25993,7 @@
       </w:pPr>
     </w:lvl>
   </w:abstractNum>
-  <w:abstractNum w:abstractNumId="155" w15:restartNumberingAfterBreak="0">
+  <w:abstractNum w:abstractNumId="156" w15:restartNumberingAfterBreak="0">
     <w:nsid w:val="64BE2AF1"/>
     <w:multiLevelType w:val="multilevel"/>
     <w:tmpl w:val="35B61930"/>
@@ -25886,7 +26106,7 @@
       </w:pPr>
     </w:lvl>
   </w:abstractNum>
-  <w:abstractNum w:abstractNumId="156" w15:restartNumberingAfterBreak="0">
+  <w:abstractNum w:abstractNumId="157" w15:restartNumberingAfterBreak="0">
     <w:nsid w:val="664C2B81"/>
     <w:multiLevelType w:val="multilevel"/>
     <w:tmpl w:val="3C4EDFF0"/>
@@ -25999,7 +26219,7 @@
       </w:pPr>
     </w:lvl>
   </w:abstractNum>
-  <w:abstractNum w:abstractNumId="157" w15:restartNumberingAfterBreak="0">
+  <w:abstractNum w:abstractNumId="158" w15:restartNumberingAfterBreak="0">
     <w:nsid w:val="67474C20"/>
     <w:multiLevelType w:val="multilevel"/>
     <w:tmpl w:val="6B52B3F8"/>
@@ -26112,7 +26332,7 @@
       </w:pPr>
     </w:lvl>
   </w:abstractNum>
-  <w:abstractNum w:abstractNumId="158" w15:restartNumberingAfterBreak="0">
+  <w:abstractNum w:abstractNumId="159" w15:restartNumberingAfterBreak="0">
     <w:nsid w:val="69AC3009"/>
     <w:multiLevelType w:val="multilevel"/>
     <w:tmpl w:val="00FE7F98"/>
@@ -26225,7 +26445,7 @@
       </w:pPr>
     </w:lvl>
   </w:abstractNum>
-  <w:abstractNum w:abstractNumId="159" w15:restartNumberingAfterBreak="0">
+  <w:abstractNum w:abstractNumId="160" w15:restartNumberingAfterBreak="0">
     <w:nsid w:val="6BAF62B2"/>
     <w:multiLevelType w:val="hybridMultilevel"/>
     <w:tmpl w:val="D83036C0"/>
@@ -26314,7 +26534,7 @@
       </w:pPr>
     </w:lvl>
   </w:abstractNum>
-  <w:abstractNum w:abstractNumId="160" w15:restartNumberingAfterBreak="0">
+  <w:abstractNum w:abstractNumId="161" w15:restartNumberingAfterBreak="0">
     <w:nsid w:val="6E5C063C"/>
     <w:multiLevelType w:val="multilevel"/>
     <w:tmpl w:val="BC324C54"/>
@@ -26427,7 +26647,7 @@
       </w:pPr>
     </w:lvl>
   </w:abstractNum>
-  <w:abstractNum w:abstractNumId="161" w15:restartNumberingAfterBreak="0">
+  <w:abstractNum w:abstractNumId="162" w15:restartNumberingAfterBreak="0">
     <w:nsid w:val="6EAF6E75"/>
     <w:multiLevelType w:val="multilevel"/>
     <w:tmpl w:val="A65EDAB0"/>
@@ -26540,7 +26760,7 @@
       </w:pPr>
     </w:lvl>
   </w:abstractNum>
-  <w:abstractNum w:abstractNumId="162" w15:restartNumberingAfterBreak="0">
+  <w:abstractNum w:abstractNumId="163" w15:restartNumberingAfterBreak="0">
     <w:nsid w:val="6ECB4070"/>
     <w:multiLevelType w:val="multilevel"/>
     <w:tmpl w:val="91E46C34"/>
@@ -26653,7 +26873,7 @@
       </w:pPr>
     </w:lvl>
   </w:abstractNum>
-  <w:abstractNum w:abstractNumId="163" w15:restartNumberingAfterBreak="0">
+  <w:abstractNum w:abstractNumId="164" w15:restartNumberingAfterBreak="0">
     <w:nsid w:val="6EF57E80"/>
     <w:multiLevelType w:val="multilevel"/>
     <w:tmpl w:val="99AA9606"/>
@@ -26802,7 +27022,7 @@
       </w:rPr>
     </w:lvl>
   </w:abstractNum>
-  <w:abstractNum w:abstractNumId="164" w15:restartNumberingAfterBreak="0">
+  <w:abstractNum w:abstractNumId="165" w15:restartNumberingAfterBreak="0">
     <w:nsid w:val="70676645"/>
     <w:multiLevelType w:val="multilevel"/>
     <w:tmpl w:val="85C8A7E8"/>
@@ -26915,7 +27135,7 @@
       </w:pPr>
     </w:lvl>
   </w:abstractNum>
-  <w:abstractNum w:abstractNumId="165" w15:restartNumberingAfterBreak="0">
+  <w:abstractNum w:abstractNumId="166" w15:restartNumberingAfterBreak="0">
     <w:nsid w:val="713676E5"/>
     <w:multiLevelType w:val="multilevel"/>
     <w:tmpl w:val="C2F24538"/>
@@ -27064,7 +27284,7 @@
       </w:rPr>
     </w:lvl>
   </w:abstractNum>
-  <w:abstractNum w:abstractNumId="166" w15:restartNumberingAfterBreak="0">
+  <w:abstractNum w:abstractNumId="167" w15:restartNumberingAfterBreak="0">
     <w:nsid w:val="724E6F2B"/>
     <w:multiLevelType w:val="multilevel"/>
     <w:tmpl w:val="E8D4CD40"/>
@@ -27177,7 +27397,7 @@
       </w:rPr>
     </w:lvl>
   </w:abstractNum>
-  <w:abstractNum w:abstractNumId="167" w15:restartNumberingAfterBreak="0">
+  <w:abstractNum w:abstractNumId="168" w15:restartNumberingAfterBreak="0">
     <w:nsid w:val="730314B2"/>
     <w:multiLevelType w:val="multilevel"/>
     <w:tmpl w:val="4CACBCC2"/>
@@ -27290,7 +27510,7 @@
       </w:pPr>
     </w:lvl>
   </w:abstractNum>
-  <w:abstractNum w:abstractNumId="168" w15:restartNumberingAfterBreak="0">
+  <w:abstractNum w:abstractNumId="169" w15:restartNumberingAfterBreak="0">
     <w:nsid w:val="73C801BB"/>
     <w:multiLevelType w:val="hybridMultilevel"/>
     <w:tmpl w:val="3EB400A2"/>
@@ -27379,7 +27599,7 @@
       </w:pPr>
     </w:lvl>
   </w:abstractNum>
-  <w:abstractNum w:abstractNumId="169" w15:restartNumberingAfterBreak="0">
+  <w:abstractNum w:abstractNumId="170" w15:restartNumberingAfterBreak="0">
     <w:nsid w:val="741D4076"/>
     <w:multiLevelType w:val="multilevel"/>
     <w:tmpl w:val="749C072C"/>
@@ -27492,7 +27712,7 @@
       </w:pPr>
     </w:lvl>
   </w:abstractNum>
-  <w:abstractNum w:abstractNumId="170" w15:restartNumberingAfterBreak="0">
+  <w:abstractNum w:abstractNumId="171" w15:restartNumberingAfterBreak="0">
     <w:nsid w:val="750F0C31"/>
     <w:multiLevelType w:val="multilevel"/>
     <w:tmpl w:val="EC64496C"/>
@@ -27609,7 +27829,7 @@
       </w:pPr>
     </w:lvl>
   </w:abstractNum>
-  <w:abstractNum w:abstractNumId="171" w15:restartNumberingAfterBreak="0">
+  <w:abstractNum w:abstractNumId="172" w15:restartNumberingAfterBreak="0">
     <w:nsid w:val="76E75313"/>
     <w:multiLevelType w:val="multilevel"/>
     <w:tmpl w:val="B232DEEE"/>
@@ -27722,7 +27942,7 @@
       </w:pPr>
     </w:lvl>
   </w:abstractNum>
-  <w:abstractNum w:abstractNumId="172" w15:restartNumberingAfterBreak="0">
+  <w:abstractNum w:abstractNumId="173" w15:restartNumberingAfterBreak="0">
     <w:nsid w:val="771C43BB"/>
     <w:multiLevelType w:val="multilevel"/>
     <w:tmpl w:val="3CB20132"/>
@@ -27871,7 +28091,7 @@
       </w:rPr>
     </w:lvl>
   </w:abstractNum>
-  <w:abstractNum w:abstractNumId="173" w15:restartNumberingAfterBreak="0">
+  <w:abstractNum w:abstractNumId="174" w15:restartNumberingAfterBreak="0">
     <w:nsid w:val="77C0622F"/>
     <w:multiLevelType w:val="multilevel"/>
     <w:tmpl w:val="EB940CE8"/>
@@ -28020,7 +28240,7 @@
       </w:rPr>
     </w:lvl>
   </w:abstractNum>
-  <w:abstractNum w:abstractNumId="174" w15:restartNumberingAfterBreak="0">
+  <w:abstractNum w:abstractNumId="175" w15:restartNumberingAfterBreak="0">
     <w:nsid w:val="78565452"/>
     <w:multiLevelType w:val="multilevel"/>
     <w:tmpl w:val="2DB285AE"/>
@@ -28133,7 +28353,7 @@
       </w:pPr>
     </w:lvl>
   </w:abstractNum>
-  <w:abstractNum w:abstractNumId="175" w15:restartNumberingAfterBreak="0">
+  <w:abstractNum w:abstractNumId="176" w15:restartNumberingAfterBreak="0">
     <w:nsid w:val="791A3EDC"/>
     <w:multiLevelType w:val="multilevel"/>
     <w:tmpl w:val="845E8A54"/>
@@ -28246,7 +28466,7 @@
       </w:pPr>
     </w:lvl>
   </w:abstractNum>
-  <w:abstractNum w:abstractNumId="176" w15:restartNumberingAfterBreak="0">
+  <w:abstractNum w:abstractNumId="177" w15:restartNumberingAfterBreak="0">
     <w:nsid w:val="7BD9117D"/>
     <w:multiLevelType w:val="multilevel"/>
     <w:tmpl w:val="347CE9F6"/>
@@ -28359,7 +28579,7 @@
       </w:pPr>
     </w:lvl>
   </w:abstractNum>
-  <w:abstractNum w:abstractNumId="177" w15:restartNumberingAfterBreak="0">
+  <w:abstractNum w:abstractNumId="178" w15:restartNumberingAfterBreak="0">
     <w:nsid w:val="7E5F588C"/>
     <w:multiLevelType w:val="multilevel"/>
     <w:tmpl w:val="77E6198A"/>
@@ -28472,7 +28692,7 @@
       </w:pPr>
     </w:lvl>
   </w:abstractNum>
-  <w:abstractNum w:abstractNumId="178" w15:restartNumberingAfterBreak="0">
+  <w:abstractNum w:abstractNumId="179" w15:restartNumberingAfterBreak="0">
     <w:nsid w:val="7F3C6C4B"/>
     <w:multiLevelType w:val="multilevel"/>
     <w:tmpl w:val="AFB67162"/>
@@ -28586,10 +28806,10 @@
     </w:lvl>
   </w:abstractNum>
   <w:num w:numId="1" w16cid:durableId="2079666057">
-    <w:abstractNumId w:val="127"/>
+    <w:abstractNumId w:val="128"/>
   </w:num>
   <w:num w:numId="2" w16cid:durableId="44499676">
-    <w:abstractNumId w:val="147"/>
+    <w:abstractNumId w:val="148"/>
   </w:num>
   <w:num w:numId="3" w16cid:durableId="562715963">
     <w:abstractNumId w:val="25"/>
@@ -28601,25 +28821,25 @@
     <w:abstractNumId w:val="88"/>
   </w:num>
   <w:num w:numId="6" w16cid:durableId="387844579">
-    <w:abstractNumId w:val="176"/>
+    <w:abstractNumId w:val="177"/>
   </w:num>
   <w:num w:numId="7" w16cid:durableId="1947496700">
-    <w:abstractNumId w:val="111"/>
+    <w:abstractNumId w:val="112"/>
   </w:num>
   <w:num w:numId="8" w16cid:durableId="383989676">
-    <w:abstractNumId w:val="107"/>
+    <w:abstractNumId w:val="108"/>
   </w:num>
   <w:num w:numId="9" w16cid:durableId="1025250490">
     <w:abstractNumId w:val="20"/>
   </w:num>
   <w:num w:numId="10" w16cid:durableId="1002049876">
-    <w:abstractNumId w:val="159"/>
+    <w:abstractNumId w:val="160"/>
   </w:num>
   <w:num w:numId="11" w16cid:durableId="1865173970">
     <w:abstractNumId w:val="89"/>
   </w:num>
   <w:num w:numId="12" w16cid:durableId="37753334">
-    <w:abstractNumId w:val="170"/>
+    <w:abstractNumId w:val="171"/>
   </w:num>
   <w:num w:numId="13" w16cid:durableId="953749518">
     <w:abstractNumId w:val="74"/>
@@ -28628,7 +28848,7 @@
     <w:abstractNumId w:val="60"/>
   </w:num>
   <w:num w:numId="15" w16cid:durableId="755708728">
-    <w:abstractNumId w:val="149"/>
+    <w:abstractNumId w:val="150"/>
   </w:num>
   <w:num w:numId="16" w16cid:durableId="681009152">
     <w:abstractNumId w:val="83"/>
@@ -28643,13 +28863,13 @@
     <w:abstractNumId w:val="8"/>
   </w:num>
   <w:num w:numId="20" w16cid:durableId="1224953119">
-    <w:abstractNumId w:val="103"/>
+    <w:abstractNumId w:val="104"/>
   </w:num>
   <w:num w:numId="21" w16cid:durableId="1437947255">
     <w:abstractNumId w:val="17"/>
   </w:num>
   <w:num w:numId="22" w16cid:durableId="972979259">
-    <w:abstractNumId w:val="112"/>
+    <w:abstractNumId w:val="113"/>
   </w:num>
   <w:num w:numId="23" w16cid:durableId="1103645948">
     <w:abstractNumId w:val="27"/>
@@ -28658,7 +28878,7 @@
     <w:abstractNumId w:val="21"/>
   </w:num>
   <w:num w:numId="25" w16cid:durableId="1633290545">
-    <w:abstractNumId w:val="145"/>
+    <w:abstractNumId w:val="146"/>
   </w:num>
   <w:num w:numId="26" w16cid:durableId="294721111">
     <w:abstractNumId w:val="45"/>
@@ -28673,7 +28893,7 @@
     <w:abstractNumId w:val="15"/>
   </w:num>
   <w:num w:numId="30" w16cid:durableId="1146507465">
-    <w:abstractNumId w:val="165"/>
+    <w:abstractNumId w:val="166"/>
   </w:num>
   <w:num w:numId="31" w16cid:durableId="1546285891">
     <w:abstractNumId w:val="73"/>
@@ -28685,13 +28905,13 @@
     <w:abstractNumId w:val="24"/>
   </w:num>
   <w:num w:numId="34" w16cid:durableId="1527716463">
-    <w:abstractNumId w:val="155"/>
+    <w:abstractNumId w:val="156"/>
   </w:num>
   <w:num w:numId="35" w16cid:durableId="1695885556">
     <w:abstractNumId w:val="92"/>
   </w:num>
   <w:num w:numId="36" w16cid:durableId="919487472">
-    <w:abstractNumId w:val="101"/>
+    <w:abstractNumId w:val="102"/>
   </w:num>
   <w:num w:numId="37" w16cid:durableId="1720205145">
     <w:abstractNumId w:val="1"/>
@@ -28700,7 +28920,7 @@
     <w:abstractNumId w:val="6"/>
   </w:num>
   <w:num w:numId="39" w16cid:durableId="1002855696">
-    <w:abstractNumId w:val="152"/>
+    <w:abstractNumId w:val="153"/>
   </w:num>
   <w:num w:numId="40" w16cid:durableId="498157400">
     <w:abstractNumId w:val="80"/>
@@ -28709,13 +28929,13 @@
     <w:abstractNumId w:val="55"/>
   </w:num>
   <w:num w:numId="42" w16cid:durableId="1868785177">
-    <w:abstractNumId w:val="119"/>
+    <w:abstractNumId w:val="120"/>
   </w:num>
   <w:num w:numId="43" w16cid:durableId="1062757144">
-    <w:abstractNumId w:val="169"/>
+    <w:abstractNumId w:val="170"/>
   </w:num>
   <w:num w:numId="44" w16cid:durableId="875317794">
-    <w:abstractNumId w:val="144"/>
+    <w:abstractNumId w:val="145"/>
   </w:num>
   <w:num w:numId="45" w16cid:durableId="968165738">
     <w:abstractNumId w:val="64"/>
@@ -28727,7 +28947,7 @@
     <w:abstractNumId w:val="57"/>
   </w:num>
   <w:num w:numId="48" w16cid:durableId="944768467">
-    <w:abstractNumId w:val="165"/>
+    <w:abstractNumId w:val="166"/>
     <w:lvlOverride w:ilvl="0">
       <w:startOverride w:val="1"/>
     </w:lvlOverride>
@@ -28757,7 +28977,7 @@
     </w:lvlOverride>
   </w:num>
   <w:num w:numId="49" w16cid:durableId="609631999">
-    <w:abstractNumId w:val="125"/>
+    <w:abstractNumId w:val="126"/>
   </w:num>
   <w:num w:numId="50" w16cid:durableId="1321695938">
     <w:abstractNumId w:val="78"/>
@@ -28769,7 +28989,7 @@
     <w:abstractNumId w:val="12"/>
   </w:num>
   <w:num w:numId="53" w16cid:durableId="1694989308">
-    <w:abstractNumId w:val="163"/>
+    <w:abstractNumId w:val="164"/>
   </w:num>
   <w:num w:numId="54" w16cid:durableId="1182621662">
     <w:abstractNumId w:val="29"/>
@@ -28787,34 +29007,34 @@
     <w:abstractNumId w:val="86"/>
   </w:num>
   <w:num w:numId="59" w16cid:durableId="2056730812">
-    <w:abstractNumId w:val="124"/>
+    <w:abstractNumId w:val="125"/>
   </w:num>
   <w:num w:numId="60" w16cid:durableId="64495185">
     <w:abstractNumId w:val="76"/>
   </w:num>
   <w:num w:numId="61" w16cid:durableId="1013721936">
-    <w:abstractNumId w:val="131"/>
+    <w:abstractNumId w:val="132"/>
   </w:num>
   <w:num w:numId="62" w16cid:durableId="1331911337">
-    <w:abstractNumId w:val="154"/>
+    <w:abstractNumId w:val="155"/>
   </w:num>
   <w:num w:numId="63" w16cid:durableId="1913734240">
-    <w:abstractNumId w:val="118"/>
+    <w:abstractNumId w:val="119"/>
   </w:num>
   <w:num w:numId="64" w16cid:durableId="1670869890">
     <w:abstractNumId w:val="90"/>
   </w:num>
   <w:num w:numId="65" w16cid:durableId="1258365928">
-    <w:abstractNumId w:val="133"/>
+    <w:abstractNumId w:val="134"/>
   </w:num>
   <w:num w:numId="66" w16cid:durableId="495921412">
-    <w:abstractNumId w:val="126"/>
+    <w:abstractNumId w:val="127"/>
   </w:num>
   <w:num w:numId="67" w16cid:durableId="1346327514">
     <w:abstractNumId w:val="19"/>
   </w:num>
   <w:num w:numId="68" w16cid:durableId="1088842038">
-    <w:abstractNumId w:val="110"/>
+    <w:abstractNumId w:val="111"/>
   </w:num>
   <w:num w:numId="69" w16cid:durableId="272634331">
     <w:abstractNumId w:val="46"/>
@@ -28826,7 +29046,7 @@
     <w:abstractNumId w:val="63"/>
   </w:num>
   <w:num w:numId="72" w16cid:durableId="1886402196">
-    <w:abstractNumId w:val="134"/>
+    <w:abstractNumId w:val="135"/>
   </w:num>
   <w:num w:numId="73" w16cid:durableId="1052001257">
     <w:abstractNumId w:val="75"/>
@@ -28838,7 +29058,7 @@
     <w:abstractNumId w:val="37"/>
   </w:num>
   <w:num w:numId="76" w16cid:durableId="541214390">
-    <w:abstractNumId w:val="166"/>
+    <w:abstractNumId w:val="167"/>
   </w:num>
   <w:num w:numId="77" w16cid:durableId="409929263">
     <w:abstractNumId w:val="65"/>
@@ -28856,37 +29076,37 @@
     <w:abstractNumId w:val="56"/>
   </w:num>
   <w:num w:numId="82" w16cid:durableId="368603895">
-    <w:abstractNumId w:val="122"/>
+    <w:abstractNumId w:val="123"/>
   </w:num>
   <w:num w:numId="83" w16cid:durableId="1419329596">
     <w:abstractNumId w:val="94"/>
   </w:num>
   <w:num w:numId="84" w16cid:durableId="1958484292">
-    <w:abstractNumId w:val="137"/>
+    <w:abstractNumId w:val="138"/>
   </w:num>
   <w:num w:numId="85" w16cid:durableId="2024015699">
-    <w:abstractNumId w:val="106"/>
+    <w:abstractNumId w:val="107"/>
   </w:num>
   <w:num w:numId="86" w16cid:durableId="1401756267">
-    <w:abstractNumId w:val="146"/>
+    <w:abstractNumId w:val="147"/>
   </w:num>
   <w:num w:numId="87" w16cid:durableId="1243106569">
-    <w:abstractNumId w:val="162"/>
+    <w:abstractNumId w:val="163"/>
   </w:num>
   <w:num w:numId="88" w16cid:durableId="311100918">
-    <w:abstractNumId w:val="108"/>
+    <w:abstractNumId w:val="109"/>
   </w:num>
   <w:num w:numId="89" w16cid:durableId="352344432">
     <w:abstractNumId w:val="93"/>
   </w:num>
   <w:num w:numId="90" w16cid:durableId="23020553">
-    <w:abstractNumId w:val="123"/>
+    <w:abstractNumId w:val="124"/>
   </w:num>
   <w:num w:numId="91" w16cid:durableId="1644850910">
     <w:abstractNumId w:val="49"/>
   </w:num>
   <w:num w:numId="92" w16cid:durableId="770668716">
-    <w:abstractNumId w:val="114"/>
+    <w:abstractNumId w:val="115"/>
   </w:num>
   <w:num w:numId="93" w16cid:durableId="714233994">
     <w:abstractNumId w:val="2"/>
@@ -28895,49 +29115,49 @@
     <w:abstractNumId w:val="35"/>
   </w:num>
   <w:num w:numId="95" w16cid:durableId="588588984">
-    <w:abstractNumId w:val="140"/>
+    <w:abstractNumId w:val="141"/>
   </w:num>
   <w:num w:numId="96" w16cid:durableId="134878599">
-    <w:abstractNumId w:val="109"/>
+    <w:abstractNumId w:val="110"/>
   </w:num>
   <w:num w:numId="97" w16cid:durableId="2145275111">
     <w:abstractNumId w:val="84"/>
   </w:num>
   <w:num w:numId="98" w16cid:durableId="726149496">
-    <w:abstractNumId w:val="129"/>
+    <w:abstractNumId w:val="130"/>
   </w:num>
   <w:num w:numId="99" w16cid:durableId="1745682962">
-    <w:abstractNumId w:val="138"/>
+    <w:abstractNumId w:val="139"/>
   </w:num>
   <w:num w:numId="100" w16cid:durableId="1949698589">
-    <w:abstractNumId w:val="150"/>
+    <w:abstractNumId w:val="151"/>
   </w:num>
   <w:num w:numId="101" w16cid:durableId="523248254">
-    <w:abstractNumId w:val="130"/>
+    <w:abstractNumId w:val="131"/>
   </w:num>
   <w:num w:numId="102" w16cid:durableId="699429139">
     <w:abstractNumId w:val="97"/>
   </w:num>
   <w:num w:numId="103" w16cid:durableId="544946840">
-    <w:abstractNumId w:val="141"/>
+    <w:abstractNumId w:val="142"/>
   </w:num>
   <w:num w:numId="104" w16cid:durableId="134033759">
     <w:abstractNumId w:val="5"/>
   </w:num>
   <w:num w:numId="105" w16cid:durableId="1029381455">
-    <w:abstractNumId w:val="173"/>
+    <w:abstractNumId w:val="174"/>
   </w:num>
   <w:num w:numId="106" w16cid:durableId="1078550663">
-    <w:abstractNumId w:val="117"/>
+    <w:abstractNumId w:val="118"/>
   </w:num>
   <w:num w:numId="107" w16cid:durableId="1443575717">
     <w:abstractNumId w:val="52"/>
   </w:num>
   <w:num w:numId="108" w16cid:durableId="1871409138">
-    <w:abstractNumId w:val="139"/>
+    <w:abstractNumId w:val="140"/>
   </w:num>
   <w:num w:numId="109" w16cid:durableId="951866120">
-    <w:abstractNumId w:val="151"/>
+    <w:abstractNumId w:val="152"/>
   </w:num>
   <w:num w:numId="110" w16cid:durableId="33702927">
     <w:abstractNumId w:val="39"/>
@@ -28952,7 +29172,7 @@
     <w:abstractNumId w:val="69"/>
   </w:num>
   <w:num w:numId="114" w16cid:durableId="2141998104">
-    <w:abstractNumId w:val="153"/>
+    <w:abstractNumId w:val="154"/>
   </w:num>
   <w:num w:numId="115" w16cid:durableId="1194226122">
     <w:abstractNumId w:val="53"/>
@@ -28970,37 +29190,37 @@
     <w:abstractNumId w:val="40"/>
   </w:num>
   <w:num w:numId="120" w16cid:durableId="1667899235">
-    <w:abstractNumId w:val="142"/>
+    <w:abstractNumId w:val="143"/>
   </w:num>
   <w:num w:numId="121" w16cid:durableId="259535137">
-    <w:abstractNumId w:val="128"/>
+    <w:abstractNumId w:val="129"/>
   </w:num>
   <w:num w:numId="122" w16cid:durableId="1057096199">
-    <w:abstractNumId w:val="158"/>
+    <w:abstractNumId w:val="159"/>
   </w:num>
   <w:num w:numId="123" w16cid:durableId="726729375">
-    <w:abstractNumId w:val="102"/>
+    <w:abstractNumId w:val="103"/>
   </w:num>
   <w:num w:numId="124" w16cid:durableId="600257242">
-    <w:abstractNumId w:val="116"/>
+    <w:abstractNumId w:val="117"/>
   </w:num>
   <w:num w:numId="125" w16cid:durableId="410928717">
-    <w:abstractNumId w:val="104"/>
+    <w:abstractNumId w:val="105"/>
   </w:num>
   <w:num w:numId="126" w16cid:durableId="2143842777">
     <w:abstractNumId w:val="51"/>
   </w:num>
   <w:num w:numId="127" w16cid:durableId="762410868">
-    <w:abstractNumId w:val="120"/>
+    <w:abstractNumId w:val="121"/>
   </w:num>
   <w:num w:numId="128" w16cid:durableId="2055932548">
-    <w:abstractNumId w:val="99"/>
+    <w:abstractNumId w:val="100"/>
   </w:num>
   <w:num w:numId="129" w16cid:durableId="1085884203">
     <w:abstractNumId w:val="59"/>
   </w:num>
   <w:num w:numId="130" w16cid:durableId="311251547">
-    <w:abstractNumId w:val="172"/>
+    <w:abstractNumId w:val="173"/>
   </w:num>
   <w:num w:numId="131" w16cid:durableId="1214728925">
     <w:abstractNumId w:val="71"/>
@@ -29021,10 +29241,10 @@
     <w:abstractNumId w:val="9"/>
   </w:num>
   <w:num w:numId="137" w16cid:durableId="154956505">
-    <w:abstractNumId w:val="167"/>
+    <w:abstractNumId w:val="168"/>
   </w:num>
   <w:num w:numId="138" w16cid:durableId="1675258967">
-    <w:abstractNumId w:val="157"/>
+    <w:abstractNumId w:val="158"/>
   </w:num>
   <w:num w:numId="139" w16cid:durableId="366837569">
     <w:abstractNumId w:val="10"/>
@@ -29033,37 +29253,37 @@
     <w:abstractNumId w:val="62"/>
   </w:num>
   <w:num w:numId="141" w16cid:durableId="1541242856">
-    <w:abstractNumId w:val="113"/>
+    <w:abstractNumId w:val="114"/>
   </w:num>
   <w:num w:numId="142" w16cid:durableId="274097795">
-    <w:abstractNumId w:val="105"/>
+    <w:abstractNumId w:val="106"/>
   </w:num>
   <w:num w:numId="143" w16cid:durableId="502938015">
-    <w:abstractNumId w:val="100"/>
+    <w:abstractNumId w:val="101"/>
   </w:num>
   <w:num w:numId="144" w16cid:durableId="716974720">
     <w:abstractNumId w:val="43"/>
   </w:num>
   <w:num w:numId="145" w16cid:durableId="1066681889">
-    <w:abstractNumId w:val="143"/>
+    <w:abstractNumId w:val="144"/>
   </w:num>
   <w:num w:numId="146" w16cid:durableId="1852059500">
     <w:abstractNumId w:val="22"/>
   </w:num>
   <w:num w:numId="147" w16cid:durableId="1519348987">
-    <w:abstractNumId w:val="156"/>
+    <w:abstractNumId w:val="157"/>
   </w:num>
   <w:num w:numId="148" w16cid:durableId="1221095710">
     <w:abstractNumId w:val="95"/>
   </w:num>
   <w:num w:numId="149" w16cid:durableId="382406316">
-    <w:abstractNumId w:val="177"/>
+    <w:abstractNumId w:val="178"/>
   </w:num>
   <w:num w:numId="150" w16cid:durableId="1538857442">
-    <w:abstractNumId w:val="160"/>
+    <w:abstractNumId w:val="161"/>
   </w:num>
   <w:num w:numId="151" w16cid:durableId="1842426461">
-    <w:abstractNumId w:val="171"/>
+    <w:abstractNumId w:val="172"/>
   </w:num>
   <w:num w:numId="152" w16cid:durableId="1023284633">
     <w:abstractNumId w:val="96"/>
@@ -29078,19 +29298,19 @@
     <w:abstractNumId w:val="66"/>
   </w:num>
   <w:num w:numId="156" w16cid:durableId="1073967730">
-    <w:abstractNumId w:val="148"/>
+    <w:abstractNumId w:val="149"/>
   </w:num>
   <w:num w:numId="157" w16cid:durableId="1998413774">
     <w:abstractNumId w:val="50"/>
   </w:num>
   <w:num w:numId="158" w16cid:durableId="234556245">
-    <w:abstractNumId w:val="164"/>
+    <w:abstractNumId w:val="165"/>
   </w:num>
   <w:num w:numId="159" w16cid:durableId="462817709">
-    <w:abstractNumId w:val="175"/>
+    <w:abstractNumId w:val="176"/>
   </w:num>
   <w:num w:numId="160" w16cid:durableId="268507467">
-    <w:abstractNumId w:val="121"/>
+    <w:abstractNumId w:val="122"/>
   </w:num>
   <w:num w:numId="161" w16cid:durableId="1411535054">
     <w:abstractNumId w:val="36"/>
@@ -29102,7 +29322,7 @@
     <w:abstractNumId w:val="33"/>
   </w:num>
   <w:num w:numId="164" w16cid:durableId="683017204">
-    <w:abstractNumId w:val="136"/>
+    <w:abstractNumId w:val="137"/>
   </w:num>
   <w:num w:numId="165" w16cid:durableId="91777553">
     <w:abstractNumId w:val="28"/>
@@ -29111,16 +29331,16 @@
     <w:abstractNumId w:val="47"/>
   </w:num>
   <w:num w:numId="167" w16cid:durableId="209270543">
-    <w:abstractNumId w:val="161"/>
+    <w:abstractNumId w:val="162"/>
   </w:num>
   <w:num w:numId="168" w16cid:durableId="2052030403">
-    <w:abstractNumId w:val="174"/>
+    <w:abstractNumId w:val="175"/>
   </w:num>
   <w:num w:numId="169" w16cid:durableId="1314331296">
-    <w:abstractNumId w:val="168"/>
+    <w:abstractNumId w:val="169"/>
   </w:num>
   <w:num w:numId="170" w16cid:durableId="499392672">
-    <w:abstractNumId w:val="132"/>
+    <w:abstractNumId w:val="133"/>
   </w:num>
   <w:num w:numId="171" w16cid:durableId="91711255">
     <w:abstractNumId w:val="11"/>
@@ -29132,7 +29352,7 @@
     <w:abstractNumId w:val="0"/>
   </w:num>
   <w:num w:numId="174" w16cid:durableId="735278072">
-    <w:abstractNumId w:val="178"/>
+    <w:abstractNumId w:val="179"/>
   </w:num>
   <w:num w:numId="175" w16cid:durableId="852064240">
     <w:abstractNumId w:val="41"/>
@@ -29147,10 +29367,13 @@
     <w:abstractNumId w:val="34"/>
   </w:num>
   <w:num w:numId="179" w16cid:durableId="174266851">
-    <w:abstractNumId w:val="115"/>
+    <w:abstractNumId w:val="116"/>
   </w:num>
   <w:num w:numId="180" w16cid:durableId="1031806014">
-    <w:abstractNumId w:val="135"/>
+    <w:abstractNumId w:val="136"/>
+  </w:num>
+  <w:num w:numId="181" w16cid:durableId="1825315325">
+    <w:abstractNumId w:val="99"/>
   </w:num>
 </w:numbering>
 </file>

--- a/6. Modul 6 - Django.docx
+++ b/6. Modul 6 - Django.docx
@@ -5639,6 +5639,7 @@
         <w:spacing w:line="270" w:lineRule="atLeast"/>
         <w:ind w:left="1395"/>
         <w:rPr>
+          <w:rStyle w:val="selected"/>
           <w:rFonts w:ascii="Consolas" w:hAnsi="Consolas" w:cs="Consolas"/>
           <w:color w:val="5C5C5C"/>
           <w:sz w:val="21"/>
@@ -5654,26 +5655,6 @@
         </w:rPr>
         <w:t>python manage.py makemigrations blog</w:t>
       </w:r>
-    </w:p>
-    <w:p>
-      <w:pPr>
-        <w:pStyle w:val="NormalWeb"/>
-        <w:ind w:left="720"/>
-        <w:rPr>
-          <w:rStyle w:val="selected"/>
-          <w:rFonts w:ascii="Times New Roman" w:hAnsi="Times New Roman"/>
-        </w:rPr>
-      </w:pPr>
-    </w:p>
-    <w:p>
-      <w:pPr>
-        <w:pStyle w:val="NormalWeb"/>
-        <w:ind w:left="720"/>
-        <w:rPr>
-          <w:rStyle w:val="selected"/>
-          <w:rFonts w:ascii="Times New Roman" w:hAnsi="Times New Roman"/>
-        </w:rPr>
-      </w:pPr>
     </w:p>
     <w:p>
       <w:pPr>
@@ -6426,6 +6407,7 @@
           <w:bCs/>
           <w:noProof/>
         </w:rPr>
+        <w:lastRenderedPageBreak/>
         <w:drawing>
           <wp:inline distT="0" distB="0" distL="0" distR="0" wp14:anchorId="4B2C7916" wp14:editId="4DD4AB1E">
             <wp:extent cx="3147060" cy="2904978"/>
@@ -6579,6 +6561,13 @@
         </w:rPr>
         <w:t>.</w:t>
       </w:r>
+      <w:r>
+        <w:rPr>
+          <w:rStyle w:val="selected"/>
+          <w:rFonts w:ascii="Calibri" w:hAnsi="Calibri" w:cs="Calibri"/>
+        </w:rPr>
+        <w:t xml:space="preserve"> Note : kotak merah harus terisi semua</w:t>
+      </w:r>
     </w:p>
     <w:p>
       <w:pPr>
@@ -6603,6 +6592,160 @@
           <w:bCs/>
         </w:rPr>
       </w:pPr>
+      <w:r>
+        <w:rPr>
+          <w:b/>
+          <w:bCs/>
+          <w:noProof/>
+        </w:rPr>
+        <mc:AlternateContent>
+          <mc:Choice Requires="wps">
+            <w:drawing>
+              <wp:anchor distT="0" distB="0" distL="114300" distR="114300" simplePos="0" relativeHeight="251661312" behindDoc="0" locked="0" layoutInCell="1" allowOverlap="1" wp14:anchorId="6292D7E7" wp14:editId="3E325007">
+                <wp:simplePos x="0" y="0"/>
+                <wp:positionH relativeFrom="column">
+                  <wp:posOffset>2629688</wp:posOffset>
+                </wp:positionH>
+                <wp:positionV relativeFrom="paragraph">
+                  <wp:posOffset>2336515</wp:posOffset>
+                </wp:positionV>
+                <wp:extent cx="1147730" cy="339944"/>
+                <wp:effectExtent l="0" t="0" r="8255" b="15875"/>
+                <wp:wrapNone/>
+                <wp:docPr id="2008123245" name="Rectangle 1"/>
+                <wp:cNvGraphicFramePr/>
+                <a:graphic xmlns:a="http://schemas.openxmlformats.org/drawingml/2006/main">
+                  <a:graphicData uri="http://schemas.microsoft.com/office/word/2010/wordprocessingShape">
+                    <wps:wsp>
+                      <wps:cNvSpPr/>
+                      <wps:spPr>
+                        <a:xfrm>
+                          <a:off x="0" y="0"/>
+                          <a:ext cx="1147730" cy="339944"/>
+                        </a:xfrm>
+                        <a:prstGeom prst="rect">
+                          <a:avLst/>
+                        </a:prstGeom>
+                        <a:noFill/>
+                        <a:ln>
+                          <a:solidFill>
+                            <a:srgbClr val="C00000"/>
+                          </a:solidFill>
+                        </a:ln>
+                      </wps:spPr>
+                      <wps:style>
+                        <a:lnRef idx="2">
+                          <a:schemeClr val="accent2"/>
+                        </a:lnRef>
+                        <a:fillRef idx="1">
+                          <a:schemeClr val="lt1"/>
+                        </a:fillRef>
+                        <a:effectRef idx="0">
+                          <a:schemeClr val="accent2"/>
+                        </a:effectRef>
+                        <a:fontRef idx="minor">
+                          <a:schemeClr val="dk1"/>
+                        </a:fontRef>
+                      </wps:style>
+                      <wps:bodyPr rot="0" spcFirstLastPara="0" vertOverflow="overflow" horzOverflow="overflow" vert="horz" wrap="square" lIns="91440" tIns="45720" rIns="91440" bIns="45720" numCol="1" spcCol="0" rtlCol="0" fromWordArt="0" anchor="ctr" anchorCtr="0" forceAA="0" compatLnSpc="1">
+                        <a:prstTxWarp prst="textNoShape">
+                          <a:avLst/>
+                        </a:prstTxWarp>
+                        <a:noAutofit/>
+                      </wps:bodyPr>
+                    </wps:wsp>
+                  </a:graphicData>
+                </a:graphic>
+                <wp14:sizeRelH relativeFrom="margin">
+                  <wp14:pctWidth>0</wp14:pctWidth>
+                </wp14:sizeRelH>
+                <wp14:sizeRelV relativeFrom="margin">
+                  <wp14:pctHeight>0</wp14:pctHeight>
+                </wp14:sizeRelV>
+              </wp:anchor>
+            </w:drawing>
+          </mc:Choice>
+          <mc:Fallback>
+            <w:pict>
+              <v:rect w14:anchorId="10A3F782" id="Rectangle 1" o:spid="_x0000_s1026" style="position:absolute;margin-left:207.05pt;margin-top:184pt;width:90.35pt;height:26.75pt;z-index:251661312;visibility:visible;mso-wrap-style:square;mso-width-percent:0;mso-height-percent:0;mso-wrap-distance-left:9pt;mso-wrap-distance-top:0;mso-wrap-distance-right:9pt;mso-wrap-distance-bottom:0;mso-position-horizontal:absolute;mso-position-horizontal-relative:text;mso-position-vertical:absolute;mso-position-vertical-relative:text;mso-width-percent:0;mso-height-percent:0;mso-width-relative:margin;mso-height-relative:margin;v-text-anchor:middle" o:gfxdata="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" filled="f" strokecolor="#c00000" strokeweight="1pt"/>
+            </w:pict>
+          </mc:Fallback>
+        </mc:AlternateContent>
+      </w:r>
+      <w:r>
+        <w:rPr>
+          <w:b/>
+          <w:bCs/>
+          <w:noProof/>
+        </w:rPr>
+        <mc:AlternateContent>
+          <mc:Choice Requires="wps">
+            <w:drawing>
+              <wp:anchor distT="0" distB="0" distL="114300" distR="114300" simplePos="0" relativeHeight="251659264" behindDoc="0" locked="0" layoutInCell="1" allowOverlap="1" wp14:anchorId="397A33C0" wp14:editId="7CD7FF0B">
+                <wp:simplePos x="0" y="0"/>
+                <wp:positionH relativeFrom="column">
+                  <wp:posOffset>2629688</wp:posOffset>
+                </wp:positionH>
+                <wp:positionV relativeFrom="paragraph">
+                  <wp:posOffset>848251</wp:posOffset>
+                </wp:positionV>
+                <wp:extent cx="2730588" cy="1103586"/>
+                <wp:effectExtent l="0" t="0" r="12700" b="14605"/>
+                <wp:wrapNone/>
+                <wp:docPr id="1191236918" name="Rectangle 1"/>
+                <wp:cNvGraphicFramePr/>
+                <a:graphic xmlns:a="http://schemas.openxmlformats.org/drawingml/2006/main">
+                  <a:graphicData uri="http://schemas.microsoft.com/office/word/2010/wordprocessingShape">
+                    <wps:wsp>
+                      <wps:cNvSpPr/>
+                      <wps:spPr>
+                        <a:xfrm>
+                          <a:off x="0" y="0"/>
+                          <a:ext cx="2730588" cy="1103586"/>
+                        </a:xfrm>
+                        <a:prstGeom prst="rect">
+                          <a:avLst/>
+                        </a:prstGeom>
+                        <a:noFill/>
+                        <a:ln>
+                          <a:solidFill>
+                            <a:srgbClr val="C00000"/>
+                          </a:solidFill>
+                        </a:ln>
+                      </wps:spPr>
+                      <wps:style>
+                        <a:lnRef idx="2">
+                          <a:schemeClr val="accent2"/>
+                        </a:lnRef>
+                        <a:fillRef idx="1">
+                          <a:schemeClr val="lt1"/>
+                        </a:fillRef>
+                        <a:effectRef idx="0">
+                          <a:schemeClr val="accent2"/>
+                        </a:effectRef>
+                        <a:fontRef idx="minor">
+                          <a:schemeClr val="dk1"/>
+                        </a:fontRef>
+                      </wps:style>
+                      <wps:bodyPr rot="0" spcFirstLastPara="0" vertOverflow="overflow" horzOverflow="overflow" vert="horz" wrap="square" lIns="91440" tIns="45720" rIns="91440" bIns="45720" numCol="1" spcCol="0" rtlCol="0" fromWordArt="0" anchor="ctr" anchorCtr="0" forceAA="0" compatLnSpc="1">
+                        <a:prstTxWarp prst="textNoShape">
+                          <a:avLst/>
+                        </a:prstTxWarp>
+                        <a:noAutofit/>
+                      </wps:bodyPr>
+                    </wps:wsp>
+                  </a:graphicData>
+                </a:graphic>
+              </wp:anchor>
+            </w:drawing>
+          </mc:Choice>
+          <mc:Fallback>
+            <w:pict>
+              <v:rect w14:anchorId="1FB6BBF5" id="Rectangle 1" o:spid="_x0000_s1026" style="position:absolute;margin-left:207.05pt;margin-top:66.8pt;width:215pt;height:86.9pt;z-index:251659264;visibility:visible;mso-wrap-style:square;mso-wrap-distance-left:9pt;mso-wrap-distance-top:0;mso-wrap-distance-right:9pt;mso-wrap-distance-bottom:0;mso-position-horizontal:absolute;mso-position-horizontal-relative:text;mso-position-vertical:absolute;mso-position-vertical-relative:text;v-text-anchor:middle" o:gfxdata="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" filled="f" strokecolor="#c00000" strokeweight="1pt"/>
+            </w:pict>
+          </mc:Fallback>
+        </mc:AlternateContent>
+      </w:r>
       <w:r>
         <w:rPr>
           <w:rStyle w:val="selected"/>
